--- a/zoapex-vault/ei/send/Zoapex-ExamenFinal.docx
+++ b/zoapex-vault/ei/send/Zoapex-ExamenFinal.docx
@@ -883,725 +883,21 @@
       <w:pPr>
         <w:pBdr/>
         <w:spacing w:after="0"/>
-        <w:ind w:left="288"/>
+        <w:ind w:left="0"/>
         <w:rPr/>
       </w:pPr>
-      <w:r>
-        <w:rPr>
-          <w:rFonts w:ascii="Consolas" w:hAnsi="Consolas" w:eastAsia="Consolas"/>
-          <w:color w:val="1e1e1e"/>
-          <w:sz w:val="18"/>
-        </w:rPr>
-        <w:t xml:space="preserve">public class ZoapexDbContext(DbContextOptions&lt;ZoapexDbContext&gt; options) : DbContext(options)</w:t>
-      </w:r>
       <w:r/>
-    </w:p>
-    <w:p>
-      <w:pPr>
-        <w:pBdr/>
-        <w:spacing w:after="0"/>
-        <w:ind w:left="288"/>
-        <w:rPr/>
-      </w:pPr>
-      <w:r>
-        <w:rPr>
-          <w:rFonts w:ascii="Consolas" w:hAnsi="Consolas" w:eastAsia="Consolas"/>
-          <w:color w:val="1e1e1e"/>
-          <w:sz w:val="18"/>
-        </w:rPr>
-      </w:r>
+      <w:r/>
       <w:r/>
       <w:r>
         <w:rPr>
-          <w:rFonts w:ascii="Consolas" w:hAnsi="Consolas" w:eastAsia="Consolas"/>
-          <w:color w:val="1e1e1e"/>
-          <w:sz w:val="18"/>
+          <w:rFonts w:ascii="Arial" w:hAnsi="Arial" w:eastAsia="Arial"/>
+          <w:b/>
+          <w:i w:val="0"/>
+          <w:color w:val="E76F51"/>
+          <w:sz w:val="20"/>
         </w:rPr>
-        <w:t xml:space="preserve">{</w:t>
-      </w:r>
-      <w:r/>
-    </w:p>
-    <w:p>
-      <w:pPr>
-        <w:pBdr/>
-        <w:spacing w:after="0"/>
-        <w:ind w:left="288"/>
-        <w:rPr/>
-      </w:pPr>
-      <w:r>
-        <w:rPr>
-          <w:rFonts w:ascii="Consolas" w:hAnsi="Consolas" w:eastAsia="Consolas"/>
-          <w:color w:val="1e1e1e"/>
-          <w:sz w:val="18"/>
-        </w:rPr>
-        <w:t xml:space="preserve">    public DbSet&lt;Category&gt; Categories =&gt; Set&lt;Category&gt;();</w:t>
-      </w:r>
-      <w:r/>
-    </w:p>
-    <w:p>
-      <w:pPr>
-        <w:pBdr/>
-        <w:spacing w:after="0"/>
-        <w:ind w:left="288"/>
-        <w:rPr/>
-      </w:pPr>
-      <w:r>
-        <w:rPr>
-          <w:rFonts w:ascii="Consolas" w:hAnsi="Consolas" w:eastAsia="Consolas"/>
-          <w:color w:val="1e1e1e"/>
-          <w:sz w:val="18"/>
-        </w:rPr>
-        <w:t xml:space="preserve">    public DbSet&lt;Product&gt; Products =&gt; Set&lt;Product&gt;();</w:t>
-      </w:r>
-      <w:r/>
-    </w:p>
-    <w:p>
-      <w:pPr>
-        <w:pBdr/>
-        <w:spacing w:after="0"/>
-        <w:ind w:left="288"/>
-        <w:rPr/>
-      </w:pPr>
-      <w:r>
-        <w:rPr>
-          <w:rFonts w:ascii="Consolas" w:hAnsi="Consolas" w:eastAsia="Consolas"/>
-          <w:color w:val="1e1e1e"/>
-          <w:sz w:val="18"/>
-        </w:rPr>
-        <w:t xml:space="preserve">    public DbSet&lt;Customer&gt; Customers =&gt; Set&lt;Customer&gt;();</w:t>
-      </w:r>
-      <w:r/>
-    </w:p>
-    <w:p>
-      <w:pPr>
-        <w:pBdr/>
-        <w:spacing w:after="0"/>
-        <w:ind w:left="288"/>
-        <w:rPr/>
-      </w:pPr>
-      <w:r>
-        <w:rPr>
-          <w:rFonts w:ascii="Consolas" w:hAnsi="Consolas" w:eastAsia="Consolas"/>
-          <w:color w:val="1e1e1e"/>
-          <w:sz w:val="18"/>
-        </w:rPr>
-        <w:t xml:space="preserve">    public DbSet&lt;OrderHeader&gt; Orders =&gt; Set&lt;OrderHeader&gt;();</w:t>
-      </w:r>
-      <w:r/>
-    </w:p>
-    <w:p>
-      <w:pPr>
-        <w:pBdr/>
-        <w:spacing w:after="0"/>
-        <w:ind w:left="288"/>
-        <w:rPr/>
-      </w:pPr>
-      <w:r>
-        <w:rPr>
-          <w:rFonts w:ascii="Consolas" w:hAnsi="Consolas" w:eastAsia="Consolas"/>
-          <w:color w:val="1e1e1e"/>
-          <w:sz w:val="18"/>
-        </w:rPr>
-        <w:t xml:space="preserve">    public DbSet&lt;OrderDetail&gt; OrderDetails =&gt; Set&lt;OrderDetail&gt;();</w:t>
-      </w:r>
-      <w:r/>
-    </w:p>
-    <w:p>
-      <w:pPr>
-        <w:pBdr/>
-        <w:spacing w:after="0"/>
-        <w:ind w:left="288"/>
-        <w:rPr/>
-      </w:pPr>
-      <w:r>
-        <w:rPr>
-          <w:rFonts w:ascii="Consolas" w:hAnsi="Consolas" w:eastAsia="Consolas"/>
-          <w:color w:val="1e1e1e"/>
-          <w:sz w:val="18"/>
-        </w:rPr>
-        <w:t xml:space="preserve"> </w:t>
-      </w:r>
-      <w:r/>
-    </w:p>
-    <w:p>
-      <w:pPr>
-        <w:pBdr/>
-        <w:spacing w:after="0"/>
-        <w:ind w:left="288"/>
-        <w:rPr/>
-      </w:pPr>
-      <w:r>
-        <w:rPr>
-          <w:rFonts w:ascii="Consolas" w:hAnsi="Consolas" w:eastAsia="Consolas"/>
-          <w:color w:val="1e1e1e"/>
-          <w:sz w:val="18"/>
-        </w:rPr>
-      </w:r>
-      <w:r/>
-      <w:r>
-        <w:rPr>
-          <w:rFonts w:ascii="Consolas" w:hAnsi="Consolas" w:eastAsia="Consolas"/>
-          <w:color w:val="1e1e1e"/>
-          <w:sz w:val="18"/>
-        </w:rPr>
-        <w:t xml:space="preserve">    protected override void OnModelCreating(ModelBuilder modelBuilder)</w:t>
-      </w:r>
-      <w:r/>
-    </w:p>
-    <w:p>
-      <w:pPr>
-        <w:pBdr/>
-        <w:spacing w:after="0"/>
-        <w:ind w:left="288"/>
-        <w:rPr/>
-      </w:pPr>
-      <w:r>
-        <w:rPr>
-          <w:rFonts w:ascii="Consolas" w:hAnsi="Consolas" w:eastAsia="Consolas"/>
-          <w:color w:val="1e1e1e"/>
-          <w:sz w:val="18"/>
-        </w:rPr>
-        <w:t xml:space="preserve">    {</w:t>
-      </w:r>
-      <w:r/>
-    </w:p>
-    <w:p>
-      <w:pPr>
-        <w:pBdr/>
-        <w:spacing w:after="0"/>
-        <w:ind w:left="288"/>
-        <w:rPr/>
-      </w:pPr>
-      <w:r>
-        <w:rPr>
-          <w:rFonts w:ascii="Consolas" w:hAnsi="Consolas" w:eastAsia="Consolas"/>
-          <w:color w:val="1e1e1e"/>
-          <w:sz w:val="18"/>
-        </w:rPr>
-      </w:r>
-      <w:r/>
-      <w:r>
-        <w:rPr>
-          <w:rFonts w:ascii="Consolas" w:hAnsi="Consolas" w:eastAsia="Consolas"/>
-          <w:color w:val="1e1e1e"/>
-          <w:sz w:val="18"/>
-        </w:rPr>
-        <w:t xml:space="preserve">        modelBuilder.Entity&lt;Product&gt;()</w:t>
-      </w:r>
-      <w:r/>
-    </w:p>
-    <w:p>
-      <w:pPr>
-        <w:pBdr/>
-        <w:spacing w:after="0"/>
-        <w:ind w:left="288"/>
-        <w:rPr/>
-      </w:pPr>
-      <w:r>
-        <w:rPr>
-          <w:rFonts w:ascii="Consolas" w:hAnsi="Consolas" w:eastAsia="Consolas"/>
-          <w:color w:val="1e1e1e"/>
-          <w:sz w:val="18"/>
-        </w:rPr>
-      </w:r>
-      <w:r>
-        <mc:AlternateContent>
-          <mc:Choice Requires="wpg">
-            <w:drawing>
-              <wp:anchor xmlns:wp="http://schemas.openxmlformats.org/drawingml/2006/wordprocessingDrawing" xmlns:wp14="http://schemas.microsoft.com/office/word/2010/wordprocessingDrawing" distT="0" distB="0" distL="115200" distR="115200" simplePos="0" relativeHeight="2048" behindDoc="0" locked="0" layoutInCell="1" allowOverlap="1">
-                <wp:simplePos x="0" y="0"/>
-                <wp:positionH relativeFrom="column">
-                  <wp:posOffset>2673690</wp:posOffset>
-                </wp:positionH>
-                <wp:positionV relativeFrom="paragraph">
-                  <wp:posOffset>17454</wp:posOffset>
-                </wp:positionV>
-                <wp:extent cx="4205265" cy="3716051"/>
-                <wp:effectExtent l="0" t="0" r="0" b="0"/>
-                <wp:wrapNone/>
-                <wp:docPr id="1" name=""/>
-                <wp:cNvGraphicFramePr>
-                  <a:graphicFrameLocks xmlns:a="http://schemas.openxmlformats.org/drawingml/2006/main" noChangeAspect="1"/>
-                </wp:cNvGraphicFramePr>
-                <a:graphic xmlns:a="http://schemas.openxmlformats.org/drawingml/2006/main">
-                  <a:graphicData uri="http://schemas.openxmlformats.org/drawingml/2006/picture">
-                    <pic:pic xmlns:pic="http://schemas.openxmlformats.org/drawingml/2006/picture">
-                      <pic:nvPicPr>
-                        <pic:cNvPr id="1250599152" name=""/>
-                        <pic:cNvPicPr>
-                          <a:picLocks noChangeAspect="1"/>
-                        </pic:cNvPicPr>
-                        <pic:nvPr/>
-                      </pic:nvPicPr>
-                      <pic:blipFill rotWithShape="1">
-                        <a:blip r:embed="rId9"/>
-                        <a:stretch/>
-                      </pic:blipFill>
-                      <pic:spPr bwMode="auto">
-                        <a:xfrm flipH="0" flipV="0">
-                          <a:off x="0" y="0"/>
-                          <a:ext cx="4205264" cy="3716050"/>
-                        </a:xfrm>
-                        <a:prstGeom prst="rect">
-                          <a:avLst/>
-                        </a:prstGeom>
-                      </pic:spPr>
-                    </pic:pic>
-                  </a:graphicData>
-                </a:graphic>
-              </wp:anchor>
-            </w:drawing>
-          </mc:Choice>
-          <mc:Fallback>
-            <w:pict>
-              <v:shapetype id="_x0000_t75" coordsize="21600,21600" o:spt="75" o:preferrelative="t" path="m@4@5l@4@11@9@11@9@5xe" filled="f" stroked="f">
-                <v:stroke joinstyle="miter"/>
-                <v:formulas>
-                  <v:f eqn="if lineDrawn pixelLineWidth 0"/>
-                  <v:f eqn="sum @0 1 0"/>
-                  <v:f eqn="sum 0 0 @1"/>
-                  <v:f eqn="prod @2 1 2"/>
-                  <v:f eqn="prod @3 21600 pixelWidth"/>
-                  <v:f eqn="prod @3 21600 pixelHeight"/>
-                  <v:f eqn="sum @0 0 1"/>
-                  <v:f eqn="prod @6 1 2"/>
-                  <v:f eqn="prod @7 21600 pixelWidth"/>
-                  <v:f eqn="sum @8 21600 0"/>
-                  <v:f eqn="prod @7 21600 pixelHeight"/>
-                  <v:f eqn="sum @10 21600 0"/>
-                </v:formulas>
-                <v:path o:extrusionok="f" gradientshapeok="t" o:connecttype="rect"/>
-                <o:lock v:ext="edit" aspectratio="t"/>
-              </v:shapetype>
-              <v:shape id="_x0000_i0" o:spid="_x0000_s0" type="#_x0000_t75" style="position:absolute;z-index:2048;o:allowoverlap:true;o:allowincell:true;mso-position-horizontal-relative:text;margin-left:210.53pt;mso-position-horizontal:absolute;mso-position-vertical-relative:text;margin-top:1.37pt;mso-position-vertical:absolute;width:331.12pt;height:292.60pt;mso-wrap-distance-left:9.07pt;mso-wrap-distance-top:0.00pt;mso-wrap-distance-right:9.07pt;mso-wrap-distance-bottom:0.00pt;z-index:1;" stroked="false">
-                <v:imagedata r:id="rId9" o:title=""/>
-                <o:lock v:ext="edit" rotation="t"/>
-              </v:shape>
-            </w:pict>
-          </mc:Fallback>
-        </mc:AlternateContent>
-      </w:r>
-      <w:r>
-        <w:rPr>
-          <w:rFonts w:ascii="Consolas" w:hAnsi="Consolas" w:eastAsia="Consolas"/>
-          <w:color w:val="1e1e1e"/>
-          <w:sz w:val="18"/>
-        </w:rPr>
-        <w:t xml:space="preserve">            .HasOne(p =&gt; p.Category)</w:t>
-      </w:r>
-      <w:r/>
-    </w:p>
-    <w:p>
-      <w:pPr>
-        <w:pBdr/>
-        <w:spacing w:after="0"/>
-        <w:ind w:left="288"/>
-        <w:rPr/>
-      </w:pPr>
-      <w:r>
-        <w:rPr>
-          <w:rFonts w:ascii="Consolas" w:hAnsi="Consolas" w:eastAsia="Consolas"/>
-          <w:color w:val="1e1e1e"/>
-          <w:sz w:val="18"/>
-        </w:rPr>
-        <w:t xml:space="preserve">            .WithMany(c =&gt; c.Products)</w:t>
-      </w:r>
-      <w:r/>
-    </w:p>
-    <w:p>
-      <w:pPr>
-        <w:pBdr/>
-        <w:spacing w:after="0"/>
-        <w:ind w:left="288"/>
-        <w:rPr/>
-      </w:pPr>
-      <w:r>
-        <w:rPr>
-          <w:rFonts w:ascii="Consolas" w:hAnsi="Consolas" w:eastAsia="Consolas"/>
-          <w:color w:val="1e1e1e"/>
-          <w:sz w:val="18"/>
-        </w:rPr>
-      </w:r>
-      <w:r/>
-      <w:r>
-        <w:rPr>
-          <w:rFonts w:ascii="Consolas" w:hAnsi="Consolas" w:eastAsia="Consolas"/>
-          <w:color w:val="1e1e1e"/>
-          <w:sz w:val="18"/>
-        </w:rPr>
-        <w:t xml:space="preserve">            .HasForeignKey(p =&gt; p.CategoryId);</w:t>
-      </w:r>
-      <w:r/>
-    </w:p>
-    <w:p>
-      <w:pPr>
-        <w:pBdr/>
-        <w:spacing w:after="0"/>
-        <w:ind w:left="288"/>
-        <w:rPr/>
-      </w:pPr>
-      <w:r>
-        <w:rPr>
-          <w:rFonts w:ascii="Consolas" w:hAnsi="Consolas" w:eastAsia="Consolas"/>
-          <w:color w:val="1e1e1e"/>
-          <w:sz w:val="18"/>
-        </w:rPr>
-        <w:t xml:space="preserve"> </w:t>
-      </w:r>
-      <w:r/>
-    </w:p>
-    <w:p>
-      <w:pPr>
-        <w:pBdr/>
-        <w:spacing w:after="0"/>
-        <w:ind w:left="288"/>
-        <w:rPr/>
-      </w:pPr>
-      <w:r>
-        <w:rPr>
-          <w:rFonts w:ascii="Consolas" w:hAnsi="Consolas" w:eastAsia="Consolas"/>
-          <w:color w:val="1e1e1e"/>
-          <w:sz w:val="18"/>
-        </w:rPr>
-      </w:r>
-      <w:r/>
-      <w:r>
-        <w:rPr>
-          <w:rFonts w:ascii="Consolas" w:hAnsi="Consolas" w:eastAsia="Consolas"/>
-          <w:color w:val="1e1e1e"/>
-          <w:sz w:val="18"/>
-        </w:rPr>
-        <w:t xml:space="preserve">        modelBuilder.Entity&lt;OrderHeader&gt;()</w:t>
-      </w:r>
-      <w:r/>
-    </w:p>
-    <w:p>
-      <w:pPr>
-        <w:pBdr/>
-        <w:spacing w:after="0"/>
-        <w:ind w:left="288"/>
-        <w:rPr/>
-      </w:pPr>
-      <w:r>
-        <w:rPr>
-          <w:rFonts w:ascii="Consolas" w:hAnsi="Consolas" w:eastAsia="Consolas"/>
-          <w:color w:val="1e1e1e"/>
-          <w:sz w:val="18"/>
-        </w:rPr>
-        <w:t xml:space="preserve">            .HasOne(o =&gt; o.Customer)</w:t>
-      </w:r>
-      <w:r/>
-    </w:p>
-    <w:p>
-      <w:pPr>
-        <w:pBdr/>
-        <w:spacing w:after="0"/>
-        <w:ind w:left="288"/>
-        <w:rPr/>
-      </w:pPr>
-      <w:r>
-        <w:rPr>
-          <w:rFonts w:ascii="Consolas" w:hAnsi="Consolas" w:eastAsia="Consolas"/>
-          <w:color w:val="1e1e1e"/>
-          <w:sz w:val="18"/>
-        </w:rPr>
-        <w:t xml:space="preserve">            .WithMany(c =&gt; c.Orders)</w:t>
-      </w:r>
-      <w:r/>
-    </w:p>
-    <w:p>
-      <w:pPr>
-        <w:pBdr/>
-        <w:spacing w:after="0"/>
-        <w:ind w:left="288"/>
-        <w:rPr/>
-      </w:pPr>
-      <w:r>
-        <w:rPr>
-          <w:rFonts w:ascii="Consolas" w:hAnsi="Consolas" w:eastAsia="Consolas"/>
-          <w:color w:val="1e1e1e"/>
-          <w:sz w:val="18"/>
-        </w:rPr>
-        <w:t xml:space="preserve">            .HasForeignKey(o =&gt; o.CustomerId);</w:t>
-      </w:r>
-      <w:r/>
-    </w:p>
-    <w:p>
-      <w:pPr>
-        <w:pBdr/>
-        <w:spacing w:after="0"/>
-        <w:ind w:left="288"/>
-        <w:rPr/>
-      </w:pPr>
-      <w:r>
-        <w:rPr>
-          <w:rFonts w:ascii="Consolas" w:hAnsi="Consolas" w:eastAsia="Consolas"/>
-          <w:color w:val="1e1e1e"/>
-          <w:sz w:val="18"/>
-        </w:rPr>
-        <w:t xml:space="preserve"> </w:t>
-      </w:r>
-      <w:r/>
-    </w:p>
-    <w:p>
-      <w:pPr>
-        <w:pBdr/>
-        <w:spacing w:after="0"/>
-        <w:ind w:left="288"/>
-        <w:rPr/>
-      </w:pPr>
-      <w:r>
-        <w:rPr>
-          <w:rFonts w:ascii="Consolas" w:hAnsi="Consolas" w:eastAsia="Consolas"/>
-          <w:color w:val="1e1e1e"/>
-          <w:sz w:val="18"/>
-        </w:rPr>
-        <w:t xml:space="preserve">        modelBuilder.Entity&lt;OrderDetail&gt;()</w:t>
-      </w:r>
-      <w:r/>
-    </w:p>
-    <w:p>
-      <w:pPr>
-        <w:pBdr/>
-        <w:spacing w:after="0"/>
-        <w:ind w:left="288"/>
-        <w:rPr/>
-      </w:pPr>
-      <w:r>
-        <w:rPr>
-          <w:rFonts w:ascii="Consolas" w:hAnsi="Consolas" w:eastAsia="Consolas"/>
-          <w:color w:val="1e1e1e"/>
-          <w:sz w:val="18"/>
-        </w:rPr>
-        <w:t xml:space="preserve">            .HasOne(d =&gt; d.Order)</w:t>
-      </w:r>
-      <w:r/>
-    </w:p>
-    <w:p>
-      <w:pPr>
-        <w:pBdr/>
-        <w:spacing w:after="0"/>
-        <w:ind w:left="288"/>
-        <w:rPr/>
-      </w:pPr>
-      <w:r>
-        <w:rPr>
-          <w:rFonts w:ascii="Consolas" w:hAnsi="Consolas" w:eastAsia="Consolas"/>
-          <w:color w:val="1e1e1e"/>
-          <w:sz w:val="18"/>
-        </w:rPr>
-      </w:r>
-      <w:r/>
-      <w:r>
-        <w:rPr>
-          <w:rFonts w:ascii="Consolas" w:hAnsi="Consolas" w:eastAsia="Consolas"/>
-          <w:color w:val="1e1e1e"/>
-          <w:sz w:val="18"/>
-        </w:rPr>
-        <w:t xml:space="preserve">            .WithMany(o =&gt; o.Details)</w:t>
-      </w:r>
-      <w:r/>
-    </w:p>
-    <w:p>
-      <w:pPr>
-        <w:pBdr/>
-        <w:spacing w:after="0"/>
-        <w:ind w:left="288"/>
-        <w:rPr/>
-      </w:pPr>
-      <w:r>
-        <w:rPr>
-          <w:rFonts w:ascii="Consolas" w:hAnsi="Consolas" w:eastAsia="Consolas"/>
-          <w:color w:val="1e1e1e"/>
-          <w:sz w:val="18"/>
-        </w:rPr>
-      </w:r>
-      <w:r/>
-      <w:r>
-        <w:rPr>
-          <w:rFonts w:ascii="Consolas" w:hAnsi="Consolas" w:eastAsia="Consolas"/>
-          <w:color w:val="1e1e1e"/>
-          <w:sz w:val="18"/>
-        </w:rPr>
-        <w:t xml:space="preserve">            .HasForeignKey(d =&gt; d.OrderId);</w:t>
-      </w:r>
-      <w:r/>
-    </w:p>
-    <w:p>
-      <w:pPr>
-        <w:pBdr/>
-        <w:spacing w:after="0"/>
-        <w:ind w:left="288"/>
-        <w:rPr/>
-      </w:pPr>
-      <w:r>
-        <w:rPr>
-          <w:rFonts w:ascii="Consolas" w:hAnsi="Consolas" w:eastAsia="Consolas"/>
-          <w:color w:val="1e1e1e"/>
-          <w:sz w:val="18"/>
-        </w:rPr>
-        <w:t xml:space="preserve">    }</w:t>
-      </w:r>
-      <w:r/>
-    </w:p>
-    <w:p>
-      <w:pPr>
-        <w:pBdr/>
-        <w:spacing w:after="0"/>
-        <w:ind w:left="288"/>
-        <w:rPr>
-          <w:highlight w:val="none"/>
-        </w:rPr>
-      </w:pPr>
-      <w:r>
-        <w:rPr>
-          <w:rFonts w:ascii="Consolas" w:hAnsi="Consolas" w:eastAsia="Consolas"/>
-          <w:color w:val="1e1e1e"/>
-          <w:sz w:val="18"/>
-        </w:rPr>
-      </w:r>
-      <w:r/>
-      <w:r>
-        <w:rPr>
-          <w:rFonts w:ascii="Consolas" w:hAnsi="Consolas" w:eastAsia="Consolas"/>
-          <w:color w:val="1e1e1e"/>
-          <w:sz w:val="18"/>
-        </w:rPr>
-      </w:r>
-      <w:r/>
-      <w:r>
-        <w:rPr>
-          <w:rFonts w:ascii="Consolas" w:hAnsi="Consolas" w:eastAsia="Consolas"/>
-          <w:color w:val="1e1e1e"/>
-          <w:sz w:val="18"/>
-        </w:rPr>
-        <w:t xml:space="preserve">}</w:t>
-      </w:r>
-      <w:r/>
-      <w:r/>
-      <w:r/>
-      <w:r/>
-      <w:r/>
-      <w:r/>
-      <w:r/>
-      <w:r/>
-      <w:r/>
-    </w:p>
-    <w:p>
-      <w:pPr>
-        <w:pBdr/>
-        <w:spacing w:after="0"/>
-        <w:ind w:left="0"/>
-        <w:rPr/>
-      </w:pPr>
-      <w:r/>
-      <w:r/>
-      <w:r/>
-    </w:p>
-    <w:p>
-      <w:pPr>
-        <w:pBdr/>
-        <w:spacing w:after="0"/>
-        <w:ind w:left="0"/>
-        <w:rPr/>
-      </w:pPr>
-      <w:r/>
-      <w:r/>
-      <w:r/>
-    </w:p>
-    <w:p>
-      <w:pPr>
-        <w:pBdr/>
-        <w:spacing w:after="0"/>
-        <w:ind w:left="0"/>
-        <w:rPr/>
-      </w:pPr>
-      <w:r/>
-      <w:r/>
-      <w:r/>
-    </w:p>
-    <w:p>
-      <w:pPr>
-        <w:pBdr/>
-        <w:spacing w:after="0"/>
-        <w:ind w:left="0"/>
-        <w:rPr/>
-      </w:pPr>
-      <w:r/>
-      <w:r/>
-      <w:r/>
-    </w:p>
-    <w:p>
-      <w:pPr>
-        <w:pBdr/>
-        <w:spacing w:after="0"/>
-        <w:ind w:left="0"/>
-        <w:rPr/>
-      </w:pPr>
-      <w:r/>
-      <w:r/>
-      <w:r/>
-    </w:p>
-    <w:p>
-      <w:pPr>
-        <w:pBdr/>
-        <w:spacing w:after="0"/>
-        <w:ind w:left="0"/>
-        <w:rPr/>
-      </w:pPr>
-      <w:r/>
-      <w:r/>
-      <w:r/>
-    </w:p>
-    <w:p>
-      <w:pPr>
-        <w:pBdr/>
-        <w:spacing w:after="0"/>
-        <w:ind w:left="0"/>
-        <w:rPr/>
-      </w:pPr>
-      <w:r/>
-      <w:r/>
-      <w:r/>
-    </w:p>
-    <w:p>
-      <w:pPr>
-        <w:pBdr/>
-        <w:spacing w:after="0"/>
-        <w:ind w:left="0"/>
-        <w:rPr/>
-      </w:pPr>
-      <w:r/>
-      <w:r/>
-      <w:r/>
-    </w:p>
-    <w:p>
-      <w:pPr>
-        <w:pBdr/>
-        <w:spacing w:after="0"/>
-        <w:ind w:left="0"/>
-        <w:rPr/>
-      </w:pPr>
-      <w:r/>
-      <w:r/>
-      <w:r/>
-    </w:p>
-    <w:p>
-      <w:pPr>
-        <w:pBdr/>
-        <w:spacing w:after="0"/>
-        <w:ind w:left="0"/>
-        <w:rPr/>
-      </w:pPr>
-      <w:r>
-        <w:rPr>
-          <w:highlight w:val="none"/>
-        </w:rPr>
-      </w:r>
-      <w:r>
-        <w:rPr>
-          <w:highlight w:val="none"/>
-        </w:rPr>
+        <w:t>[CAPTURA: pantalla del archivo ZoapexDbContext.cs en Visual Studio / Cursor]</w:t>
       </w:r>
     </w:p>
     <w:p>
@@ -1813,723 +1109,22 @@
     <w:p>
       <w:pPr>
         <w:pBdr/>
-        <w:spacing w:after="0"/>
-        <w:ind w:left="288"/>
+        <w:spacing w:after="120"/>
+        <w:ind/>
         <w:rPr/>
       </w:pPr>
-      <w:r>
-        <w:rPr>
-          <w:rFonts w:ascii="Consolas" w:hAnsi="Consolas" w:eastAsia="Consolas"/>
-          <w:color w:val="1e1e1e"/>
-          <w:sz w:val="18"/>
-        </w:rPr>
-        <w:t xml:space="preserve">public async Task&lt;List&lt;ProductCardDto&gt;&gt; GetCatalogAsync(string? search, int? categoryId)</w:t>
-      </w:r>
       <w:r/>
-    </w:p>
-    <w:p>
-      <w:pPr>
-        <w:pBdr/>
-        <w:spacing w:after="0"/>
-        <w:ind w:left="288"/>
-        <w:rPr/>
-      </w:pPr>
-      <w:r>
-        <w:rPr>
-          <w:rFonts w:ascii="Consolas" w:hAnsi="Consolas" w:eastAsia="Consolas"/>
-          <w:color w:val="1e1e1e"/>
-          <w:sz w:val="18"/>
-        </w:rPr>
-      </w:r>
+      <w:r/>
       <w:r/>
       <w:r>
         <w:rPr>
-          <w:rFonts w:ascii="Consolas" w:hAnsi="Consolas" w:eastAsia="Consolas"/>
-          <w:color w:val="1e1e1e"/>
-          <w:sz w:val="18"/>
+          <w:rFonts w:ascii="Arial" w:hAnsi="Arial" w:eastAsia="Arial"/>
+          <w:b/>
+          <w:i w:val="0"/>
+          <w:color w:val="E76F51"/>
+          <w:sz w:val="20"/>
         </w:rPr>
-        <w:t xml:space="preserve">{</w:t>
-      </w:r>
-      <w:r/>
-    </w:p>
-    <w:p>
-      <w:pPr>
-        <w:pBdr/>
-        <w:spacing w:after="0"/>
-        <w:ind w:left="288"/>
-        <w:rPr/>
-      </w:pPr>
-      <w:r>
-        <w:rPr>
-          <w:rFonts w:ascii="Consolas" w:hAnsi="Consolas" w:eastAsia="Consolas"/>
-          <w:color w:val="1e1e1e"/>
-          <w:sz w:val="18"/>
-        </w:rPr>
-      </w:r>
-      <w:r/>
-      <w:r>
-        <w:rPr>
-          <w:rFonts w:ascii="Consolas" w:hAnsi="Consolas" w:eastAsia="Consolas"/>
-          <w:color w:val="1e1e1e"/>
-          <w:sz w:val="18"/>
-        </w:rPr>
-        <w:t xml:space="preserve">    var query = ctx.Products</w:t>
-      </w:r>
-      <w:r/>
-    </w:p>
-    <w:p>
-      <w:pPr>
-        <w:pBdr/>
-        <w:spacing w:after="0"/>
-        <w:ind w:left="288"/>
-        <w:rPr/>
-      </w:pPr>
-      <w:r>
-        <w:rPr>
-          <w:rFonts w:ascii="Consolas" w:hAnsi="Consolas" w:eastAsia="Consolas"/>
-          <w:color w:val="1e1e1e"/>
-          <w:sz w:val="18"/>
-        </w:rPr>
-        <w:t xml:space="preserve">        .AsNoTracking()</w:t>
-      </w:r>
-      <w:r/>
-    </w:p>
-    <w:p>
-      <w:pPr>
-        <w:pBdr/>
-        <w:spacing w:after="0"/>
-        <w:ind w:left="288"/>
-        <w:rPr/>
-      </w:pPr>
-      <w:r>
-        <w:rPr>
-          <w:rFonts w:ascii="Consolas" w:hAnsi="Consolas" w:eastAsia="Consolas"/>
-          <w:color w:val="1e1e1e"/>
-          <w:sz w:val="18"/>
-        </w:rPr>
-        <w:t xml:space="preserve">        .Include(p =&gt; p.Category)</w:t>
-      </w:r>
-      <w:r/>
-    </w:p>
-    <w:p>
-      <w:pPr>
-        <w:pBdr/>
-        <w:spacing w:after="0"/>
-        <w:ind w:left="288"/>
-        <w:rPr/>
-      </w:pPr>
-      <w:r>
-        <w:rPr>
-          <w:rFonts w:ascii="Consolas" w:hAnsi="Consolas" w:eastAsia="Consolas"/>
-          <w:color w:val="1e1e1e"/>
-          <w:sz w:val="18"/>
-        </w:rPr>
-        <w:t xml:space="preserve">        .Where(p =&gt; p.Status == 1);</w:t>
-      </w:r>
-      <w:r/>
-    </w:p>
-    <w:p>
-      <w:pPr>
-        <w:pBdr/>
-        <w:spacing w:after="0"/>
-        <w:ind w:left="288"/>
-        <w:rPr/>
-      </w:pPr>
-      <w:r>
-        <w:rPr>
-          <w:rFonts w:ascii="Consolas" w:hAnsi="Consolas" w:eastAsia="Consolas"/>
-          <w:color w:val="1e1e1e"/>
-          <w:sz w:val="18"/>
-        </w:rPr>
-        <w:t xml:space="preserve"> </w:t>
-      </w:r>
-      <w:r/>
-    </w:p>
-    <w:p>
-      <w:pPr>
-        <w:pBdr/>
-        <w:spacing w:after="0"/>
-        <w:ind w:left="288"/>
-        <w:rPr/>
-      </w:pPr>
-      <w:r>
-        <w:rPr>
-          <w:rFonts w:ascii="Consolas" w:hAnsi="Consolas" w:eastAsia="Consolas"/>
-          <w:color w:val="1e1e1e"/>
-          <w:sz w:val="18"/>
-        </w:rPr>
-        <w:t xml:space="preserve">    if (categoryId is &gt; 0)</w:t>
-      </w:r>
-      <w:r/>
-    </w:p>
-    <w:p>
-      <w:pPr>
-        <w:pBdr/>
-        <w:spacing w:after="0"/>
-        <w:ind w:left="288"/>
-        <w:rPr/>
-      </w:pPr>
-      <w:r>
-        <w:rPr>
-          <w:rFonts w:ascii="Consolas" w:hAnsi="Consolas" w:eastAsia="Consolas"/>
-          <w:color w:val="1e1e1e"/>
-          <w:sz w:val="18"/>
-        </w:rPr>
-      </w:r>
-      <w:r/>
-      <w:r>
-        <w:rPr>
-          <w:rFonts w:ascii="Consolas" w:hAnsi="Consolas" w:eastAsia="Consolas"/>
-          <w:color w:val="1e1e1e"/>
-          <w:sz w:val="18"/>
-        </w:rPr>
-      </w:r>
-      <w:r/>
-      <w:r>
-        <w:rPr>
-          <w:rFonts w:ascii="Consolas" w:hAnsi="Consolas" w:eastAsia="Consolas"/>
-          <w:color w:val="1e1e1e"/>
-          <w:sz w:val="18"/>
-        </w:rPr>
-        <w:t xml:space="preserve">        query = query.Where(p =&gt; p.CategoryId == categoryId);</w:t>
-      </w:r>
-      <w:r/>
-    </w:p>
-    <w:p>
-      <w:pPr>
-        <w:pBdr/>
-        <w:spacing w:after="0"/>
-        <w:ind w:left="288"/>
-        <w:rPr/>
-      </w:pPr>
-      <w:r>
-        <w:rPr>
-          <w:rFonts w:ascii="Consolas" w:hAnsi="Consolas" w:eastAsia="Consolas"/>
-          <w:color w:val="1e1e1e"/>
-          <w:sz w:val="18"/>
-        </w:rPr>
-        <w:t xml:space="preserve"> </w:t>
-      </w:r>
-      <w:r/>
-    </w:p>
-    <w:p>
-      <w:pPr>
-        <w:pBdr/>
-        <w:spacing w:after="0"/>
-        <w:ind w:left="288"/>
-        <w:rPr/>
-      </w:pPr>
-      <w:r>
-        <w:rPr>
-          <w:rFonts w:ascii="Consolas" w:hAnsi="Consolas" w:eastAsia="Consolas"/>
-          <w:color w:val="1e1e1e"/>
-          <w:sz w:val="18"/>
-        </w:rPr>
-        <w:t xml:space="preserve">    if (!string.IsNullOrWhiteSpace(search))</w:t>
-      </w:r>
-      <w:r/>
-    </w:p>
-    <w:p>
-      <w:pPr>
-        <w:pBdr/>
-        <w:spacing w:after="0"/>
-        <w:ind w:left="288"/>
-        <w:rPr/>
-      </w:pPr>
-      <w:r>
-        <w:rPr>
-          <w:rFonts w:ascii="Consolas" w:hAnsi="Consolas" w:eastAsia="Consolas"/>
-          <w:color w:val="1e1e1e"/>
-          <w:sz w:val="18"/>
-        </w:rPr>
-        <w:t xml:space="preserve">    {</w:t>
-      </w:r>
-      <w:r/>
-    </w:p>
-    <w:p>
-      <w:pPr>
-        <w:pBdr/>
-        <w:spacing w:after="0"/>
-        <w:ind w:left="288"/>
-        <w:rPr/>
-      </w:pPr>
-      <w:r>
-        <w:rPr>
-          <w:rFonts w:ascii="Consolas" w:hAnsi="Consolas" w:eastAsia="Consolas"/>
-          <w:color w:val="1e1e1e"/>
-          <w:sz w:val="18"/>
-        </w:rPr>
-        <w:t xml:space="preserve">        var term = search.Trim().ToLower();</w:t>
-      </w:r>
-      <w:r/>
-    </w:p>
-    <w:p>
-      <w:pPr>
-        <w:pBdr/>
-        <w:spacing w:after="0"/>
-        <w:ind w:left="288"/>
-        <w:rPr/>
-      </w:pPr>
-      <w:r>
-        <w:rPr>
-          <w:rFonts w:ascii="Consolas" w:hAnsi="Consolas" w:eastAsia="Consolas"/>
-          <w:color w:val="1e1e1e"/>
-          <w:sz w:val="18"/>
-        </w:rPr>
-        <w:t xml:space="preserve">        query = query.Where(p =&gt;</w:t>
-      </w:r>
-      <w:r/>
-    </w:p>
-    <w:p>
-      <w:pPr>
-        <w:pBdr/>
-        <w:spacing w:after="0"/>
-        <w:ind w:left="288"/>
-        <w:rPr/>
-      </w:pPr>
-      <w:r>
-        <w:rPr>
-          <w:rFonts w:ascii="Consolas" w:hAnsi="Consolas" w:eastAsia="Consolas"/>
-          <w:color w:val="1e1e1e"/>
-          <w:sz w:val="18"/>
-        </w:rPr>
-      </w:r>
-      <w:r/>
-      <w:r>
-        <w:rPr>
-          <w:rFonts w:ascii="Consolas" w:hAnsi="Consolas" w:eastAsia="Consolas"/>
-          <w:color w:val="1e1e1e"/>
-          <w:sz w:val="18"/>
-        </w:rPr>
-      </w:r>
-      <w:r/>
-      <w:r>
-        <w:rPr>
-          <w:rFonts w:ascii="Consolas" w:hAnsi="Consolas" w:eastAsia="Consolas"/>
-          <w:color w:val="1e1e1e"/>
-          <w:sz w:val="18"/>
-        </w:rPr>
-        <w:t xml:space="preserve">            p.Name.ToLower().Contains(term) ||</w:t>
-      </w:r>
-      <w:r/>
-    </w:p>
-    <w:p>
-      <w:pPr>
-        <w:pBdr/>
-        <w:spacing w:after="0"/>
-        <w:ind w:left="288"/>
-        <w:rPr/>
-      </w:pPr>
-      <w:r>
-        <w:rPr>
-          <w:rFonts w:ascii="Consolas" w:hAnsi="Consolas" w:eastAsia="Consolas"/>
-          <w:color w:val="1e1e1e"/>
-          <w:sz w:val="18"/>
-        </w:rPr>
-        <w:t xml:space="preserve">            p.Code.ToLower().Contains(term) ||</w:t>
-      </w:r>
-      <w:r/>
-    </w:p>
-    <w:p>
-      <w:pPr>
-        <w:pBdr/>
-        <w:spacing w:after="0"/>
-        <w:ind w:left="288"/>
-        <w:rPr/>
-      </w:pPr>
-      <w:r>
-        <w:rPr>
-          <w:rFonts w:ascii="Consolas" w:hAnsi="Consolas" w:eastAsia="Consolas"/>
-          <w:color w:val="1e1e1e"/>
-          <w:sz w:val="18"/>
-        </w:rPr>
-        <w:t xml:space="preserve">            (p.Category != null &amp;&amp; p.Category.Name.ToLower().Contains(term)));</w:t>
-      </w:r>
-      <w:r/>
-    </w:p>
-    <w:p>
-      <w:pPr>
-        <w:pBdr/>
-        <w:spacing w:after="0"/>
-        <w:ind w:left="288"/>
-        <w:rPr/>
-      </w:pPr>
-      <w:r>
-        <w:rPr>
-          <w:rFonts w:ascii="Consolas" w:hAnsi="Consolas" w:eastAsia="Consolas"/>
-          <w:color w:val="1e1e1e"/>
-          <w:sz w:val="18"/>
-        </w:rPr>
-        <w:t xml:space="preserve">    }</w:t>
-      </w:r>
-      <w:r/>
-    </w:p>
-    <w:p>
-      <w:pPr>
-        <w:pBdr/>
-        <w:spacing w:after="0"/>
-        <w:ind w:left="288"/>
-        <w:rPr/>
-      </w:pPr>
-      <w:r>
-        <w:rPr>
-          <w:rFonts w:ascii="Consolas" w:hAnsi="Consolas" w:eastAsia="Consolas"/>
-          <w:color w:val="1e1e1e"/>
-          <w:sz w:val="18"/>
-        </w:rPr>
-      </w:r>
-      <w:r>
-        <mc:AlternateContent>
-          <mc:Choice Requires="wpg">
-            <w:drawing>
-              <wp:anchor xmlns:wp="http://schemas.openxmlformats.org/drawingml/2006/wordprocessingDrawing" xmlns:wp14="http://schemas.microsoft.com/office/word/2010/wordprocessingDrawing" distT="0" distB="0" distL="115200" distR="115200" simplePos="0" relativeHeight="3072" behindDoc="0" locked="0" layoutInCell="1" allowOverlap="1">
-                <wp:simplePos x="0" y="0"/>
-                <wp:positionH relativeFrom="column">
-                  <wp:posOffset>2529840</wp:posOffset>
-                </wp:positionH>
-                <wp:positionV relativeFrom="paragraph">
-                  <wp:posOffset>128435</wp:posOffset>
-                </wp:positionV>
-                <wp:extent cx="4206240" cy="3538728"/>
-                <wp:effectExtent l="0" t="0" r="0" b="0"/>
-                <wp:wrapNone/>
-                <wp:docPr id="2" name=""/>
-                <wp:cNvGraphicFramePr>
-                  <a:graphicFrameLocks xmlns:a="http://schemas.openxmlformats.org/drawingml/2006/main" noChangeAspect="1"/>
-                </wp:cNvGraphicFramePr>
-                <a:graphic xmlns:a="http://schemas.openxmlformats.org/drawingml/2006/main">
-                  <a:graphicData uri="http://schemas.openxmlformats.org/drawingml/2006/picture">
-                    <pic:pic xmlns:pic="http://schemas.openxmlformats.org/drawingml/2006/picture">
-                      <pic:nvPicPr>
-                        <pic:cNvPr id="1803572704" name=""/>
-                        <pic:cNvPicPr>
-                          <a:picLocks noChangeAspect="1"/>
-                        </pic:cNvPicPr>
-                        <pic:nvPr/>
-                      </pic:nvPicPr>
-                      <pic:blipFill rotWithShape="1">
-                        <a:blip r:embed="rId10"/>
-                        <a:stretch/>
-                      </pic:blipFill>
-                      <pic:spPr bwMode="auto">
-                        <a:xfrm rot="0" flipH="0" flipV="0">
-                          <a:off x="0" y="0"/>
-                          <a:ext cx="4206239" cy="3538728"/>
-                        </a:xfrm>
-                        <a:prstGeom prst="rect">
-                          <a:avLst/>
-                        </a:prstGeom>
-                      </pic:spPr>
-                    </pic:pic>
-                  </a:graphicData>
-                </a:graphic>
-                <wp14:sizeRelH relativeFrom="page">
-                  <wp14:pctWidth>0</wp14:pctWidth>
-                </wp14:sizeRelH>
-                <wp14:sizeRelV relativeFrom="page">
-                  <wp14:pctHeight>0</wp14:pctHeight>
-                </wp14:sizeRelV>
-              </wp:anchor>
-            </w:drawing>
-          </mc:Choice>
-          <mc:Fallback>
-            <w:pict>
-              <v:shapetype id="_x0000_t75" coordsize="21600,21600" o:spt="75" o:preferrelative="t" path="m@4@5l@4@11@9@11@9@5xe" filled="f" stroked="f">
-                <v:stroke joinstyle="miter"/>
-                <v:formulas>
-                  <v:f eqn="if lineDrawn pixelLineWidth 0"/>
-                  <v:f eqn="sum @0 1 0"/>
-                  <v:f eqn="sum 0 0 @1"/>
-                  <v:f eqn="prod @2 1 2"/>
-                  <v:f eqn="prod @3 21600 pixelWidth"/>
-                  <v:f eqn="prod @3 21600 pixelHeight"/>
-                  <v:f eqn="sum @0 0 1"/>
-                  <v:f eqn="prod @6 1 2"/>
-                  <v:f eqn="prod @7 21600 pixelWidth"/>
-                  <v:f eqn="sum @8 21600 0"/>
-                  <v:f eqn="prod @7 21600 pixelHeight"/>
-                  <v:f eqn="sum @10 21600 0"/>
-                </v:formulas>
-                <v:path o:extrusionok="f" gradientshapeok="t" o:connecttype="rect"/>
-                <o:lock v:ext="edit" aspectratio="t"/>
-              </v:shapetype>
-              <v:shape id="_x0000_i1" o:spid="_x0000_s1" type="#_x0000_t75" style="position:absolute;z-index:3072;o:allowoverlap:true;o:allowincell:true;mso-position-horizontal-relative:text;margin-left:199.20pt;mso-position-horizontal:absolute;mso-position-vertical-relative:text;margin-top:10.11pt;mso-position-vertical:absolute;width:331.20pt;height:278.64pt;mso-wrap-distance-left:9.07pt;mso-wrap-distance-top:0.00pt;mso-wrap-distance-right:9.07pt;mso-wrap-distance-bottom:0.00pt;rotation:0;z-index:1;" stroked="false">
-                <v:imagedata r:id="rId10" o:title=""/>
-                <o:lock v:ext="edit" rotation="t"/>
-              </v:shape>
-            </w:pict>
-          </mc:Fallback>
-        </mc:AlternateContent>
-      </w:r>
-      <w:r>
-        <w:rPr>
-          <w:rFonts w:ascii="Consolas" w:hAnsi="Consolas" w:eastAsia="Consolas"/>
-          <w:color w:val="1e1e1e"/>
-          <w:sz w:val="18"/>
-        </w:rPr>
-        <w:t xml:space="preserve"> </w:t>
-      </w:r>
-      <w:r/>
-    </w:p>
-    <w:p>
-      <w:pPr>
-        <w:pBdr/>
-        <w:spacing w:after="0"/>
-        <w:ind w:left="288"/>
-        <w:rPr/>
-      </w:pPr>
-      <w:r>
-        <w:rPr>
-          <w:rFonts w:ascii="Consolas" w:hAnsi="Consolas" w:eastAsia="Consolas"/>
-          <w:color w:val="1e1e1e"/>
-          <w:sz w:val="18"/>
-        </w:rPr>
-      </w:r>
-      <w:r/>
-      <w:r>
-        <w:rPr>
-          <w:rFonts w:ascii="Consolas" w:hAnsi="Consolas" w:eastAsia="Consolas"/>
-          <w:color w:val="1e1e1e"/>
-          <w:sz w:val="18"/>
-        </w:rPr>
-        <w:t xml:space="preserve">    return await query</w:t>
-      </w:r>
-      <w:r/>
-    </w:p>
-    <w:p>
-      <w:pPr>
-        <w:pBdr/>
-        <w:spacing w:after="0"/>
-        <w:ind w:left="288"/>
-        <w:rPr/>
-      </w:pPr>
-      <w:r>
-        <w:rPr>
-          <w:rFonts w:ascii="Consolas" w:hAnsi="Consolas" w:eastAsia="Consolas"/>
-          <w:color w:val="1e1e1e"/>
-          <w:sz w:val="18"/>
-        </w:rPr>
-      </w:r>
-      <w:r/>
-      <w:r>
-        <w:rPr>
-          <w:rFonts w:ascii="Consolas" w:hAnsi="Consolas" w:eastAsia="Consolas"/>
-          <w:color w:val="1e1e1e"/>
-          <w:sz w:val="18"/>
-        </w:rPr>
-        <w:t xml:space="preserve">        .OrderBy(p =&gt; p.Code)</w:t>
-      </w:r>
-      <w:r/>
-    </w:p>
-    <w:p>
-      <w:pPr>
-        <w:pBdr/>
-        <w:spacing w:after="0"/>
-        <w:ind w:left="288"/>
-        <w:rPr/>
-      </w:pPr>
-      <w:r>
-        <w:rPr>
-          <w:rFonts w:ascii="Consolas" w:hAnsi="Consolas" w:eastAsia="Consolas"/>
-          <w:color w:val="1e1e1e"/>
-          <w:sz w:val="18"/>
-        </w:rPr>
-        <w:t xml:space="preserve">        .Select(p =&gt; new ProductCardDto(...))</w:t>
-      </w:r>
-      <w:r/>
-    </w:p>
-    <w:p>
-      <w:pPr>
-        <w:pBdr/>
-        <w:spacing w:after="0"/>
-        <w:ind w:left="288"/>
-        <w:rPr/>
-      </w:pPr>
-      <w:r>
-        <w:rPr>
-          <w:rFonts w:ascii="Consolas" w:hAnsi="Consolas" w:eastAsia="Consolas"/>
-          <w:color w:val="1e1e1e"/>
-          <w:sz w:val="18"/>
-        </w:rPr>
-        <w:t xml:space="preserve">        .ToListAsync();</w:t>
-      </w:r>
-      <w:r/>
-    </w:p>
-    <w:p>
-      <w:pPr>
-        <w:pBdr/>
-        <w:spacing w:after="0"/>
-        <w:ind w:left="288"/>
-        <w:rPr/>
-      </w:pPr>
-      <w:r>
-        <w:rPr>
-          <w:rFonts w:ascii="Consolas" w:hAnsi="Consolas" w:eastAsia="Consolas"/>
-          <w:color w:val="1e1e1e"/>
-          <w:sz w:val="18"/>
-        </w:rPr>
-        <w:t xml:space="preserve">}</w:t>
-      </w:r>
-      <w:r/>
-    </w:p>
-    <w:p>
-      <w:pPr>
-        <w:pBdr/>
-        <w:spacing w:after="120"/>
-        <w:ind/>
-        <w:rPr/>
-      </w:pPr>
-      <w:r/>
-      <w:r/>
-      <w:r/>
-    </w:p>
-    <w:p>
-      <w:pPr>
-        <w:pBdr/>
-        <w:spacing w:after="120"/>
-        <w:ind/>
-        <w:rPr/>
-      </w:pPr>
-      <w:r/>
-      <w:r/>
-      <w:r/>
-    </w:p>
-    <w:p>
-      <w:pPr>
-        <w:pBdr/>
-        <w:spacing w:after="120"/>
-        <w:ind/>
-        <w:rPr/>
-      </w:pPr>
-      <w:r/>
-      <w:r/>
-      <w:r/>
-    </w:p>
-    <w:p>
-      <w:pPr>
-        <w:pBdr/>
-        <w:spacing w:after="120"/>
-        <w:ind/>
-        <w:rPr/>
-      </w:pPr>
-      <w:r/>
-      <w:r/>
-      <w:r/>
-    </w:p>
-    <w:p>
-      <w:pPr>
-        <w:pBdr/>
-        <w:spacing w:after="120"/>
-        <w:ind/>
-        <w:rPr/>
-      </w:pPr>
-      <w:r/>
-      <w:r/>
-      <w:r/>
-    </w:p>
-    <w:p>
-      <w:pPr>
-        <w:pBdr/>
-        <w:spacing w:after="120"/>
-        <w:ind/>
-        <w:rPr/>
-      </w:pPr>
-      <w:r/>
-      <w:r/>
-      <w:r/>
-    </w:p>
-    <w:p>
-      <w:pPr>
-        <w:pBdr/>
-        <w:spacing w:after="120"/>
-        <w:ind/>
-        <w:rPr/>
-      </w:pPr>
-      <w:r/>
-      <w:r/>
-      <w:r/>
-    </w:p>
-    <w:p>
-      <w:pPr>
-        <w:pBdr/>
-        <w:spacing w:after="120"/>
-        <w:ind/>
-        <w:rPr/>
-      </w:pPr>
-      <w:r/>
-      <w:r/>
-      <w:r/>
-    </w:p>
-    <w:p>
-      <w:pPr>
-        <w:pBdr/>
-        <w:spacing w:after="120"/>
-        <w:ind/>
-        <w:rPr/>
-      </w:pPr>
-      <w:r/>
-      <w:r/>
-      <w:r/>
-    </w:p>
-    <w:p>
-      <w:pPr>
-        <w:pBdr/>
-        <w:spacing w:after="120"/>
-        <w:ind/>
-        <w:rPr/>
-      </w:pPr>
-      <w:r/>
-      <w:r/>
-      <w:r/>
-    </w:p>
-    <w:p>
-      <w:pPr>
-        <w:pBdr/>
-        <w:spacing w:after="120"/>
-        <w:ind/>
-        <w:rPr/>
-      </w:pPr>
-      <w:r/>
-      <w:r/>
-      <w:r/>
-    </w:p>
-    <w:p>
-      <w:pPr>
-        <w:pBdr/>
-        <w:spacing w:after="120"/>
-        <w:ind/>
-        <w:rPr/>
-      </w:pPr>
-      <w:r/>
-      <w:r/>
-      <w:r/>
-    </w:p>
-    <w:p>
-      <w:pPr>
-        <w:pBdr/>
-        <w:spacing w:after="120"/>
-        <w:ind/>
-        <w:rPr/>
-      </w:pPr>
-      <w:r>
-        <w:rPr>
-          <w:rFonts w:ascii="Arial" w:hAnsi="Arial" w:eastAsia="Arial"/>
-          <w:b w:val="0"/>
-          <w:i w:val="0"/>
-          <w:color w:val="222222"/>
-          <w:sz w:val="22"/>
-          <w:highlight w:val="none"/>
-        </w:rPr>
-      </w:r>
-      <w:r>
-        <w:rPr>
-          <w:rFonts w:ascii="Arial" w:hAnsi="Arial" w:eastAsia="Arial"/>
-          <w:b w:val="0"/>
-          <w:i w:val="0"/>
-          <w:color w:val="222222"/>
-          <w:sz w:val="22"/>
-          <w:highlight w:val="none"/>
-        </w:rPr>
+        <w:t>[CAPTURA: método GetCatalogAsync en CatalogRepository.cs]</w:t>
       </w:r>
     </w:p>
     <w:p>
@@ -2671,444 +1266,22 @@
     <w:p>
       <w:pPr>
         <w:pBdr/>
-        <w:spacing w:after="0"/>
-        <w:ind w:left="288"/>
-        <w:rPr/>
-      </w:pPr>
-      <w:r>
-        <w:rPr>
-          <w:rFonts w:ascii="Consolas" w:hAnsi="Consolas" w:eastAsia="Consolas"/>
-          <w:color w:val="1e1e1e"/>
-          <w:sz w:val="18"/>
-        </w:rPr>
-        <w:t xml:space="preserve">public async Task&lt;List&lt;OrderHistoryDto&gt;&gt; GetCustomerOrdersAsync(int customerId, int take = 20)</w:t>
-      </w:r>
-      <w:r/>
-    </w:p>
-    <w:p>
-      <w:pPr>
-        <w:pBdr/>
-        <w:spacing w:after="0"/>
-        <w:ind w:left="288"/>
-        <w:rPr/>
-      </w:pPr>
-      <w:r>
-        <w:rPr>
-          <w:rFonts w:ascii="Consolas" w:hAnsi="Consolas" w:eastAsia="Consolas"/>
-          <w:color w:val="1e1e1e"/>
-          <w:sz w:val="18"/>
-        </w:rPr>
-        <w:t xml:space="preserve">{</w:t>
-      </w:r>
-      <w:r/>
-    </w:p>
-    <w:p>
-      <w:pPr>
-        <w:pBdr/>
-        <w:spacing w:after="0"/>
-        <w:ind w:left="288"/>
-        <w:rPr/>
-      </w:pPr>
-      <w:r>
-        <w:rPr>
-          <w:rFonts w:ascii="Consolas" w:hAnsi="Consolas" w:eastAsia="Consolas"/>
-          <w:color w:val="1e1e1e"/>
-          <w:sz w:val="18"/>
-        </w:rPr>
-      </w:r>
-      <w:r/>
-      <w:r>
-        <w:rPr>
-          <w:rFonts w:ascii="Consolas" w:hAnsi="Consolas" w:eastAsia="Consolas"/>
-          <w:color w:val="1e1e1e"/>
-          <w:sz w:val="18"/>
-        </w:rPr>
-        <w:t xml:space="preserve">    return await ctx.Orders</w:t>
-      </w:r>
-      <w:r/>
-    </w:p>
-    <w:p>
-      <w:pPr>
-        <w:pBdr/>
-        <w:spacing w:after="0"/>
-        <w:ind w:left="288"/>
-        <w:rPr/>
-      </w:pPr>
-      <w:r>
-        <w:rPr>
-          <w:rFonts w:ascii="Consolas" w:hAnsi="Consolas" w:eastAsia="Consolas"/>
-          <w:color w:val="1e1e1e"/>
-          <w:sz w:val="18"/>
-        </w:rPr>
-        <w:t xml:space="preserve">        .AsNoTracking()</w:t>
-      </w:r>
-      <w:r/>
-    </w:p>
-    <w:p>
-      <w:pPr>
-        <w:pBdr/>
-        <w:spacing w:after="0"/>
-        <w:ind w:left="288"/>
-        <w:rPr/>
-      </w:pPr>
-      <w:r>
-        <w:rPr>
-          <w:rFonts w:ascii="Consolas" w:hAnsi="Consolas" w:eastAsia="Consolas"/>
-          <w:color w:val="1e1e1e"/>
-          <w:sz w:val="18"/>
-        </w:rPr>
-        <w:t xml:space="preserve">        .Include(o =&gt; o.Details)</w:t>
-      </w:r>
-      <w:r/>
-    </w:p>
-    <w:p>
-      <w:pPr>
-        <w:pBdr/>
-        <w:spacing w:after="0"/>
-        <w:ind w:left="288"/>
-        <w:rPr/>
-      </w:pPr>
-      <w:r>
-        <w:rPr>
-          <w:rFonts w:ascii="Consolas" w:hAnsi="Consolas" w:eastAsia="Consolas"/>
-          <w:color w:val="1e1e1e"/>
-          <w:sz w:val="18"/>
-        </w:rPr>
-        <w:t xml:space="preserve">        .ThenInclude(d =&gt; d.Product)</w:t>
-      </w:r>
-      <w:r/>
-    </w:p>
-    <w:p>
-      <w:pPr>
-        <w:pBdr/>
-        <w:spacing w:after="0"/>
-        <w:ind w:left="288"/>
-        <w:rPr/>
-      </w:pPr>
-      <w:r>
-        <w:rPr>
-          <w:rFonts w:ascii="Consolas" w:hAnsi="Consolas" w:eastAsia="Consolas"/>
-          <w:color w:val="1e1e1e"/>
-          <w:sz w:val="18"/>
-        </w:rPr>
-        <w:t xml:space="preserve">        .Where(o =&gt; o.Status == 1 &amp;&amp; o.CustomerId == customerId)</w:t>
-      </w:r>
-      <w:r/>
-    </w:p>
-    <w:p>
-      <w:pPr>
-        <w:pBdr/>
-        <w:spacing w:after="0"/>
-        <w:ind w:left="288"/>
-        <w:rPr/>
-      </w:pPr>
-      <w:r>
-        <w:rPr>
-          <w:rFonts w:ascii="Consolas" w:hAnsi="Consolas" w:eastAsia="Consolas"/>
-          <w:color w:val="1e1e1e"/>
-          <w:sz w:val="18"/>
-        </w:rPr>
-        <w:t xml:space="preserve">        .OrderByDescending(o =&gt; o.OrderDate)</w:t>
-      </w:r>
-      <w:r/>
-    </w:p>
-    <w:p>
-      <w:pPr>
-        <w:pBdr/>
-        <w:spacing w:after="0"/>
-        <w:ind w:left="288"/>
-        <w:rPr/>
-      </w:pPr>
-      <w:r>
-        <w:rPr>
-          <w:rFonts w:ascii="Consolas" w:hAnsi="Consolas" w:eastAsia="Consolas"/>
-          <w:color w:val="1e1e1e"/>
-          <w:sz w:val="18"/>
-        </w:rPr>
-      </w:r>
-      <w:r>
-        <mc:AlternateContent>
-          <mc:Choice Requires="wpg">
-            <w:drawing>
-              <wp:anchor xmlns:wp="http://schemas.openxmlformats.org/drawingml/2006/wordprocessingDrawing" xmlns:wp14="http://schemas.microsoft.com/office/word/2010/wordprocessingDrawing" distT="0" distB="0" distL="115200" distR="115200" simplePos="0" relativeHeight="33792" behindDoc="0" locked="0" layoutInCell="1" allowOverlap="1">
-                <wp:simplePos x="0" y="0"/>
-                <wp:positionH relativeFrom="column">
-                  <wp:posOffset>2663190</wp:posOffset>
-                </wp:positionH>
-                <wp:positionV relativeFrom="paragraph">
-                  <wp:posOffset>108682</wp:posOffset>
-                </wp:positionV>
-                <wp:extent cx="4206240" cy="3218688"/>
-                <wp:effectExtent l="96346" t="71713" r="96346" b="71713"/>
-                <wp:wrapNone/>
-                <wp:docPr id="3" name=""/>
-                <wp:cNvGraphicFramePr>
-                  <a:graphicFrameLocks xmlns:a="http://schemas.openxmlformats.org/drawingml/2006/main" noChangeAspect="1"/>
-                </wp:cNvGraphicFramePr>
-                <a:graphic xmlns:a="http://schemas.openxmlformats.org/drawingml/2006/main">
-                  <a:graphicData uri="http://schemas.openxmlformats.org/drawingml/2006/picture">
-                    <pic:pic xmlns:pic="http://schemas.openxmlformats.org/drawingml/2006/picture">
-                      <pic:nvPicPr>
-                        <pic:cNvPr id="591030189" name=""/>
-                        <pic:cNvPicPr>
-                          <a:picLocks noChangeAspect="1"/>
-                        </pic:cNvPicPr>
-                        <pic:nvPr/>
-                      </pic:nvPicPr>
-                      <pic:blipFill rotWithShape="1">
-                        <a:blip r:embed="rId11"/>
-                        <a:stretch/>
-                      </pic:blipFill>
-                      <pic:spPr bwMode="auto">
-                        <a:xfrm rot="0" flipH="0" flipV="0">
-                          <a:off x="0" y="0"/>
-                          <a:ext cx="4206239" cy="3218688"/>
-                        </a:xfrm>
-                        <a:prstGeom prst="rect">
-                          <a:avLst/>
-                        </a:prstGeom>
-                      </pic:spPr>
-                    </pic:pic>
-                  </a:graphicData>
-                </a:graphic>
-                <wp14:sizeRelH relativeFrom="page">
-                  <wp14:pctWidth>0</wp14:pctWidth>
-                </wp14:sizeRelH>
-                <wp14:sizeRelV relativeFrom="page">
-                  <wp14:pctHeight>0</wp14:pctHeight>
-                </wp14:sizeRelV>
-              </wp:anchor>
-            </w:drawing>
-          </mc:Choice>
-          <mc:Fallback>
-            <w:pict>
-              <v:shapetype id="_x0000_t75" coordsize="21600,21600" o:spt="75" o:preferrelative="t" path="m@4@5l@4@11@9@11@9@5xe" filled="f" stroked="f">
-                <v:stroke joinstyle="miter"/>
-                <v:formulas>
-                  <v:f eqn="if lineDrawn pixelLineWidth 0"/>
-                  <v:f eqn="sum @0 1 0"/>
-                  <v:f eqn="sum 0 0 @1"/>
-                  <v:f eqn="prod @2 1 2"/>
-                  <v:f eqn="prod @3 21600 pixelWidth"/>
-                  <v:f eqn="prod @3 21600 pixelHeight"/>
-                  <v:f eqn="sum @0 0 1"/>
-                  <v:f eqn="prod @6 1 2"/>
-                  <v:f eqn="prod @7 21600 pixelWidth"/>
-                  <v:f eqn="sum @8 21600 0"/>
-                  <v:f eqn="prod @7 21600 pixelHeight"/>
-                  <v:f eqn="sum @10 21600 0"/>
-                </v:formulas>
-                <v:path o:extrusionok="f" gradientshapeok="t" o:connecttype="rect"/>
-                <o:lock v:ext="edit" aspectratio="t"/>
-              </v:shapetype>
-              <v:shape id="_x0000_i2" o:spid="_x0000_s2" type="#_x0000_t75" style="position:absolute;z-index:33792;o:allowoverlap:true;o:allowincell:true;mso-position-horizontal-relative:text;margin-left:209.70pt;mso-position-horizontal:absolute;mso-position-vertical-relative:text;margin-top:8.56pt;mso-position-vertical:absolute;width:331.20pt;height:253.44pt;mso-wrap-distance-left:9.07pt;mso-wrap-distance-top:0.00pt;mso-wrap-distance-right:9.07pt;mso-wrap-distance-bottom:0.00pt;rotation:0;z-index:1;" stroked="false">
-                <v:imagedata r:id="rId11" o:title=""/>
-                <o:lock v:ext="edit" rotation="t"/>
-              </v:shape>
-            </w:pict>
-          </mc:Fallback>
-        </mc:AlternateContent>
-      </w:r>
-      <w:r>
-        <w:rPr>
-          <w:rFonts w:ascii="Consolas" w:hAnsi="Consolas" w:eastAsia="Consolas"/>
-          <w:color w:val="1e1e1e"/>
-          <w:sz w:val="18"/>
-        </w:rPr>
-        <w:t xml:space="preserve">        .Take(take)</w:t>
-      </w:r>
-      <w:r/>
-    </w:p>
-    <w:p>
-      <w:pPr>
-        <w:pBdr/>
-        <w:spacing w:after="0"/>
-        <w:ind w:left="288"/>
-        <w:rPr/>
-      </w:pPr>
-      <w:r>
-        <w:rPr>
-          <w:rFonts w:ascii="Consolas" w:hAnsi="Consolas" w:eastAsia="Consolas"/>
-          <w:color w:val="1e1e1e"/>
-          <w:sz w:val="18"/>
-        </w:rPr>
-      </w:r>
-      <w:r/>
-      <w:r>
-        <w:rPr>
-          <w:rFonts w:ascii="Consolas" w:hAnsi="Consolas" w:eastAsia="Consolas"/>
-          <w:color w:val="1e1e1e"/>
-          <w:sz w:val="18"/>
-        </w:rPr>
-        <w:t xml:space="preserve">        .Select(o =&gt; new OrderHistoryDto(...))</w:t>
-      </w:r>
-      <w:r/>
-    </w:p>
-    <w:p>
-      <w:pPr>
-        <w:pBdr/>
-        <w:spacing w:after="0"/>
-        <w:ind w:left="288"/>
-        <w:rPr/>
-      </w:pPr>
-      <w:r>
-        <w:rPr>
-          <w:rFonts w:ascii="Consolas" w:hAnsi="Consolas" w:eastAsia="Consolas"/>
-          <w:color w:val="1e1e1e"/>
-          <w:sz w:val="18"/>
-        </w:rPr>
-      </w:r>
-      <w:r/>
-      <w:r>
-        <w:rPr>
-          <w:rFonts w:ascii="Consolas" w:hAnsi="Consolas" w:eastAsia="Consolas"/>
-          <w:color w:val="1e1e1e"/>
-          <w:sz w:val="18"/>
-        </w:rPr>
-      </w:r>
-      <w:r/>
-      <w:r>
-        <w:rPr>
-          <w:rFonts w:ascii="Consolas" w:hAnsi="Consolas" w:eastAsia="Consolas"/>
-          <w:color w:val="1e1e1e"/>
-          <w:sz w:val="18"/>
-        </w:rPr>
-        <w:t xml:space="preserve">        .ToListAsync();</w:t>
-      </w:r>
-      <w:r/>
-    </w:p>
-    <w:p>
-      <w:pPr>
-        <w:pBdr/>
-        <w:spacing w:after="0"/>
-        <w:ind w:left="288"/>
-        <w:rPr/>
-      </w:pPr>
-      <w:r>
-        <w:rPr>
-          <w:rFonts w:ascii="Consolas" w:hAnsi="Consolas" w:eastAsia="Consolas"/>
-          <w:color w:val="1e1e1e"/>
-          <w:sz w:val="18"/>
-        </w:rPr>
-        <w:t xml:space="preserve">}</w:t>
-      </w:r>
-      <w:r/>
-    </w:p>
-    <w:p>
-      <w:pPr>
-        <w:pBdr/>
         <w:spacing w:after="160"/>
         <w:ind/>
         <w:rPr/>
       </w:pPr>
       <w:r/>
       <w:r/>
-    </w:p>
-    <w:p>
-      <w:pPr>
-        <w:pBdr/>
-        <w:spacing w:after="240"/>
-        <w:ind/>
-        <w:rPr/>
-      </w:pPr>
-      <w:r/>
-      <w:r/>
-      <w:r/>
-    </w:p>
-    <w:p>
-      <w:pPr>
-        <w:pBdr/>
-        <w:spacing w:after="240"/>
-        <w:ind/>
-        <w:rPr/>
-      </w:pPr>
-      <w:r/>
-      <w:r/>
-      <w:r/>
-    </w:p>
-    <w:p>
-      <w:pPr>
-        <w:pBdr/>
-        <w:spacing w:after="240"/>
-        <w:ind/>
-        <w:rPr/>
-      </w:pPr>
-      <w:r/>
-      <w:r/>
-      <w:r/>
-    </w:p>
-    <w:p>
-      <w:pPr>
-        <w:pBdr/>
-        <w:spacing w:after="240"/>
-        <w:ind/>
-        <w:rPr/>
-      </w:pPr>
-      <w:r/>
-      <w:r/>
-      <w:r/>
-    </w:p>
-    <w:p>
-      <w:pPr>
-        <w:pBdr/>
-        <w:spacing w:after="240"/>
-        <w:ind/>
-        <w:rPr/>
-      </w:pPr>
-      <w:r/>
-      <w:r/>
-      <w:r/>
-    </w:p>
-    <w:p>
-      <w:pPr>
-        <w:pBdr/>
-        <w:spacing w:after="240"/>
-        <w:ind/>
-        <w:rPr/>
-      </w:pPr>
-      <w:r/>
-      <w:r/>
-      <w:r/>
-    </w:p>
-    <w:p>
-      <w:pPr>
-        <w:pBdr/>
-        <w:spacing w:after="240"/>
-        <w:ind/>
-        <w:rPr/>
-      </w:pPr>
-      <w:r/>
-      <w:r/>
-      <w:r/>
-    </w:p>
-    <w:p>
-      <w:pPr>
-        <w:pBdr/>
-        <w:spacing w:after="240"/>
-        <w:ind/>
-        <w:rPr/>
-      </w:pPr>
-      <w:r/>
-      <w:r/>
-      <w:r/>
-    </w:p>
-    <w:p>
-      <w:pPr>
-        <w:pBdr/>
-        <w:spacing w:after="240"/>
-        <w:ind/>
-        <w:rPr/>
-      </w:pPr>
       <w:r>
         <w:rPr>
           <w:rFonts w:ascii="Arial" w:hAnsi="Arial" w:eastAsia="Arial"/>
           <w:b/>
           <w:i w:val="0"/>
-          <w:color w:val="e76f51"/>
+          <w:color w:val="E76F51"/>
           <w:sz w:val="20"/>
         </w:rPr>
+        <w:t>[CAPTURA: método GetCustomerOrdersAsync en OrderRepository.cs]</w:t>
       </w:r>
-      <w:r/>
     </w:p>
     <w:p>
       <w:pPr>
@@ -3372,306 +1545,6 @@
     <w:p>
       <w:pPr>
         <w:pBdr/>
-        <w:spacing w:after="0"/>
-        <w:ind w:left="288"/>
-        <w:rPr/>
-      </w:pPr>
-      <w:r>
-        <w:rPr>
-          <w:rFonts w:ascii="Consolas" w:hAnsi="Consolas" w:eastAsia="Consolas"/>
-          <w:color w:val="1e1e1e"/>
-          <w:sz w:val="18"/>
-        </w:rPr>
-      </w:r>
-      <w:r/>
-      <w:r>
-        <w:rPr>
-          <w:rFonts w:ascii="Consolas" w:hAnsi="Consolas" w:eastAsia="Consolas"/>
-          <w:color w:val="1e1e1e"/>
-          <w:sz w:val="18"/>
-        </w:rPr>
-        <w:t xml:space="preserve">CREATE OR REPLACE FUNCTION fn_register_order(</w:t>
-      </w:r>
-      <w:r/>
-    </w:p>
-    <w:p>
-      <w:pPr>
-        <w:pBdr/>
-        <w:spacing w:after="0"/>
-        <w:ind w:left="288"/>
-        <w:rPr/>
-      </w:pPr>
-      <w:r>
-        <w:rPr>
-          <w:rFonts w:ascii="Consolas" w:hAnsi="Consolas" w:eastAsia="Consolas"/>
-          <w:color w:val="1e1e1e"/>
-          <w:sz w:val="18"/>
-        </w:rPr>
-      </w:r>
-      <w:r/>
-      <w:r>
-        <w:rPr>
-          <w:rFonts w:ascii="Consolas" w:hAnsi="Consolas" w:eastAsia="Consolas"/>
-          <w:color w:val="1e1e1e"/>
-          <w:sz w:val="18"/>
-        </w:rPr>
-        <w:t xml:space="preserve">    p_customer_id INT,</w:t>
-      </w:r>
-      <w:r/>
-    </w:p>
-    <w:p>
-      <w:pPr>
-        <w:pBdr/>
-        <w:spacing w:after="0"/>
-        <w:ind w:left="288"/>
-        <w:rPr/>
-      </w:pPr>
-      <w:r>
-        <w:rPr>
-          <w:rFonts w:ascii="Consolas" w:hAnsi="Consolas" w:eastAsia="Consolas"/>
-          <w:color w:val="1e1e1e"/>
-          <w:sz w:val="18"/>
-        </w:rPr>
-        <w:t xml:space="preserve">    p_details     JSONB</w:t>
-      </w:r>
-      <w:r/>
-    </w:p>
-    <w:p>
-      <w:pPr>
-        <w:pBdr/>
-        <w:spacing w:after="0"/>
-        <w:ind w:left="288"/>
-        <w:rPr/>
-      </w:pPr>
-      <w:r>
-        <w:rPr>
-          <w:rFonts w:ascii="Consolas" w:hAnsi="Consolas" w:eastAsia="Consolas"/>
-          <w:color w:val="1e1e1e"/>
-          <w:sz w:val="18"/>
-        </w:rPr>
-        <w:t xml:space="preserve">)</w:t>
-      </w:r>
-      <w:r/>
-    </w:p>
-    <w:p>
-      <w:pPr>
-        <w:pBdr/>
-        <w:spacing w:after="0"/>
-        <w:ind w:left="288"/>
-        <w:rPr/>
-      </w:pPr>
-      <w:r>
-        <w:rPr>
-          <w:rFonts w:ascii="Consolas" w:hAnsi="Consolas" w:eastAsia="Consolas"/>
-          <w:color w:val="1e1e1e"/>
-          <w:sz w:val="18"/>
-        </w:rPr>
-        <w:t xml:space="preserve">RETURNS INT AS $$</w:t>
-      </w:r>
-      <w:r/>
-    </w:p>
-    <w:p>
-      <w:pPr>
-        <w:pBdr/>
-        <w:spacing w:after="0"/>
-        <w:ind w:left="288"/>
-        <w:rPr/>
-      </w:pPr>
-      <w:r>
-        <w:rPr>
-          <w:rFonts w:ascii="Consolas" w:hAnsi="Consolas" w:eastAsia="Consolas"/>
-          <w:color w:val="1e1e1e"/>
-          <w:sz w:val="18"/>
-        </w:rPr>
-        <w:t xml:space="preserve">BEGIN</w:t>
-      </w:r>
-      <w:r/>
-    </w:p>
-    <w:p>
-      <w:pPr>
-        <w:pBdr/>
-        <w:spacing w:after="0"/>
-        <w:ind w:left="288"/>
-        <w:rPr/>
-      </w:pPr>
-      <w:r>
-        <w:rPr>
-          <w:rFonts w:ascii="Consolas" w:hAnsi="Consolas" w:eastAsia="Consolas"/>
-          <w:color w:val="1e1e1e"/>
-          <w:sz w:val="18"/>
-        </w:rPr>
-        <w:t xml:space="preserve">    -- Calcula subtotal, IGV (18%) y total</w:t>
-      </w:r>
-      <w:r/>
-    </w:p>
-    <w:p>
-      <w:pPr>
-        <w:pBdr/>
-        <w:spacing w:after="0"/>
-        <w:ind w:left="288"/>
-        <w:rPr/>
-      </w:pPr>
-      <w:r>
-        <w:rPr>
-          <w:rFonts w:ascii="Consolas" w:hAnsi="Consolas" w:eastAsia="Consolas"/>
-          <w:color w:val="1e1e1e"/>
-          <w:sz w:val="18"/>
-        </w:rPr>
-        <w:t xml:space="preserve">    -- Inserta cabecera en "order"</w:t>
-      </w:r>
-      <w:r/>
-    </w:p>
-    <w:p>
-      <w:pPr>
-        <w:pBdr/>
-        <w:spacing w:after="0"/>
-        <w:ind w:left="288"/>
-        <w:rPr/>
-      </w:pPr>
-      <w:r>
-        <w:rPr>
-          <w:rFonts w:ascii="Consolas" w:hAnsi="Consolas" w:eastAsia="Consolas"/>
-          <w:color w:val="1e1e1e"/>
-          <w:sz w:val="18"/>
-        </w:rPr>
-        <w:t xml:space="preserve">    -- Inserta líneas en order_detail</w:t>
-      </w:r>
-      <w:r/>
-    </w:p>
-    <w:p>
-      <w:pPr>
-        <w:pBdr/>
-        <w:spacing w:after="0"/>
-        <w:ind w:left="288"/>
-        <w:rPr/>
-      </w:pPr>
-      <w:r>
-        <w:rPr>
-          <w:rFonts w:ascii="Consolas" w:hAnsi="Consolas" w:eastAsia="Consolas"/>
-          <w:color w:val="1e1e1e"/>
-          <w:sz w:val="18"/>
-        </w:rPr>
-        <w:t xml:space="preserve">    -- Descuenta stock de cada producto</w:t>
-      </w:r>
-      <w:r/>
-    </w:p>
-    <w:p>
-      <w:pPr>
-        <w:pBdr/>
-        <w:spacing w:after="0"/>
-        <w:ind w:left="288"/>
-        <w:rPr/>
-      </w:pPr>
-      <w:r>
-        <w:rPr>
-          <w:rFonts w:ascii="Consolas" w:hAnsi="Consolas" w:eastAsia="Consolas"/>
-          <w:color w:val="1e1e1e"/>
-          <w:sz w:val="18"/>
-        </w:rPr>
-        <w:t xml:space="preserve">    RETURN v_order_id;</w:t>
-      </w:r>
-      <w:r/>
-    </w:p>
-    <w:p>
-      <w:pPr>
-        <w:pBdr/>
-        <w:spacing w:after="0"/>
-        <w:ind w:left="288"/>
-        <w:rPr/>
-      </w:pPr>
-      <w:r>
-        <w:rPr>
-          <w:rFonts w:ascii="Consolas" w:hAnsi="Consolas" w:eastAsia="Consolas"/>
-          <w:color w:val="1e1e1e"/>
-          <w:sz w:val="18"/>
-        </w:rPr>
-        <w:t xml:space="preserve">END;</w:t>
-      </w:r>
-      <w:r/>
-    </w:p>
-    <w:p>
-      <w:pPr>
-        <w:pBdr/>
-        <w:spacing w:after="0"/>
-        <w:ind w:left="288"/>
-        <w:rPr/>
-      </w:pPr>
-      <w:r>
-        <w:rPr>
-          <w:rFonts w:ascii="Consolas" w:hAnsi="Consolas" w:eastAsia="Consolas"/>
-          <w:color w:val="1e1e1e"/>
-          <w:sz w:val="18"/>
-        </w:rPr>
-        <w:t xml:space="preserve">$$ LANGUAGE plpgsql;</w:t>
-      </w:r>
-      <w:r/>
-    </w:p>
-    <w:p>
-      <w:pPr>
-        <w:pBdr/>
-        <w:spacing w:after="160"/>
-        <w:ind/>
-        <w:rPr/>
-      </w:pPr>
-      <w:r/>
-      <w:r/>
-      <w:r/>
-      <w:r/>
-      <w:r>
-        <w:rPr>
-          <w:rFonts w:ascii="Arial" w:hAnsi="Arial" w:eastAsia="Arial"/>
-          <w:b/>
-          <w:i w:val="0"/>
-          <w:color w:val="e76f51"/>
-          <w:sz w:val="20"/>
-        </w:rPr>
-      </w:r>
-      <w:r/>
-      <w:r/>
-    </w:p>
-    <w:p>
-      <w:pPr>
-        <w:pBdr/>
-        <w:shd w:val="nil"/>
-        <w:spacing/>
-        <w:ind/>
-        <w:rPr/>
-      </w:pPr>
-      <w:r>
-        <w:rPr>
-          <w:rFonts w:ascii="Arial" w:hAnsi="Arial" w:eastAsia="Arial"/>
-          <w:b w:val="0"/>
-          <w:i/>
-          <w:color w:val="666666"/>
-          <w:sz w:val="20"/>
-          <w:highlight w:val="none"/>
-        </w:rPr>
-        <w:br w:type="page" w:clear="all"/>
-      </w:r>
-      <w:r>
-        <w:rPr>
-          <w:rFonts w:ascii="Arial" w:hAnsi="Arial" w:eastAsia="Arial"/>
-          <w:b w:val="0"/>
-          <w:i/>
-          <w:color w:val="666666"/>
-          <w:sz w:val="20"/>
-          <w:highlight w:val="none"/>
-        </w:rPr>
-      </w:r>
-      <w:r>
-        <w:rPr>
-          <w:rFonts w:ascii="Arial" w:hAnsi="Arial" w:eastAsia="Arial"/>
-          <w:b w:val="0"/>
-          <w:i/>
-          <w:color w:val="666666"/>
-          <w:sz w:val="20"/>
-          <w:highlight w:val="none"/>
-        </w:rPr>
-      </w:r>
-    </w:p>
-    <w:p>
-      <w:pPr>
-        <w:pBdr/>
         <w:spacing w:after="200"/>
         <w:ind/>
         <w:rPr>
@@ -3700,460 +1573,21 @@
     <w:p>
       <w:pPr>
         <w:pBdr/>
-        <w:spacing w:after="0"/>
-        <w:ind w:left="288"/>
+        <w:spacing w:after="160"/>
+        <w:ind/>
         <w:rPr/>
       </w:pPr>
-      <w:r>
-        <w:rPr>
-          <w:rFonts w:ascii="Consolas" w:hAnsi="Consolas" w:eastAsia="Consolas"/>
-          <w:color w:val="1e1e1e"/>
-          <w:sz w:val="18"/>
-        </w:rPr>
-        <w:t xml:space="preserve">var json = JsonSerializer.Serialize(payload);</w:t>
-      </w:r>
       <w:r/>
-    </w:p>
-    <w:p>
-      <w:pPr>
-        <w:pBdr/>
-        <w:spacing w:after="0"/>
-        <w:ind w:left="288"/>
-        <w:rPr/>
-      </w:pPr>
-      <w:r>
-        <w:rPr>
-          <w:rFonts w:ascii="Consolas" w:hAnsi="Consolas" w:eastAsia="Consolas"/>
-          <w:color w:val="1e1e1e"/>
-          <w:sz w:val="18"/>
-        </w:rPr>
-        <w:t xml:space="preserve"> </w:t>
-      </w:r>
-      <w:r/>
-    </w:p>
-    <w:p>
-      <w:pPr>
-        <w:pBdr/>
-        <w:spacing w:after="0"/>
-        <w:ind w:left="288"/>
-        <w:rPr/>
-      </w:pPr>
-      <w:r>
-        <w:rPr>
-          <w:rFonts w:ascii="Consolas" w:hAnsi="Consolas" w:eastAsia="Consolas"/>
-          <w:color w:val="1e1e1e"/>
-          <w:sz w:val="18"/>
-        </w:rPr>
-        <w:t xml:space="preserve">var orderId = await ctx.Database</w:t>
-      </w:r>
-      <w:r/>
-    </w:p>
-    <w:p>
-      <w:pPr>
-        <w:pBdr/>
-        <w:spacing w:after="0"/>
-        <w:ind w:left="288"/>
-        <w:rPr/>
-      </w:pPr>
-      <w:r>
-        <w:rPr>
-          <w:rFonts w:ascii="Consolas" w:hAnsi="Consolas" w:eastAsia="Consolas"/>
-          <w:color w:val="1e1e1e"/>
-          <w:sz w:val="18"/>
-        </w:rPr>
-        <w:t xml:space="preserve">    .SqlQuery&lt;int&gt;($"SELECT fn_register_order({customerId}, {json}::jsonb) AS \"Value\"")</w:t>
-      </w:r>
-      <w:r/>
-    </w:p>
-    <w:p>
-      <w:pPr>
-        <w:pBdr/>
-        <w:spacing w:after="0"/>
-        <w:ind w:left="288"/>
-        <w:rPr/>
-      </w:pPr>
-      <w:r>
-        <w:rPr>
-          <w:rFonts w:ascii="Consolas" w:hAnsi="Consolas" w:eastAsia="Consolas"/>
-          <w:color w:val="1e1e1e"/>
-          <w:sz w:val="18"/>
-        </w:rPr>
-      </w:r>
       <w:r/>
       <w:r>
         <w:rPr>
-          <w:rFonts w:ascii="Consolas" w:hAnsi="Consolas" w:eastAsia="Consolas"/>
-          <w:color w:val="1e1e1e"/>
-          <w:sz w:val="18"/>
+          <w:rFonts w:ascii="Arial" w:hAnsi="Arial" w:eastAsia="Arial"/>
+          <w:b/>
+          <w:i w:val="0"/>
+          <w:color w:val="E76F51"/>
+          <w:sz w:val="20"/>
         </w:rPr>
-        <w:t xml:space="preserve">    .SingleAsync();</w:t>
-      </w:r>
-      <w:r/>
-    </w:p>
-    <w:p>
-      <w:pPr>
-        <w:pBdr/>
-        <w:spacing w:after="0"/>
-        <w:ind w:left="288"/>
-        <w:rPr/>
-      </w:pPr>
-      <w:r>
-        <w:rPr>
-          <w:rFonts w:ascii="Consolas" w:hAnsi="Consolas" w:eastAsia="Consolas"/>
-          <w:color w:val="1e1e1e"/>
-          <w:sz w:val="18"/>
-        </w:rPr>
-      </w:r>
-      <w:r>
-        <mc:AlternateContent>
-          <mc:Choice Requires="wpg">
-            <w:drawing>
-              <wp:anchor xmlns:wp="http://schemas.openxmlformats.org/drawingml/2006/wordprocessingDrawing" xmlns:wp14="http://schemas.microsoft.com/office/word/2010/wordprocessingDrawing" distT="0" distB="0" distL="115200" distR="115200" simplePos="0" relativeHeight="49152" behindDoc="0" locked="0" layoutInCell="1" allowOverlap="1">
-                <wp:simplePos x="0" y="0"/>
-                <wp:positionH relativeFrom="column">
-                  <wp:posOffset>1711665</wp:posOffset>
-                </wp:positionH>
-                <wp:positionV relativeFrom="paragraph">
-                  <wp:posOffset>7038</wp:posOffset>
-                </wp:positionV>
-                <wp:extent cx="4938690" cy="4416438"/>
-                <wp:effectExtent l="0" t="0" r="0" b="0"/>
-                <wp:wrapNone/>
-                <wp:docPr id="5" name=""/>
-                <wp:cNvGraphicFramePr>
-                  <a:graphicFrameLocks xmlns:a="http://schemas.openxmlformats.org/drawingml/2006/main" noChangeAspect="1"/>
-                </wp:cNvGraphicFramePr>
-                <a:graphic xmlns:a="http://schemas.openxmlformats.org/drawingml/2006/main">
-                  <a:graphicData uri="http://schemas.openxmlformats.org/drawingml/2006/picture">
-                    <pic:pic xmlns:pic="http://schemas.openxmlformats.org/drawingml/2006/picture">
-                      <pic:nvPicPr>
-                        <pic:cNvPr id="677651179" name=""/>
-                        <pic:cNvPicPr>
-                          <a:picLocks noChangeAspect="1"/>
-                        </pic:cNvPicPr>
-                        <pic:nvPr/>
-                      </pic:nvPicPr>
-                      <pic:blipFill rotWithShape="1">
-                        <a:blip r:embed="rId13"/>
-                        <a:stretch/>
-                      </pic:blipFill>
-                      <pic:spPr bwMode="auto">
-                        <a:xfrm flipH="0" flipV="0">
-                          <a:off x="0" y="0"/>
-                          <a:ext cx="4938689" cy="4416437"/>
-                        </a:xfrm>
-                        <a:prstGeom prst="rect">
-                          <a:avLst/>
-                        </a:prstGeom>
-                      </pic:spPr>
-                    </pic:pic>
-                  </a:graphicData>
-                </a:graphic>
-              </wp:anchor>
-            </w:drawing>
-          </mc:Choice>
-          <mc:Fallback>
-            <w:pict>
-              <v:shapetype id="_x0000_t75" coordsize="21600,21600" o:spt="75" o:preferrelative="t" path="m@4@5l@4@11@9@11@9@5xe" filled="f" stroked="f">
-                <v:stroke joinstyle="miter"/>
-                <v:formulas>
-                  <v:f eqn="if lineDrawn pixelLineWidth 0"/>
-                  <v:f eqn="sum @0 1 0"/>
-                  <v:f eqn="sum 0 0 @1"/>
-                  <v:f eqn="prod @2 1 2"/>
-                  <v:f eqn="prod @3 21600 pixelWidth"/>
-                  <v:f eqn="prod @3 21600 pixelHeight"/>
-                  <v:f eqn="sum @0 0 1"/>
-                  <v:f eqn="prod @6 1 2"/>
-                  <v:f eqn="prod @7 21600 pixelWidth"/>
-                  <v:f eqn="sum @8 21600 0"/>
-                  <v:f eqn="prod @7 21600 pixelHeight"/>
-                  <v:f eqn="sum @10 21600 0"/>
-                </v:formulas>
-                <v:path o:extrusionok="f" gradientshapeok="t" o:connecttype="rect"/>
-                <o:lock v:ext="edit" aspectratio="t"/>
-              </v:shapetype>
-              <v:shape id="_x0000_i4" o:spid="_x0000_s4" type="#_x0000_t75" style="position:absolute;z-index:49152;o:allowoverlap:true;o:allowincell:true;mso-position-horizontal-relative:text;margin-left:134.78pt;mso-position-horizontal:absolute;mso-position-vertical-relative:text;margin-top:0.55pt;mso-position-vertical:absolute;width:388.87pt;height:347.75pt;mso-wrap-distance-left:9.07pt;mso-wrap-distance-top:0.00pt;mso-wrap-distance-right:9.07pt;mso-wrap-distance-bottom:0.00pt;z-index:1;" stroked="false">
-                <v:imagedata r:id="rId13" o:title=""/>
-                <o:lock v:ext="edit" rotation="t"/>
-              </v:shape>
-            </w:pict>
-          </mc:Fallback>
-        </mc:AlternateContent>
-      </w:r>
-      <w:r>
-        <w:rPr>
-          <w:rFonts w:ascii="Consolas" w:hAnsi="Consolas" w:eastAsia="Consolas"/>
-          <w:color w:val="1e1e1e"/>
-          <w:sz w:val="18"/>
-        </w:rPr>
-      </w:r>
-      <w:r/>
-      <w:r>
-        <w:rPr>
-          <w:rFonts w:ascii="Consolas" w:hAnsi="Consolas" w:eastAsia="Consolas"/>
-          <w:color w:val="1e1e1e"/>
-          <w:sz w:val="18"/>
-        </w:rPr>
-        <w:t xml:space="preserve"> </w:t>
-      </w:r>
-      <w:r/>
-    </w:p>
-    <w:p>
-      <w:pPr>
-        <w:pBdr/>
-        <w:spacing w:after="0"/>
-        <w:ind w:left="288"/>
-        <w:rPr/>
-      </w:pPr>
-      <w:r>
-        <w:rPr>
-          <w:rFonts w:ascii="Consolas" w:hAnsi="Consolas" w:eastAsia="Consolas"/>
-          <w:color w:val="1e1e1e"/>
-          <w:sz w:val="18"/>
-        </w:rPr>
-      </w:r>
-      <w:r/>
-      <w:r>
-        <w:rPr>
-          <w:rFonts w:ascii="Consolas" w:hAnsi="Consolas" w:eastAsia="Consolas"/>
-          <w:color w:val="1e1e1e"/>
-          <w:sz w:val="18"/>
-        </w:rPr>
-        <w:t xml:space="preserve">return orderId;</w:t>
-      </w:r>
-      <w:r/>
-    </w:p>
-    <w:p>
-      <w:pPr>
-        <w:pBdr/>
-        <w:spacing w:after="160"/>
-        <w:ind/>
-        <w:rPr/>
-      </w:pPr>
-      <w:r/>
-      <w:r/>
-    </w:p>
-    <w:p>
-      <w:pPr>
-        <w:pBdr/>
-        <w:spacing w:after="120"/>
-        <w:ind/>
-        <w:rPr/>
-      </w:pPr>
-      <w:r/>
-      <w:r/>
-      <w:r/>
-    </w:p>
-    <w:p>
-      <w:pPr>
-        <w:pBdr/>
-        <w:spacing w:after="120"/>
-        <w:ind/>
-        <w:rPr/>
-      </w:pPr>
-      <w:r/>
-      <w:r/>
-      <w:r/>
-    </w:p>
-    <w:p>
-      <w:pPr>
-        <w:pBdr/>
-        <w:spacing w:after="120"/>
-        <w:ind/>
-        <w:rPr/>
-      </w:pPr>
-      <w:r/>
-      <w:r/>
-      <w:r/>
-    </w:p>
-    <w:p>
-      <w:pPr>
-        <w:pBdr/>
-        <w:spacing w:after="120"/>
-        <w:ind/>
-        <w:rPr/>
-      </w:pPr>
-      <w:r/>
-      <w:r/>
-      <w:r/>
-    </w:p>
-    <w:p>
-      <w:pPr>
-        <w:pBdr/>
-        <w:spacing w:after="120"/>
-        <w:ind/>
-        <w:rPr/>
-      </w:pPr>
-      <w:r/>
-      <w:r/>
-      <w:r/>
-    </w:p>
-    <w:p>
-      <w:pPr>
-        <w:pBdr/>
-        <w:spacing w:after="120"/>
-        <w:ind/>
-        <w:rPr/>
-      </w:pPr>
-      <w:r/>
-      <w:r/>
-      <w:r/>
-    </w:p>
-    <w:p>
-      <w:pPr>
-        <w:pBdr/>
-        <w:spacing w:after="120"/>
-        <w:ind/>
-        <w:rPr/>
-      </w:pPr>
-      <w:r/>
-      <w:r/>
-      <w:r/>
-    </w:p>
-    <w:p>
-      <w:pPr>
-        <w:pBdr/>
-        <w:spacing w:after="120"/>
-        <w:ind/>
-        <w:rPr/>
-      </w:pPr>
-      <w:r/>
-      <w:r/>
-      <w:r/>
-    </w:p>
-    <w:p>
-      <w:pPr>
-        <w:pBdr/>
-        <w:spacing w:after="120"/>
-        <w:ind/>
-        <w:rPr/>
-      </w:pPr>
-      <w:r/>
-      <w:r/>
-      <w:r/>
-    </w:p>
-    <w:p>
-      <w:pPr>
-        <w:pBdr/>
-        <w:spacing w:after="120"/>
-        <w:ind/>
-        <w:rPr/>
-      </w:pPr>
-      <w:r/>
-      <w:r/>
-      <w:r/>
-    </w:p>
-    <w:p>
-      <w:pPr>
-        <w:pBdr/>
-        <w:spacing w:after="120"/>
-        <w:ind/>
-        <w:rPr/>
-      </w:pPr>
-      <w:r/>
-      <w:r/>
-      <w:r/>
-    </w:p>
-    <w:p>
-      <w:pPr>
-        <w:pBdr/>
-        <w:spacing w:after="120"/>
-        <w:ind/>
-        <w:rPr/>
-      </w:pPr>
-      <w:r/>
-      <w:r/>
-      <w:r/>
-    </w:p>
-    <w:p>
-      <w:pPr>
-        <w:pBdr/>
-        <w:spacing w:after="120"/>
-        <w:ind/>
-        <w:rPr/>
-      </w:pPr>
-      <w:r/>
-      <w:r/>
-      <w:r/>
-    </w:p>
-    <w:p>
-      <w:pPr>
-        <w:pBdr/>
-        <w:spacing w:after="120"/>
-        <w:ind/>
-        <w:rPr/>
-      </w:pPr>
-      <w:r/>
-      <w:r/>
-      <w:r/>
-    </w:p>
-    <w:p>
-      <w:pPr>
-        <w:pBdr/>
-        <w:spacing w:after="120"/>
-        <w:ind/>
-        <w:rPr/>
-      </w:pPr>
-      <w:r/>
-      <w:r/>
-      <w:r/>
-    </w:p>
-    <w:p>
-      <w:pPr>
-        <w:pBdr/>
-        <w:spacing w:after="120"/>
-        <w:ind/>
-        <w:rPr/>
-      </w:pPr>
-      <w:r/>
-      <w:r/>
-      <w:r/>
-    </w:p>
-    <w:p>
-      <w:pPr>
-        <w:pBdr/>
-        <w:spacing w:after="120"/>
-        <w:ind/>
-        <w:rPr>
-          <w:rFonts w:ascii="Arial" w:hAnsi="Arial" w:eastAsia="Arial"/>
-          <w:b w:val="0"/>
-          <w:bCs w:val="0"/>
-          <w:i w:val="0"/>
-          <w:color w:val="222222"/>
-          <w:sz w:val="22"/>
-          <w:szCs w:val="22"/>
-        </w:rPr>
-      </w:pPr>
-      <w:r>
-        <w:rPr>
-          <w:rFonts w:ascii="Arial" w:hAnsi="Arial" w:eastAsia="Arial"/>
-          <w:b w:val="0"/>
-          <w:i w:val="0"/>
-          <w:color w:val="222222"/>
-          <w:sz w:val="22"/>
-          <w:highlight w:val="none"/>
-        </w:rPr>
-      </w:r>
-      <w:r>
-        <w:rPr>
-          <w:rFonts w:ascii="Arial" w:hAnsi="Arial" w:eastAsia="Arial"/>
-          <w:b w:val="0"/>
-          <w:i w:val="0"/>
-          <w:color w:val="222222"/>
-          <w:sz w:val="22"/>
-          <w:highlight w:val="none"/>
-        </w:rPr>
-      </w:r>
-      <w:r>
-        <w:rPr>
-          <w:rFonts w:ascii="Arial" w:hAnsi="Arial" w:eastAsia="Arial"/>
-          <w:b w:val="0"/>
-          <w:i w:val="0"/>
-          <w:color w:val="222222"/>
-          <w:sz w:val="22"/>
-          <w:highlight w:val="none"/>
-        </w:rPr>
+        <w:t>[CAPTURA: método RegisterOrderAsync en OrderRepository.cs]</w:t>
       </w:r>
     </w:p>
     <w:p>
@@ -4338,244 +1772,6 @@
           <w:sz w:val="20"/>
         </w:rPr>
         <w:t xml:space="preserve">1) Handler AJAX en el code-behind (Catalog.cshtml.cs)</w:t>
-      </w:r>
-      <w:r/>
-    </w:p>
-    <w:p>
-      <w:pPr>
-        <w:pBdr/>
-        <w:spacing w:after="0"/>
-        <w:ind w:left="288"/>
-        <w:rPr/>
-      </w:pPr>
-      <w:r>
-        <w:rPr>
-          <w:rFonts w:ascii="Consolas" w:hAnsi="Consolas" w:eastAsia="Consolas"/>
-          <w:color w:val="1e1e1e"/>
-          <w:sz w:val="18"/>
-        </w:rPr>
-        <w:t xml:space="preserve">public async Task&lt;IActionResult&gt; OnGetSearchAsync(string? q, int? categoryId)</w:t>
-      </w:r>
-      <w:r/>
-    </w:p>
-    <w:p>
-      <w:pPr>
-        <w:pBdr/>
-        <w:spacing w:after="0"/>
-        <w:ind w:left="288"/>
-        <w:rPr/>
-      </w:pPr>
-      <w:r>
-        <w:rPr>
-          <w:rFonts w:ascii="Consolas" w:hAnsi="Consolas" w:eastAsia="Consolas"/>
-          <w:color w:val="1e1e1e"/>
-          <w:sz w:val="18"/>
-        </w:rPr>
-        <w:t xml:space="preserve">{</w:t>
-      </w:r>
-      <w:r/>
-    </w:p>
-    <w:p>
-      <w:pPr>
-        <w:pBdr/>
-        <w:spacing w:after="0"/>
-        <w:ind w:left="288"/>
-        <w:rPr/>
-      </w:pPr>
-      <w:r>
-        <w:rPr>
-          <w:rFonts w:ascii="Consolas" w:hAnsi="Consolas" w:eastAsia="Consolas"/>
-          <w:color w:val="1e1e1e"/>
-          <w:sz w:val="18"/>
-        </w:rPr>
-        <w:t xml:space="preserve">    var products = await catalogRepo.GetCatalogAsync(q, categoryId);</w:t>
-      </w:r>
-      <w:r/>
-    </w:p>
-    <w:p>
-      <w:pPr>
-        <w:pBdr/>
-        <w:spacing w:after="0"/>
-        <w:ind w:left="288"/>
-        <w:rPr/>
-      </w:pPr>
-      <w:r>
-        <w:rPr>
-          <w:rFonts w:ascii="Consolas" w:hAnsi="Consolas" w:eastAsia="Consolas"/>
-          <w:color w:val="1e1e1e"/>
-          <w:sz w:val="18"/>
-        </w:rPr>
-        <w:t xml:space="preserve">    return new JsonResult(products);</w:t>
-      </w:r>
-      <w:r/>
-    </w:p>
-    <w:p>
-      <w:pPr>
-        <w:pBdr/>
-        <w:spacing w:after="0"/>
-        <w:ind w:left="288"/>
-        <w:rPr/>
-      </w:pPr>
-      <w:r>
-        <w:rPr>
-          <w:rFonts w:ascii="Consolas" w:hAnsi="Consolas" w:eastAsia="Consolas"/>
-          <w:color w:val="1e1e1e"/>
-          <w:sz w:val="18"/>
-        </w:rPr>
-        <w:t xml:space="preserve">}</w:t>
-      </w:r>
-      <w:r/>
-    </w:p>
-    <w:p>
-      <w:pPr>
-        <w:pBdr/>
-        <w:spacing w:after="0"/>
-        <w:ind w:left="288"/>
-        <w:rPr/>
-      </w:pPr>
-      <w:r>
-        <w:rPr>
-          <w:rFonts w:ascii="Consolas" w:hAnsi="Consolas" w:eastAsia="Consolas"/>
-          <w:color w:val="1e1e1e"/>
-          <w:sz w:val="18"/>
-        </w:rPr>
-        <w:t xml:space="preserve"> </w:t>
-      </w:r>
-      <w:r/>
-    </w:p>
-    <w:p>
-      <w:pPr>
-        <w:pBdr/>
-        <w:spacing w:after="0"/>
-        <w:ind w:left="288"/>
-        <w:rPr/>
-      </w:pPr>
-      <w:r>
-        <w:rPr>
-          <w:rFonts w:ascii="Consolas" w:hAnsi="Consolas" w:eastAsia="Consolas"/>
-          <w:color w:val="1e1e1e"/>
-          <w:sz w:val="18"/>
-        </w:rPr>
-        <w:t xml:space="preserve">public async Task&lt;IActionResult&gt; OnGetProductAsync(int id)</w:t>
-      </w:r>
-      <w:r/>
-    </w:p>
-    <w:p>
-      <w:pPr>
-        <w:pBdr/>
-        <w:spacing w:after="0"/>
-        <w:ind w:left="288"/>
-        <w:rPr/>
-      </w:pPr>
-      <w:r>
-        <w:rPr>
-          <w:rFonts w:ascii="Consolas" w:hAnsi="Consolas" w:eastAsia="Consolas"/>
-          <w:color w:val="1e1e1e"/>
-          <w:sz w:val="18"/>
-        </w:rPr>
-        <w:t xml:space="preserve">{</w:t>
-      </w:r>
-      <w:r/>
-    </w:p>
-    <w:p>
-      <w:pPr>
-        <w:pBdr/>
-        <w:spacing w:after="0"/>
-        <w:ind w:left="288"/>
-        <w:rPr/>
-      </w:pPr>
-      <w:r>
-        <w:rPr>
-          <w:rFonts w:ascii="Consolas" w:hAnsi="Consolas" w:eastAsia="Consolas"/>
-          <w:color w:val="1e1e1e"/>
-          <w:sz w:val="18"/>
-        </w:rPr>
-        <w:t xml:space="preserve">    var product = await catalogRepo.GetProductDetailAsync(id);</w:t>
-      </w:r>
-      <w:r/>
-    </w:p>
-    <w:p>
-      <w:pPr>
-        <w:pBdr/>
-        <w:spacing w:after="0"/>
-        <w:ind w:left="288"/>
-        <w:rPr/>
-      </w:pPr>
-      <w:r>
-        <w:rPr>
-          <w:rFonts w:ascii="Consolas" w:hAnsi="Consolas" w:eastAsia="Consolas"/>
-          <w:color w:val="1e1e1e"/>
-          <w:sz w:val="18"/>
-        </w:rPr>
-        <w:t xml:space="preserve">    if (product is null)</w:t>
-      </w:r>
-      <w:r/>
-    </w:p>
-    <w:p>
-      <w:pPr>
-        <w:pBdr/>
-        <w:spacing w:after="0"/>
-        <w:ind w:left="288"/>
-        <w:rPr/>
-      </w:pPr>
-      <w:r>
-        <w:rPr>
-          <w:rFonts w:ascii="Consolas" w:hAnsi="Consolas" w:eastAsia="Consolas"/>
-          <w:color w:val="1e1e1e"/>
-          <w:sz w:val="18"/>
-        </w:rPr>
-        <w:t xml:space="preserve">        return new JsonResult(new { found = false });</w:t>
-      </w:r>
-      <w:r/>
-    </w:p>
-    <w:p>
-      <w:pPr>
-        <w:pBdr/>
-        <w:spacing w:after="0"/>
-        <w:ind w:left="288"/>
-        <w:rPr/>
-      </w:pPr>
-      <w:r>
-        <w:rPr>
-          <w:rFonts w:ascii="Consolas" w:hAnsi="Consolas" w:eastAsia="Consolas"/>
-          <w:color w:val="1e1e1e"/>
-          <w:sz w:val="18"/>
-        </w:rPr>
-        <w:t xml:space="preserve"> </w:t>
-      </w:r>
-      <w:r/>
-    </w:p>
-    <w:p>
-      <w:pPr>
-        <w:pBdr/>
-        <w:spacing w:after="0"/>
-        <w:ind w:left="288"/>
-        <w:rPr/>
-      </w:pPr>
-      <w:r>
-        <w:rPr>
-          <w:rFonts w:ascii="Consolas" w:hAnsi="Consolas" w:eastAsia="Consolas"/>
-          <w:color w:val="1e1e1e"/>
-          <w:sz w:val="18"/>
-        </w:rPr>
-        <w:t xml:space="preserve">    return new JsonResult(new { found = true, product.Name, product.Price, product.Stock, ... });</w:t>
-      </w:r>
-      <w:r/>
-    </w:p>
-    <w:p>
-      <w:pPr>
-        <w:pBdr/>
-        <w:spacing w:after="0"/>
-        <w:ind w:left="288"/>
-        <w:rPr/>
-      </w:pPr>
-      <w:r>
-        <w:rPr>
-          <w:rFonts w:ascii="Consolas" w:hAnsi="Consolas" w:eastAsia="Consolas"/>
-          <w:color w:val="1e1e1e"/>
-          <w:sz w:val="18"/>
-        </w:rPr>
-        <w:t xml:space="preserve">}</w:t>
       </w:r>
       <w:r/>
     </w:p>
@@ -4747,235 +1943,6 @@
     <w:p>
       <w:pPr>
         <w:pBdr/>
-        <w:spacing w:after="0"/>
-        <w:ind w:left="288"/>
-        <w:rPr/>
-      </w:pPr>
-      <w:r>
-        <w:rPr>
-          <w:rFonts w:ascii="Consolas" w:hAnsi="Consolas" w:eastAsia="Consolas"/>
-          <w:color w:val="1e1e1e"/>
-          <w:sz w:val="18"/>
-        </w:rPr>
-        <w:t xml:space="preserve">async function loadProducts() {</w:t>
-      </w:r>
-      <w:r/>
-    </w:p>
-    <w:p>
-      <w:pPr>
-        <w:pBdr/>
-        <w:spacing w:after="0"/>
-        <w:ind w:left="288"/>
-        <w:rPr/>
-      </w:pPr>
-      <w:r>
-        <w:rPr>
-          <w:rFonts w:ascii="Consolas" w:hAnsi="Consolas" w:eastAsia="Consolas"/>
-          <w:color w:val="1e1e1e"/>
-          <w:sz w:val="18"/>
-        </w:rPr>
-        <w:t xml:space="preserve">    const url = `?handler=Search&amp;q=${q}&amp;categoryId=${categoryId}`;</w:t>
-      </w:r>
-      <w:r/>
-    </w:p>
-    <w:p>
-      <w:pPr>
-        <w:pBdr/>
-        <w:spacing w:after="0"/>
-        <w:ind w:left="288"/>
-        <w:rPr/>
-      </w:pPr>
-      <w:r>
-        <w:rPr>
-          <w:rFonts w:ascii="Consolas" w:hAnsi="Consolas" w:eastAsia="Consolas"/>
-          <w:color w:val="1e1e1e"/>
-          <w:sz w:val="18"/>
-        </w:rPr>
-        <w:t xml:space="preserve">    const response = await fetch(url);</w:t>
-      </w:r>
-      <w:r/>
-    </w:p>
-    <w:p>
-      <w:pPr>
-        <w:pBdr/>
-        <w:spacing w:after="0"/>
-        <w:ind w:left="288"/>
-        <w:rPr/>
-      </w:pPr>
-      <w:r>
-        <w:rPr>
-          <w:rFonts w:ascii="Consolas" w:hAnsi="Consolas" w:eastAsia="Consolas"/>
-          <w:color w:val="1e1e1e"/>
-          <w:sz w:val="18"/>
-        </w:rPr>
-        <w:t xml:space="preserve">    const products = await response.json();</w:t>
-      </w:r>
-      <w:r/>
-    </w:p>
-    <w:p>
-      <w:pPr>
-        <w:pBdr/>
-        <w:spacing w:after="0"/>
-        <w:ind w:left="288"/>
-        <w:rPr/>
-      </w:pPr>
-      <w:r>
-        <w:rPr>
-          <w:rFonts w:ascii="Consolas" w:hAnsi="Consolas" w:eastAsia="Consolas"/>
-          <w:color w:val="1e1e1e"/>
-          <w:sz w:val="18"/>
-        </w:rPr>
-        <w:t xml:space="preserve">    // actualiza solo la grilla de productos, sin recargar la página</w:t>
-      </w:r>
-      <w:r/>
-    </w:p>
-    <w:p>
-      <w:pPr>
-        <w:pBdr/>
-        <w:spacing w:after="0"/>
-        <w:ind w:left="288"/>
-        <w:rPr/>
-      </w:pPr>
-      <w:r>
-        <w:rPr>
-          <w:rFonts w:ascii="Consolas" w:hAnsi="Consolas" w:eastAsia="Consolas"/>
-          <w:color w:val="1e1e1e"/>
-          <w:sz w:val="18"/>
-        </w:rPr>
-        <w:t xml:space="preserve">    grid.innerHTML = products.map(p =&gt; `...`).join('');</w:t>
-      </w:r>
-      <w:r/>
-    </w:p>
-    <w:p>
-      <w:pPr>
-        <w:pBdr/>
-        <w:spacing w:after="0"/>
-        <w:ind w:left="288"/>
-        <w:rPr/>
-      </w:pPr>
-      <w:r>
-        <w:rPr>
-          <w:rFonts w:ascii="Consolas" w:hAnsi="Consolas" w:eastAsia="Consolas"/>
-          <w:color w:val="1e1e1e"/>
-          <w:sz w:val="18"/>
-        </w:rPr>
-        <w:t xml:space="preserve">}</w:t>
-      </w:r>
-      <w:r/>
-    </w:p>
-    <w:p>
-      <w:pPr>
-        <w:pBdr/>
-        <w:spacing w:after="0"/>
-        <w:ind w:left="288"/>
-        <w:rPr/>
-      </w:pPr>
-      <w:r>
-        <w:rPr>
-          <w:rFonts w:ascii="Consolas" w:hAnsi="Consolas" w:eastAsia="Consolas"/>
-          <w:color w:val="1e1e1e"/>
-          <w:sz w:val="18"/>
-        </w:rPr>
-        <w:t xml:space="preserve"> </w:t>
-      </w:r>
-      <w:r/>
-    </w:p>
-    <w:p>
-      <w:pPr>
-        <w:pBdr/>
-        <w:spacing w:after="0"/>
-        <w:ind w:left="288"/>
-        <w:rPr/>
-      </w:pPr>
-      <w:r>
-        <w:rPr>
-          <w:rFonts w:ascii="Consolas" w:hAnsi="Consolas" w:eastAsia="Consolas"/>
-          <w:color w:val="1e1e1e"/>
-          <w:sz w:val="18"/>
-        </w:rPr>
-        <w:t xml:space="preserve">async function showProductDetail(id) {</w:t>
-      </w:r>
-      <w:r/>
-    </w:p>
-    <w:p>
-      <w:pPr>
-        <w:pBdr/>
-        <w:spacing w:after="0"/>
-        <w:ind w:left="288"/>
-        <w:rPr/>
-      </w:pPr>
-      <w:r>
-        <w:rPr>
-          <w:rFonts w:ascii="Consolas" w:hAnsi="Consolas" w:eastAsia="Consolas"/>
-          <w:color w:val="1e1e1e"/>
-          <w:sz w:val="18"/>
-        </w:rPr>
-        <w:t xml:space="preserve">    const response = await fetch(`?handler=Product&amp;id=${id}`);</w:t>
-      </w:r>
-      <w:r/>
-    </w:p>
-    <w:p>
-      <w:pPr>
-        <w:pBdr/>
-        <w:spacing w:after="0"/>
-        <w:ind w:left="288"/>
-        <w:rPr/>
-      </w:pPr>
-      <w:r>
-        <w:rPr>
-          <w:rFonts w:ascii="Consolas" w:hAnsi="Consolas" w:eastAsia="Consolas"/>
-          <w:color w:val="1e1e1e"/>
-          <w:sz w:val="18"/>
-        </w:rPr>
-        <w:t xml:space="preserve">    const data = await response.json();</w:t>
-      </w:r>
-      <w:r/>
-    </w:p>
-    <w:p>
-      <w:pPr>
-        <w:pBdr/>
-        <w:spacing w:after="0"/>
-        <w:ind w:left="288"/>
-        <w:rPr/>
-      </w:pPr>
-      <w:r>
-        <w:rPr>
-          <w:rFonts w:ascii="Consolas" w:hAnsi="Consolas" w:eastAsia="Consolas"/>
-          <w:color w:val="1e1e1e"/>
-          <w:sz w:val="18"/>
-        </w:rPr>
-        <w:t xml:space="preserve">    // actualiza nombre, precio y stock en el panel lateral</w:t>
-      </w:r>
-      <w:r/>
-    </w:p>
-    <w:p>
-      <w:pPr>
-        <w:pBdr/>
-        <w:spacing w:after="0"/>
-        <w:ind w:left="288"/>
-        <w:rPr/>
-      </w:pPr>
-      <w:r>
-        <w:rPr>
-          <w:rFonts w:ascii="Consolas" w:hAnsi="Consolas" w:eastAsia="Consolas"/>
-          <w:color w:val="1e1e1e"/>
-          <w:sz w:val="18"/>
-        </w:rPr>
-      </w:r>
-      <w:r/>
-      <w:r>
-        <w:rPr>
-          <w:rFonts w:ascii="Consolas" w:hAnsi="Consolas" w:eastAsia="Consolas"/>
-          <w:color w:val="1e1e1e"/>
-          <w:sz w:val="18"/>
-        </w:rPr>
-        <w:t xml:space="preserve">}</w:t>
-      </w:r>
-      <w:r/>
-    </w:p>
-    <w:p>
-      <w:pPr>
-        <w:pBdr/>
         <w:spacing w:after="160"/>
         <w:ind/>
         <w:rPr/>
@@ -5062,675 +2029,6 @@
       <w:r/>
       <w:r/>
       <w:r/>
-    </w:p>
-    <w:p>
-      <w:pPr>
-        <w:pBdr/>
-        <w:spacing w:after="120"/>
-        <w:ind/>
-        <w:rPr/>
-      </w:pPr>
-      <w:r>
-        <w:rPr>
-          <w:rFonts w:ascii="Arial" w:hAnsi="Arial" w:eastAsia="Arial"/>
-          <w:b w:val="0"/>
-          <w:i w:val="0"/>
-          <w:color w:val="222222"/>
-          <w:sz w:val="22"/>
-          <w:highlight w:val="none"/>
-        </w:rPr>
-      </w:r>
-      <w:r>
-        <w:rPr>
-          <w:rFonts w:ascii="Arial" w:hAnsi="Arial" w:eastAsia="Arial"/>
-          <w:b w:val="0"/>
-          <w:i w:val="0"/>
-          <w:color w:val="222222"/>
-          <w:sz w:val="22"/>
-          <w:highlight w:val="none"/>
-        </w:rPr>
-      </w:r>
-      <w:r/>
-      <w:r>
-        <w:rPr>
-          <w:rFonts w:ascii="Arial" w:hAnsi="Arial" w:eastAsia="Arial"/>
-          <w:b w:val="0"/>
-          <w:i w:val="0"/>
-          <w:color w:val="222222"/>
-          <w:sz w:val="22"/>
-          <w:highlight w:val="none"/>
-        </w:rPr>
-      </w:r>
-      <w:r>
-        <w:rPr>
-          <w:rFonts w:ascii="Arial" w:hAnsi="Arial" w:eastAsia="Arial"/>
-          <w:b w:val="0"/>
-          <w:i w:val="0"/>
-          <w:color w:val="222222"/>
-          <w:sz w:val="22"/>
-          <w:highlight w:val="none"/>
-        </w:rPr>
-      </w:r>
-    </w:p>
-    <w:p>
-      <w:pPr>
-        <w:pBdr/>
-        <w:spacing w:after="120"/>
-        <w:ind/>
-        <w:rPr>
-          <w:rFonts w:ascii="Arial" w:hAnsi="Arial" w:eastAsia="Arial"/>
-          <w:b w:val="0"/>
-          <w:bCs w:val="0"/>
-          <w:i w:val="0"/>
-          <w:color w:val="222222"/>
-          <w:sz w:val="22"/>
-          <w:szCs w:val="22"/>
-          <w:highlight w:val="none"/>
-        </w:rPr>
-      </w:pPr>
-      <w:r>
-        <w:rPr>
-          <w:rFonts w:ascii="Arial" w:hAnsi="Arial" w:eastAsia="Arial"/>
-          <w:b w:val="0"/>
-          <w:bCs w:val="0"/>
-          <w:i w:val="0"/>
-          <w:color w:val="222222"/>
-          <w:sz w:val="22"/>
-          <w:szCs w:val="22"/>
-          <w:highlight w:val="none"/>
-        </w:rPr>
-      </w:r>
-      <w:r>
-        <w:rPr>
-          <w:rFonts w:ascii="Arial" w:hAnsi="Arial" w:eastAsia="Arial"/>
-          <w:b w:val="0"/>
-          <w:bCs w:val="0"/>
-          <w:i w:val="0"/>
-          <w:color w:val="222222"/>
-          <w:sz w:val="22"/>
-          <w:szCs w:val="22"/>
-          <w:highlight w:val="none"/>
-        </w:rPr>
-      </w:r>
-      <w:r>
-        <w:rPr>
-          <w:rFonts w:ascii="Arial" w:hAnsi="Arial" w:eastAsia="Arial"/>
-          <w:b w:val="0"/>
-          <w:bCs w:val="0"/>
-          <w:i w:val="0"/>
-          <w:color w:val="222222"/>
-          <w:sz w:val="22"/>
-          <w:szCs w:val="22"/>
-          <w:highlight w:val="none"/>
-        </w:rPr>
-      </w:r>
-    </w:p>
-    <w:p>
-      <w:pPr>
-        <w:pBdr/>
-        <w:spacing w:after="120"/>
-        <w:ind/>
-        <w:rPr>
-          <w:rFonts w:ascii="Arial" w:hAnsi="Arial" w:eastAsia="Arial"/>
-          <w:b w:val="0"/>
-          <w:bCs w:val="0"/>
-          <w:i w:val="0"/>
-          <w:color w:val="222222"/>
-          <w:sz w:val="22"/>
-          <w:szCs w:val="22"/>
-          <w:highlight w:val="none"/>
-        </w:rPr>
-      </w:pPr>
-      <w:r>
-        <w:rPr>
-          <w:rFonts w:ascii="Arial" w:hAnsi="Arial" w:eastAsia="Arial"/>
-          <w:b w:val="0"/>
-          <w:bCs w:val="0"/>
-          <w:i w:val="0"/>
-          <w:color w:val="222222"/>
-          <w:sz w:val="22"/>
-          <w:szCs w:val="22"/>
-          <w:highlight w:val="none"/>
-        </w:rPr>
-      </w:r>
-      <w:r>
-        <w:rPr>
-          <w:rFonts w:ascii="Arial" w:hAnsi="Arial" w:eastAsia="Arial"/>
-          <w:b w:val="0"/>
-          <w:bCs w:val="0"/>
-          <w:i w:val="0"/>
-          <w:color w:val="222222"/>
-          <w:sz w:val="22"/>
-          <w:szCs w:val="22"/>
-          <w:highlight w:val="none"/>
-        </w:rPr>
-      </w:r>
-      <w:r>
-        <w:rPr>
-          <w:rFonts w:ascii="Arial" w:hAnsi="Arial" w:eastAsia="Arial"/>
-          <w:b w:val="0"/>
-          <w:bCs w:val="0"/>
-          <w:i w:val="0"/>
-          <w:color w:val="222222"/>
-          <w:sz w:val="22"/>
-          <w:szCs w:val="22"/>
-          <w:highlight w:val="none"/>
-        </w:rPr>
-      </w:r>
-    </w:p>
-    <w:p>
-      <w:pPr>
-        <w:pBdr/>
-        <w:spacing w:after="120"/>
-        <w:ind/>
-        <w:rPr>
-          <w:rFonts w:ascii="Arial" w:hAnsi="Arial" w:eastAsia="Arial"/>
-          <w:b w:val="0"/>
-          <w:bCs w:val="0"/>
-          <w:i w:val="0"/>
-          <w:color w:val="222222"/>
-          <w:sz w:val="22"/>
-          <w:szCs w:val="22"/>
-          <w:highlight w:val="none"/>
-        </w:rPr>
-      </w:pPr>
-      <w:r>
-        <w:rPr>
-          <w:rFonts w:ascii="Arial" w:hAnsi="Arial" w:eastAsia="Arial"/>
-          <w:b w:val="0"/>
-          <w:bCs w:val="0"/>
-          <w:i w:val="0"/>
-          <w:color w:val="222222"/>
-          <w:sz w:val="22"/>
-          <w:szCs w:val="22"/>
-          <w:highlight w:val="none"/>
-        </w:rPr>
-      </w:r>
-      <w:r>
-        <w:rPr>
-          <w:rFonts w:ascii="Arial" w:hAnsi="Arial" w:eastAsia="Arial"/>
-          <w:b w:val="0"/>
-          <w:bCs w:val="0"/>
-          <w:i w:val="0"/>
-          <w:color w:val="222222"/>
-          <w:sz w:val="22"/>
-          <w:szCs w:val="22"/>
-          <w:highlight w:val="none"/>
-        </w:rPr>
-      </w:r>
-      <w:r>
-        <w:rPr>
-          <w:rFonts w:ascii="Arial" w:hAnsi="Arial" w:eastAsia="Arial"/>
-          <w:b w:val="0"/>
-          <w:bCs w:val="0"/>
-          <w:i w:val="0"/>
-          <w:color w:val="222222"/>
-          <w:sz w:val="22"/>
-          <w:szCs w:val="22"/>
-          <w:highlight w:val="none"/>
-        </w:rPr>
-      </w:r>
-    </w:p>
-    <w:p>
-      <w:pPr>
-        <w:pBdr/>
-        <w:spacing w:after="120"/>
-        <w:ind/>
-        <w:rPr>
-          <w:rFonts w:ascii="Arial" w:hAnsi="Arial" w:eastAsia="Arial"/>
-          <w:b w:val="0"/>
-          <w:bCs w:val="0"/>
-          <w:i w:val="0"/>
-          <w:color w:val="222222"/>
-          <w:sz w:val="22"/>
-          <w:szCs w:val="22"/>
-          <w:highlight w:val="none"/>
-        </w:rPr>
-      </w:pPr>
-      <w:r>
-        <w:rPr>
-          <w:rFonts w:ascii="Arial" w:hAnsi="Arial" w:eastAsia="Arial"/>
-          <w:b w:val="0"/>
-          <w:bCs w:val="0"/>
-          <w:i w:val="0"/>
-          <w:color w:val="222222"/>
-          <w:sz w:val="22"/>
-          <w:szCs w:val="22"/>
-          <w:highlight w:val="none"/>
-        </w:rPr>
-      </w:r>
-      <w:r>
-        <w:rPr>
-          <w:rFonts w:ascii="Arial" w:hAnsi="Arial" w:eastAsia="Arial"/>
-          <w:b w:val="0"/>
-          <w:bCs w:val="0"/>
-          <w:i w:val="0"/>
-          <w:color w:val="222222"/>
-          <w:sz w:val="22"/>
-          <w:szCs w:val="22"/>
-          <w:highlight w:val="none"/>
-        </w:rPr>
-      </w:r>
-      <w:r>
-        <w:rPr>
-          <w:rFonts w:ascii="Arial" w:hAnsi="Arial" w:eastAsia="Arial"/>
-          <w:b w:val="0"/>
-          <w:bCs w:val="0"/>
-          <w:i w:val="0"/>
-          <w:color w:val="222222"/>
-          <w:sz w:val="22"/>
-          <w:szCs w:val="22"/>
-          <w:highlight w:val="none"/>
-        </w:rPr>
-      </w:r>
-    </w:p>
-    <w:p>
-      <w:pPr>
-        <w:pBdr/>
-        <w:spacing w:after="120"/>
-        <w:ind/>
-        <w:rPr>
-          <w:rFonts w:ascii="Arial" w:hAnsi="Arial" w:eastAsia="Arial"/>
-          <w:b w:val="0"/>
-          <w:bCs w:val="0"/>
-          <w:i w:val="0"/>
-          <w:color w:val="222222"/>
-          <w:sz w:val="22"/>
-          <w:szCs w:val="22"/>
-          <w:highlight w:val="none"/>
-        </w:rPr>
-      </w:pPr>
-      <w:r>
-        <w:rPr>
-          <w:rFonts w:ascii="Arial" w:hAnsi="Arial" w:eastAsia="Arial"/>
-          <w:b w:val="0"/>
-          <w:bCs w:val="0"/>
-          <w:i w:val="0"/>
-          <w:color w:val="222222"/>
-          <w:sz w:val="22"/>
-          <w:szCs w:val="22"/>
-          <w:highlight w:val="none"/>
-        </w:rPr>
-      </w:r>
-      <w:r>
-        <w:rPr>
-          <w:rFonts w:ascii="Arial" w:hAnsi="Arial" w:eastAsia="Arial"/>
-          <w:b w:val="0"/>
-          <w:bCs w:val="0"/>
-          <w:i w:val="0"/>
-          <w:color w:val="222222"/>
-          <w:sz w:val="22"/>
-          <w:szCs w:val="22"/>
-          <w:highlight w:val="none"/>
-        </w:rPr>
-      </w:r>
-      <w:r>
-        <w:rPr>
-          <w:rFonts w:ascii="Arial" w:hAnsi="Arial" w:eastAsia="Arial"/>
-          <w:b w:val="0"/>
-          <w:bCs w:val="0"/>
-          <w:i w:val="0"/>
-          <w:color w:val="222222"/>
-          <w:sz w:val="22"/>
-          <w:szCs w:val="22"/>
-          <w:highlight w:val="none"/>
-        </w:rPr>
-      </w:r>
-    </w:p>
-    <w:p>
-      <w:pPr>
-        <w:pBdr/>
-        <w:spacing w:after="120"/>
-        <w:ind/>
-        <w:rPr>
-          <w:rFonts w:ascii="Arial" w:hAnsi="Arial" w:eastAsia="Arial"/>
-          <w:b w:val="0"/>
-          <w:bCs w:val="0"/>
-          <w:i w:val="0"/>
-          <w:color w:val="222222"/>
-          <w:sz w:val="22"/>
-          <w:szCs w:val="22"/>
-          <w:highlight w:val="none"/>
-        </w:rPr>
-      </w:pPr>
-      <w:r>
-        <w:rPr>
-          <w:rFonts w:ascii="Arial" w:hAnsi="Arial" w:eastAsia="Arial"/>
-          <w:b w:val="0"/>
-          <w:bCs w:val="0"/>
-          <w:i w:val="0"/>
-          <w:color w:val="222222"/>
-          <w:sz w:val="22"/>
-          <w:szCs w:val="22"/>
-          <w:highlight w:val="none"/>
-        </w:rPr>
-      </w:r>
-      <w:r>
-        <w:rPr>
-          <w:rFonts w:ascii="Arial" w:hAnsi="Arial" w:eastAsia="Arial"/>
-          <w:b w:val="0"/>
-          <w:bCs w:val="0"/>
-          <w:i w:val="0"/>
-          <w:color w:val="222222"/>
-          <w:sz w:val="22"/>
-          <w:szCs w:val="22"/>
-          <w:highlight w:val="none"/>
-        </w:rPr>
-      </w:r>
-      <w:r>
-        <w:rPr>
-          <w:rFonts w:ascii="Arial" w:hAnsi="Arial" w:eastAsia="Arial"/>
-          <w:b w:val="0"/>
-          <w:bCs w:val="0"/>
-          <w:i w:val="0"/>
-          <w:color w:val="222222"/>
-          <w:sz w:val="22"/>
-          <w:szCs w:val="22"/>
-          <w:highlight w:val="none"/>
-        </w:rPr>
-      </w:r>
-    </w:p>
-    <w:p>
-      <w:pPr>
-        <w:pBdr/>
-        <w:spacing w:after="120"/>
-        <w:ind/>
-        <w:rPr>
-          <w:rFonts w:ascii="Arial" w:hAnsi="Arial" w:eastAsia="Arial"/>
-          <w:b w:val="0"/>
-          <w:bCs w:val="0"/>
-          <w:i w:val="0"/>
-          <w:color w:val="222222"/>
-          <w:sz w:val="22"/>
-          <w:szCs w:val="22"/>
-          <w:highlight w:val="none"/>
-        </w:rPr>
-      </w:pPr>
-      <w:r>
-        <w:rPr>
-          <w:rFonts w:ascii="Arial" w:hAnsi="Arial" w:eastAsia="Arial"/>
-          <w:b w:val="0"/>
-          <w:bCs w:val="0"/>
-          <w:i w:val="0"/>
-          <w:color w:val="222222"/>
-          <w:sz w:val="22"/>
-          <w:szCs w:val="22"/>
-          <w:highlight w:val="none"/>
-        </w:rPr>
-      </w:r>
-      <w:r>
-        <w:rPr>
-          <w:rFonts w:ascii="Arial" w:hAnsi="Arial" w:eastAsia="Arial"/>
-          <w:b w:val="0"/>
-          <w:bCs w:val="0"/>
-          <w:i w:val="0"/>
-          <w:color w:val="222222"/>
-          <w:sz w:val="22"/>
-          <w:szCs w:val="22"/>
-          <w:highlight w:val="none"/>
-        </w:rPr>
-      </w:r>
-      <w:r>
-        <w:rPr>
-          <w:rFonts w:ascii="Arial" w:hAnsi="Arial" w:eastAsia="Arial"/>
-          <w:b w:val="0"/>
-          <w:bCs w:val="0"/>
-          <w:i w:val="0"/>
-          <w:color w:val="222222"/>
-          <w:sz w:val="22"/>
-          <w:szCs w:val="22"/>
-          <w:highlight w:val="none"/>
-        </w:rPr>
-      </w:r>
-    </w:p>
-    <w:p>
-      <w:pPr>
-        <w:pBdr/>
-        <w:spacing w:after="120"/>
-        <w:ind/>
-        <w:rPr>
-          <w:rFonts w:ascii="Arial" w:hAnsi="Arial" w:eastAsia="Arial"/>
-          <w:b w:val="0"/>
-          <w:bCs w:val="0"/>
-          <w:i w:val="0"/>
-          <w:color w:val="222222"/>
-          <w:sz w:val="22"/>
-          <w:szCs w:val="22"/>
-          <w:highlight w:val="none"/>
-        </w:rPr>
-      </w:pPr>
-      <w:r>
-        <w:rPr>
-          <w:rFonts w:ascii="Arial" w:hAnsi="Arial" w:eastAsia="Arial"/>
-          <w:b w:val="0"/>
-          <w:bCs w:val="0"/>
-          <w:i w:val="0"/>
-          <w:color w:val="222222"/>
-          <w:sz w:val="22"/>
-          <w:szCs w:val="22"/>
-          <w:highlight w:val="none"/>
-        </w:rPr>
-      </w:r>
-      <w:r>
-        <w:rPr>
-          <w:rFonts w:ascii="Arial" w:hAnsi="Arial" w:eastAsia="Arial"/>
-          <w:b w:val="0"/>
-          <w:bCs w:val="0"/>
-          <w:i w:val="0"/>
-          <w:color w:val="222222"/>
-          <w:sz w:val="22"/>
-          <w:szCs w:val="22"/>
-          <w:highlight w:val="none"/>
-        </w:rPr>
-      </w:r>
-      <w:r>
-        <w:rPr>
-          <w:rFonts w:ascii="Arial" w:hAnsi="Arial" w:eastAsia="Arial"/>
-          <w:b w:val="0"/>
-          <w:bCs w:val="0"/>
-          <w:i w:val="0"/>
-          <w:color w:val="222222"/>
-          <w:sz w:val="22"/>
-          <w:szCs w:val="22"/>
-          <w:highlight w:val="none"/>
-        </w:rPr>
-      </w:r>
-    </w:p>
-    <w:p>
-      <w:pPr>
-        <w:pBdr/>
-        <w:spacing w:after="120"/>
-        <w:ind/>
-        <w:rPr>
-          <w:rFonts w:ascii="Arial" w:hAnsi="Arial" w:eastAsia="Arial"/>
-          <w:b w:val="0"/>
-          <w:bCs w:val="0"/>
-          <w:i w:val="0"/>
-          <w:color w:val="222222"/>
-          <w:sz w:val="22"/>
-          <w:szCs w:val="22"/>
-          <w:highlight w:val="none"/>
-        </w:rPr>
-      </w:pPr>
-      <w:r>
-        <w:rPr>
-          <w:rFonts w:ascii="Arial" w:hAnsi="Arial" w:eastAsia="Arial"/>
-          <w:b w:val="0"/>
-          <w:bCs w:val="0"/>
-          <w:i w:val="0"/>
-          <w:color w:val="222222"/>
-          <w:sz w:val="22"/>
-          <w:szCs w:val="22"/>
-          <w:highlight w:val="none"/>
-        </w:rPr>
-      </w:r>
-      <w:r>
-        <w:rPr>
-          <w:rFonts w:ascii="Arial" w:hAnsi="Arial" w:eastAsia="Arial"/>
-          <w:b w:val="0"/>
-          <w:bCs w:val="0"/>
-          <w:i w:val="0"/>
-          <w:color w:val="222222"/>
-          <w:sz w:val="22"/>
-          <w:szCs w:val="22"/>
-          <w:highlight w:val="none"/>
-        </w:rPr>
-      </w:r>
-      <w:r>
-        <w:rPr>
-          <w:rFonts w:ascii="Arial" w:hAnsi="Arial" w:eastAsia="Arial"/>
-          <w:b w:val="0"/>
-          <w:bCs w:val="0"/>
-          <w:i w:val="0"/>
-          <w:color w:val="222222"/>
-          <w:sz w:val="22"/>
-          <w:szCs w:val="22"/>
-          <w:highlight w:val="none"/>
-        </w:rPr>
-      </w:r>
-    </w:p>
-    <w:p>
-      <w:pPr>
-        <w:pBdr/>
-        <w:spacing w:after="120"/>
-        <w:ind/>
-        <w:rPr>
-          <w:rFonts w:ascii="Arial" w:hAnsi="Arial" w:eastAsia="Arial"/>
-          <w:b w:val="0"/>
-          <w:bCs w:val="0"/>
-          <w:i w:val="0"/>
-          <w:color w:val="222222"/>
-          <w:sz w:val="22"/>
-          <w:szCs w:val="22"/>
-          <w:highlight w:val="none"/>
-        </w:rPr>
-      </w:pPr>
-      <w:r>
-        <w:rPr>
-          <w:rFonts w:ascii="Arial" w:hAnsi="Arial" w:eastAsia="Arial"/>
-          <w:b w:val="0"/>
-          <w:bCs w:val="0"/>
-          <w:i w:val="0"/>
-          <w:color w:val="222222"/>
-          <w:sz w:val="22"/>
-          <w:szCs w:val="22"/>
-          <w:highlight w:val="none"/>
-        </w:rPr>
-      </w:r>
-      <w:r>
-        <w:rPr>
-          <w:rFonts w:ascii="Arial" w:hAnsi="Arial" w:eastAsia="Arial"/>
-          <w:b w:val="0"/>
-          <w:bCs w:val="0"/>
-          <w:i w:val="0"/>
-          <w:color w:val="222222"/>
-          <w:sz w:val="22"/>
-          <w:szCs w:val="22"/>
-          <w:highlight w:val="none"/>
-        </w:rPr>
-      </w:r>
-      <w:r>
-        <w:rPr>
-          <w:rFonts w:ascii="Arial" w:hAnsi="Arial" w:eastAsia="Arial"/>
-          <w:b w:val="0"/>
-          <w:bCs w:val="0"/>
-          <w:i w:val="0"/>
-          <w:color w:val="222222"/>
-          <w:sz w:val="22"/>
-          <w:szCs w:val="22"/>
-          <w:highlight w:val="none"/>
-        </w:rPr>
-      </w:r>
-    </w:p>
-    <w:p>
-      <w:pPr>
-        <w:pBdr/>
-        <w:spacing w:after="120"/>
-        <w:ind/>
-        <w:rPr>
-          <w:rFonts w:ascii="Arial" w:hAnsi="Arial" w:eastAsia="Arial"/>
-          <w:b w:val="0"/>
-          <w:bCs w:val="0"/>
-          <w:i w:val="0"/>
-          <w:color w:val="222222"/>
-          <w:sz w:val="22"/>
-          <w:szCs w:val="22"/>
-          <w:highlight w:val="none"/>
-        </w:rPr>
-      </w:pPr>
-      <w:r>
-        <w:rPr>
-          <w:rFonts w:ascii="Arial" w:hAnsi="Arial" w:eastAsia="Arial"/>
-          <w:b w:val="0"/>
-          <w:bCs w:val="0"/>
-          <w:i w:val="0"/>
-          <w:color w:val="222222"/>
-          <w:sz w:val="22"/>
-          <w:szCs w:val="22"/>
-          <w:highlight w:val="none"/>
-        </w:rPr>
-      </w:r>
-      <w:r>
-        <w:rPr>
-          <w:rFonts w:ascii="Arial" w:hAnsi="Arial" w:eastAsia="Arial"/>
-          <w:b w:val="0"/>
-          <w:bCs w:val="0"/>
-          <w:i w:val="0"/>
-          <w:color w:val="222222"/>
-          <w:sz w:val="22"/>
-          <w:szCs w:val="22"/>
-          <w:highlight w:val="none"/>
-        </w:rPr>
-      </w:r>
-      <w:r>
-        <w:rPr>
-          <w:rFonts w:ascii="Arial" w:hAnsi="Arial" w:eastAsia="Arial"/>
-          <w:b w:val="0"/>
-          <w:bCs w:val="0"/>
-          <w:i w:val="0"/>
-          <w:color w:val="222222"/>
-          <w:sz w:val="22"/>
-          <w:szCs w:val="22"/>
-          <w:highlight w:val="none"/>
-        </w:rPr>
-      </w:r>
-    </w:p>
-    <w:p>
-      <w:pPr>
-        <w:pBdr/>
-        <w:spacing w:after="120"/>
-        <w:ind/>
-        <w:rPr>
-          <w:rFonts w:ascii="Arial" w:hAnsi="Arial" w:eastAsia="Arial"/>
-          <w:b w:val="0"/>
-          <w:bCs w:val="0"/>
-          <w:i w:val="0"/>
-          <w:color w:val="222222"/>
-          <w:sz w:val="22"/>
-          <w:szCs w:val="22"/>
-          <w:highlight w:val="none"/>
-        </w:rPr>
-      </w:pPr>
-      <w:r>
-        <w:rPr>
-          <w:rFonts w:ascii="Arial" w:hAnsi="Arial" w:eastAsia="Arial"/>
-          <w:b w:val="0"/>
-          <w:i w:val="0"/>
-          <w:color w:val="222222"/>
-          <w:sz w:val="22"/>
-          <w:highlight w:val="none"/>
-        </w:rPr>
-      </w:r>
-      <w:r>
-        <w:rPr>
-          <w:rFonts w:ascii="Arial" w:hAnsi="Arial" w:eastAsia="Arial"/>
-          <w:b w:val="0"/>
-          <w:i w:val="0"/>
-          <w:color w:val="222222"/>
-          <w:sz w:val="22"/>
-          <w:highlight w:val="none"/>
-        </w:rPr>
-      </w:r>
     </w:p>
     <w:p>
       <w:pPr>
@@ -6033,626 +2331,6 @@
         <w:rPr>
           <w:rFonts w:ascii="Arial" w:hAnsi="Arial" w:eastAsia="Arial"/>
           <w:b/>
-          <w:bCs w:val="0"/>
-          <w:i w:val="0"/>
-          <w:color w:val="2f5d8a"/>
-          <w:sz w:val="26"/>
-          <w:szCs w:val="26"/>
-          <w:highlight w:val="none"/>
-        </w:rPr>
-      </w:r>
-      <w:r>
-        <w:rPr>
-          <w:rFonts w:ascii="Arial" w:hAnsi="Arial" w:eastAsia="Arial"/>
-          <w:b/>
-          <w:bCs w:val="0"/>
-          <w:i w:val="0"/>
-          <w:color w:val="2f5d8a"/>
-          <w:sz w:val="26"/>
-          <w:szCs w:val="26"/>
-          <w:highlight w:val="none"/>
-        </w:rPr>
-      </w:r>
-      <w:r>
-        <w:rPr>
-          <w:rFonts w:ascii="Arial" w:hAnsi="Arial" w:eastAsia="Arial"/>
-          <w:b/>
-          <w:bCs w:val="0"/>
-          <w:i w:val="0"/>
-          <w:color w:val="2f5d8a"/>
-          <w:sz w:val="26"/>
-          <w:szCs w:val="26"/>
-          <w:highlight w:val="none"/>
-        </w:rPr>
-      </w:r>
-    </w:p>
-    <w:p>
-      <w:pPr>
-        <w:pBdr/>
-        <w:spacing w:after="160"/>
-        <w:ind/>
-        <w:rPr>
-          <w:rFonts w:ascii="Arial" w:hAnsi="Arial" w:eastAsia="Arial"/>
-          <w:b/>
-          <w:bCs w:val="0"/>
-          <w:i w:val="0"/>
-          <w:color w:val="2f5d8a"/>
-          <w:sz w:val="26"/>
-          <w:szCs w:val="26"/>
-          <w:highlight w:val="none"/>
-        </w:rPr>
-      </w:pPr>
-      <w:r>
-        <w:rPr>
-          <w:rFonts w:ascii="Arial" w:hAnsi="Arial" w:eastAsia="Arial"/>
-          <w:b/>
-          <w:bCs w:val="0"/>
-          <w:i w:val="0"/>
-          <w:color w:val="2f5d8a"/>
-          <w:sz w:val="26"/>
-          <w:szCs w:val="26"/>
-          <w:highlight w:val="none"/>
-        </w:rPr>
-      </w:r>
-      <w:r>
-        <w:rPr>
-          <w:rFonts w:ascii="Arial" w:hAnsi="Arial" w:eastAsia="Arial"/>
-          <w:b/>
-          <w:bCs w:val="0"/>
-          <w:i w:val="0"/>
-          <w:color w:val="2f5d8a"/>
-          <w:sz w:val="26"/>
-          <w:szCs w:val="26"/>
-          <w:highlight w:val="none"/>
-        </w:rPr>
-      </w:r>
-      <w:r>
-        <w:rPr>
-          <w:rFonts w:ascii="Arial" w:hAnsi="Arial" w:eastAsia="Arial"/>
-          <w:b/>
-          <w:bCs w:val="0"/>
-          <w:i w:val="0"/>
-          <w:color w:val="2f5d8a"/>
-          <w:sz w:val="26"/>
-          <w:szCs w:val="26"/>
-          <w:highlight w:val="none"/>
-        </w:rPr>
-      </w:r>
-    </w:p>
-    <w:p>
-      <w:pPr>
-        <w:pBdr/>
-        <w:spacing w:after="160"/>
-        <w:ind/>
-        <w:rPr>
-          <w:rFonts w:ascii="Arial" w:hAnsi="Arial" w:eastAsia="Arial"/>
-          <w:b/>
-          <w:bCs w:val="0"/>
-          <w:i w:val="0"/>
-          <w:color w:val="2f5d8a"/>
-          <w:sz w:val="26"/>
-          <w:szCs w:val="26"/>
-          <w:highlight w:val="none"/>
-        </w:rPr>
-      </w:pPr>
-      <w:r>
-        <w:rPr>
-          <w:rFonts w:ascii="Arial" w:hAnsi="Arial" w:eastAsia="Arial"/>
-          <w:b/>
-          <w:bCs w:val="0"/>
-          <w:i w:val="0"/>
-          <w:color w:val="2f5d8a"/>
-          <w:sz w:val="26"/>
-          <w:szCs w:val="26"/>
-          <w:highlight w:val="none"/>
-        </w:rPr>
-      </w:r>
-      <w:r>
-        <w:rPr>
-          <w:rFonts w:ascii="Arial" w:hAnsi="Arial" w:eastAsia="Arial"/>
-          <w:b/>
-          <w:bCs w:val="0"/>
-          <w:i w:val="0"/>
-          <w:color w:val="2f5d8a"/>
-          <w:sz w:val="26"/>
-          <w:szCs w:val="26"/>
-          <w:highlight w:val="none"/>
-        </w:rPr>
-      </w:r>
-      <w:r>
-        <w:rPr>
-          <w:rFonts w:ascii="Arial" w:hAnsi="Arial" w:eastAsia="Arial"/>
-          <w:b/>
-          <w:bCs w:val="0"/>
-          <w:i w:val="0"/>
-          <w:color w:val="2f5d8a"/>
-          <w:sz w:val="26"/>
-          <w:szCs w:val="26"/>
-          <w:highlight w:val="none"/>
-        </w:rPr>
-      </w:r>
-    </w:p>
-    <w:p>
-      <w:pPr>
-        <w:pBdr/>
-        <w:spacing w:after="160"/>
-        <w:ind/>
-        <w:rPr>
-          <w:rFonts w:ascii="Arial" w:hAnsi="Arial" w:eastAsia="Arial"/>
-          <w:b/>
-          <w:bCs w:val="0"/>
-          <w:i w:val="0"/>
-          <w:color w:val="2f5d8a"/>
-          <w:sz w:val="26"/>
-          <w:szCs w:val="26"/>
-          <w:highlight w:val="none"/>
-        </w:rPr>
-      </w:pPr>
-      <w:r>
-        <w:rPr>
-          <w:rFonts w:ascii="Arial" w:hAnsi="Arial" w:eastAsia="Arial"/>
-          <w:b/>
-          <w:bCs w:val="0"/>
-          <w:i w:val="0"/>
-          <w:color w:val="2f5d8a"/>
-          <w:sz w:val="26"/>
-          <w:szCs w:val="26"/>
-          <w:highlight w:val="none"/>
-        </w:rPr>
-      </w:r>
-      <w:r>
-        <w:rPr>
-          <w:rFonts w:ascii="Arial" w:hAnsi="Arial" w:eastAsia="Arial"/>
-          <w:b/>
-          <w:bCs w:val="0"/>
-          <w:i w:val="0"/>
-          <w:color w:val="2f5d8a"/>
-          <w:sz w:val="26"/>
-          <w:szCs w:val="26"/>
-          <w:highlight w:val="none"/>
-        </w:rPr>
-      </w:r>
-      <w:r>
-        <w:rPr>
-          <w:rFonts w:ascii="Arial" w:hAnsi="Arial" w:eastAsia="Arial"/>
-          <w:b/>
-          <w:bCs w:val="0"/>
-          <w:i w:val="0"/>
-          <w:color w:val="2f5d8a"/>
-          <w:sz w:val="26"/>
-          <w:szCs w:val="26"/>
-          <w:highlight w:val="none"/>
-        </w:rPr>
-      </w:r>
-    </w:p>
-    <w:p>
-      <w:pPr>
-        <w:pBdr/>
-        <w:spacing w:after="160"/>
-        <w:ind/>
-        <w:rPr>
-          <w:rFonts w:ascii="Arial" w:hAnsi="Arial" w:eastAsia="Arial"/>
-          <w:b/>
-          <w:bCs w:val="0"/>
-          <w:i w:val="0"/>
-          <w:color w:val="2f5d8a"/>
-          <w:sz w:val="26"/>
-          <w:szCs w:val="26"/>
-          <w:highlight w:val="none"/>
-        </w:rPr>
-      </w:pPr>
-      <w:r>
-        <w:rPr>
-          <w:rFonts w:ascii="Arial" w:hAnsi="Arial" w:eastAsia="Arial"/>
-          <w:b/>
-          <w:bCs w:val="0"/>
-          <w:i w:val="0"/>
-          <w:color w:val="2f5d8a"/>
-          <w:sz w:val="26"/>
-          <w:szCs w:val="26"/>
-          <w:highlight w:val="none"/>
-        </w:rPr>
-      </w:r>
-      <w:r>
-        <w:rPr>
-          <w:rFonts w:ascii="Arial" w:hAnsi="Arial" w:eastAsia="Arial"/>
-          <w:b/>
-          <w:bCs w:val="0"/>
-          <w:i w:val="0"/>
-          <w:color w:val="2f5d8a"/>
-          <w:sz w:val="26"/>
-          <w:szCs w:val="26"/>
-          <w:highlight w:val="none"/>
-        </w:rPr>
-      </w:r>
-      <w:r>
-        <w:rPr>
-          <w:rFonts w:ascii="Arial" w:hAnsi="Arial" w:eastAsia="Arial"/>
-          <w:b/>
-          <w:bCs w:val="0"/>
-          <w:i w:val="0"/>
-          <w:color w:val="2f5d8a"/>
-          <w:sz w:val="26"/>
-          <w:szCs w:val="26"/>
-          <w:highlight w:val="none"/>
-        </w:rPr>
-      </w:r>
-    </w:p>
-    <w:p>
-      <w:pPr>
-        <w:pBdr/>
-        <w:spacing w:after="160"/>
-        <w:ind/>
-        <w:rPr>
-          <w:rFonts w:ascii="Arial" w:hAnsi="Arial" w:eastAsia="Arial"/>
-          <w:b/>
-          <w:bCs w:val="0"/>
-          <w:i w:val="0"/>
-          <w:color w:val="2f5d8a"/>
-          <w:sz w:val="26"/>
-          <w:szCs w:val="26"/>
-          <w:highlight w:val="none"/>
-        </w:rPr>
-      </w:pPr>
-      <w:r>
-        <w:rPr>
-          <w:rFonts w:ascii="Arial" w:hAnsi="Arial" w:eastAsia="Arial"/>
-          <w:b/>
-          <w:bCs w:val="0"/>
-          <w:i w:val="0"/>
-          <w:color w:val="2f5d8a"/>
-          <w:sz w:val="26"/>
-          <w:szCs w:val="26"/>
-          <w:highlight w:val="none"/>
-        </w:rPr>
-      </w:r>
-      <w:r>
-        <w:rPr>
-          <w:rFonts w:ascii="Arial" w:hAnsi="Arial" w:eastAsia="Arial"/>
-          <w:b/>
-          <w:bCs w:val="0"/>
-          <w:i w:val="0"/>
-          <w:color w:val="2f5d8a"/>
-          <w:sz w:val="26"/>
-          <w:szCs w:val="26"/>
-          <w:highlight w:val="none"/>
-        </w:rPr>
-      </w:r>
-      <w:r>
-        <w:rPr>
-          <w:rFonts w:ascii="Arial" w:hAnsi="Arial" w:eastAsia="Arial"/>
-          <w:b/>
-          <w:bCs w:val="0"/>
-          <w:i w:val="0"/>
-          <w:color w:val="2f5d8a"/>
-          <w:sz w:val="26"/>
-          <w:szCs w:val="26"/>
-          <w:highlight w:val="none"/>
-        </w:rPr>
-      </w:r>
-    </w:p>
-    <w:p>
-      <w:pPr>
-        <w:pBdr/>
-        <w:spacing w:after="160"/>
-        <w:ind/>
-        <w:rPr>
-          <w:rFonts w:ascii="Arial" w:hAnsi="Arial" w:eastAsia="Arial"/>
-          <w:b/>
-          <w:bCs w:val="0"/>
-          <w:i w:val="0"/>
-          <w:color w:val="2f5d8a"/>
-          <w:sz w:val="26"/>
-          <w:szCs w:val="26"/>
-          <w:highlight w:val="none"/>
-        </w:rPr>
-      </w:pPr>
-      <w:r>
-        <w:rPr>
-          <w:rFonts w:ascii="Arial" w:hAnsi="Arial" w:eastAsia="Arial"/>
-          <w:b/>
-          <w:bCs w:val="0"/>
-          <w:i w:val="0"/>
-          <w:color w:val="2f5d8a"/>
-          <w:sz w:val="26"/>
-          <w:szCs w:val="26"/>
-          <w:highlight w:val="none"/>
-        </w:rPr>
-      </w:r>
-      <w:r>
-        <w:rPr>
-          <w:rFonts w:ascii="Arial" w:hAnsi="Arial" w:eastAsia="Arial"/>
-          <w:b/>
-          <w:bCs w:val="0"/>
-          <w:i w:val="0"/>
-          <w:color w:val="2f5d8a"/>
-          <w:sz w:val="26"/>
-          <w:szCs w:val="26"/>
-          <w:highlight w:val="none"/>
-        </w:rPr>
-      </w:r>
-      <w:r>
-        <w:rPr>
-          <w:rFonts w:ascii="Arial" w:hAnsi="Arial" w:eastAsia="Arial"/>
-          <w:b/>
-          <w:bCs w:val="0"/>
-          <w:i w:val="0"/>
-          <w:color w:val="2f5d8a"/>
-          <w:sz w:val="26"/>
-          <w:szCs w:val="26"/>
-          <w:highlight w:val="none"/>
-        </w:rPr>
-      </w:r>
-    </w:p>
-    <w:p>
-      <w:pPr>
-        <w:pBdr/>
-        <w:spacing w:after="160"/>
-        <w:ind/>
-        <w:rPr>
-          <w:rFonts w:ascii="Arial" w:hAnsi="Arial" w:eastAsia="Arial"/>
-          <w:b/>
-          <w:bCs w:val="0"/>
-          <w:i w:val="0"/>
-          <w:color w:val="2f5d8a"/>
-          <w:sz w:val="26"/>
-          <w:szCs w:val="26"/>
-          <w:highlight w:val="none"/>
-        </w:rPr>
-      </w:pPr>
-      <w:r>
-        <w:rPr>
-          <w:rFonts w:ascii="Arial" w:hAnsi="Arial" w:eastAsia="Arial"/>
-          <w:b/>
-          <w:bCs w:val="0"/>
-          <w:i w:val="0"/>
-          <w:color w:val="2f5d8a"/>
-          <w:sz w:val="26"/>
-          <w:szCs w:val="26"/>
-          <w:highlight w:val="none"/>
-        </w:rPr>
-      </w:r>
-      <w:r>
-        <w:rPr>
-          <w:rFonts w:ascii="Arial" w:hAnsi="Arial" w:eastAsia="Arial"/>
-          <w:b/>
-          <w:bCs w:val="0"/>
-          <w:i w:val="0"/>
-          <w:color w:val="2f5d8a"/>
-          <w:sz w:val="26"/>
-          <w:szCs w:val="26"/>
-          <w:highlight w:val="none"/>
-        </w:rPr>
-      </w:r>
-      <w:r>
-        <w:rPr>
-          <w:rFonts w:ascii="Arial" w:hAnsi="Arial" w:eastAsia="Arial"/>
-          <w:b/>
-          <w:bCs w:val="0"/>
-          <w:i w:val="0"/>
-          <w:color w:val="2f5d8a"/>
-          <w:sz w:val="26"/>
-          <w:szCs w:val="26"/>
-          <w:highlight w:val="none"/>
-        </w:rPr>
-      </w:r>
-    </w:p>
-    <w:p>
-      <w:pPr>
-        <w:pBdr/>
-        <w:spacing w:after="160"/>
-        <w:ind/>
-        <w:rPr>
-          <w:rFonts w:ascii="Arial" w:hAnsi="Arial" w:eastAsia="Arial"/>
-          <w:b/>
-          <w:bCs w:val="0"/>
-          <w:i w:val="0"/>
-          <w:color w:val="2f5d8a"/>
-          <w:sz w:val="26"/>
-          <w:szCs w:val="26"/>
-          <w:highlight w:val="none"/>
-        </w:rPr>
-      </w:pPr>
-      <w:r>
-        <w:rPr>
-          <w:rFonts w:ascii="Arial" w:hAnsi="Arial" w:eastAsia="Arial"/>
-          <w:b/>
-          <w:bCs w:val="0"/>
-          <w:i w:val="0"/>
-          <w:color w:val="2f5d8a"/>
-          <w:sz w:val="26"/>
-          <w:szCs w:val="26"/>
-          <w:highlight w:val="none"/>
-        </w:rPr>
-      </w:r>
-      <w:r>
-        <w:rPr>
-          <w:rFonts w:ascii="Arial" w:hAnsi="Arial" w:eastAsia="Arial"/>
-          <w:b/>
-          <w:bCs w:val="0"/>
-          <w:i w:val="0"/>
-          <w:color w:val="2f5d8a"/>
-          <w:sz w:val="26"/>
-          <w:szCs w:val="26"/>
-          <w:highlight w:val="none"/>
-        </w:rPr>
-      </w:r>
-      <w:r>
-        <w:rPr>
-          <w:rFonts w:ascii="Arial" w:hAnsi="Arial" w:eastAsia="Arial"/>
-          <w:b/>
-          <w:bCs w:val="0"/>
-          <w:i w:val="0"/>
-          <w:color w:val="2f5d8a"/>
-          <w:sz w:val="26"/>
-          <w:szCs w:val="26"/>
-          <w:highlight w:val="none"/>
-        </w:rPr>
-      </w:r>
-    </w:p>
-    <w:p>
-      <w:pPr>
-        <w:pBdr/>
-        <w:spacing w:after="160"/>
-        <w:ind/>
-        <w:rPr>
-          <w:rFonts w:ascii="Arial" w:hAnsi="Arial" w:eastAsia="Arial"/>
-          <w:b/>
-          <w:bCs w:val="0"/>
-          <w:i w:val="0"/>
-          <w:color w:val="2f5d8a"/>
-          <w:sz w:val="26"/>
-          <w:szCs w:val="26"/>
-          <w:highlight w:val="none"/>
-        </w:rPr>
-      </w:pPr>
-      <w:r>
-        <w:rPr>
-          <w:rFonts w:ascii="Arial" w:hAnsi="Arial" w:eastAsia="Arial"/>
-          <w:b/>
-          <w:bCs w:val="0"/>
-          <w:i w:val="0"/>
-          <w:color w:val="2f5d8a"/>
-          <w:sz w:val="26"/>
-          <w:szCs w:val="26"/>
-          <w:highlight w:val="none"/>
-        </w:rPr>
-      </w:r>
-      <w:r>
-        <w:rPr>
-          <w:rFonts w:ascii="Arial" w:hAnsi="Arial" w:eastAsia="Arial"/>
-          <w:b/>
-          <w:bCs w:val="0"/>
-          <w:i w:val="0"/>
-          <w:color w:val="2f5d8a"/>
-          <w:sz w:val="26"/>
-          <w:szCs w:val="26"/>
-          <w:highlight w:val="none"/>
-        </w:rPr>
-      </w:r>
-      <w:r>
-        <w:rPr>
-          <w:rFonts w:ascii="Arial" w:hAnsi="Arial" w:eastAsia="Arial"/>
-          <w:b/>
-          <w:bCs w:val="0"/>
-          <w:i w:val="0"/>
-          <w:color w:val="2f5d8a"/>
-          <w:sz w:val="26"/>
-          <w:szCs w:val="26"/>
-          <w:highlight w:val="none"/>
-        </w:rPr>
-      </w:r>
-    </w:p>
-    <w:p>
-      <w:pPr>
-        <w:pBdr/>
-        <w:spacing w:after="160"/>
-        <w:ind/>
-        <w:rPr>
-          <w:rFonts w:ascii="Arial" w:hAnsi="Arial" w:eastAsia="Arial"/>
-          <w:b/>
-          <w:bCs w:val="0"/>
-          <w:i w:val="0"/>
-          <w:color w:val="2f5d8a"/>
-          <w:sz w:val="26"/>
-          <w:szCs w:val="26"/>
-          <w:highlight w:val="none"/>
-        </w:rPr>
-      </w:pPr>
-      <w:r>
-        <w:rPr>
-          <w:rFonts w:ascii="Arial" w:hAnsi="Arial" w:eastAsia="Arial"/>
-          <w:b/>
-          <w:bCs w:val="0"/>
-          <w:i w:val="0"/>
-          <w:color w:val="2f5d8a"/>
-          <w:sz w:val="26"/>
-          <w:szCs w:val="26"/>
-          <w:highlight w:val="none"/>
-        </w:rPr>
-      </w:r>
-      <w:r>
-        <w:rPr>
-          <w:rFonts w:ascii="Arial" w:hAnsi="Arial" w:eastAsia="Arial"/>
-          <w:b/>
-          <w:bCs w:val="0"/>
-          <w:i w:val="0"/>
-          <w:color w:val="2f5d8a"/>
-          <w:sz w:val="26"/>
-          <w:szCs w:val="26"/>
-          <w:highlight w:val="none"/>
-        </w:rPr>
-      </w:r>
-      <w:r>
-        <w:rPr>
-          <w:rFonts w:ascii="Arial" w:hAnsi="Arial" w:eastAsia="Arial"/>
-          <w:b/>
-          <w:bCs w:val="0"/>
-          <w:i w:val="0"/>
-          <w:color w:val="2f5d8a"/>
-          <w:sz w:val="26"/>
-          <w:szCs w:val="26"/>
-          <w:highlight w:val="none"/>
-        </w:rPr>
-      </w:r>
-    </w:p>
-    <w:p>
-      <w:pPr>
-        <w:pBdr/>
-        <w:spacing w:after="160"/>
-        <w:ind/>
-        <w:rPr>
-          <w:rFonts w:ascii="Arial" w:hAnsi="Arial" w:eastAsia="Arial"/>
-          <w:b/>
-          <w:bCs w:val="0"/>
-          <w:i w:val="0"/>
-          <w:color w:val="2f5d8a"/>
-          <w:sz w:val="26"/>
-          <w:szCs w:val="26"/>
-          <w:highlight w:val="none"/>
-        </w:rPr>
-      </w:pPr>
-      <w:r>
-        <w:rPr>
-          <w:rFonts w:ascii="Arial" w:hAnsi="Arial" w:eastAsia="Arial"/>
-          <w:b/>
-          <w:i w:val="0"/>
-          <w:color w:val="2f5d8a"/>
-          <w:sz w:val="26"/>
-          <w:highlight w:val="none"/>
-        </w:rPr>
-      </w:r>
-      <w:r>
-        <w:rPr>
-          <w:rFonts w:ascii="Arial" w:hAnsi="Arial" w:eastAsia="Arial"/>
-          <w:b/>
-          <w:i w:val="0"/>
-          <w:color w:val="2f5d8a"/>
-          <w:sz w:val="26"/>
-          <w:highlight w:val="none"/>
-        </w:rPr>
-      </w:r>
-    </w:p>
-    <w:p>
-      <w:pPr>
-        <w:pBdr/>
-        <w:spacing w:after="160"/>
-        <w:ind/>
-        <w:rPr>
-          <w:rFonts w:ascii="Arial" w:hAnsi="Arial" w:eastAsia="Arial"/>
-          <w:b/>
-          <w:bCs w:val="0"/>
-          <w:i w:val="0"/>
-          <w:color w:val="2f5d8a"/>
-          <w:sz w:val="26"/>
-          <w:szCs w:val="26"/>
-          <w:highlight w:val="none"/>
-        </w:rPr>
-      </w:pPr>
-      <w:r>
-        <w:rPr>
-          <w:rFonts w:ascii="Arial" w:hAnsi="Arial" w:eastAsia="Arial"/>
-          <w:b/>
           <w:i w:val="0"/>
           <w:color w:val="2f5d8a"/>
           <w:sz w:val="26"/>
@@ -6952,558 +2630,8 @@
           <w:color w:val="222222"/>
           <w:sz w:val="22"/>
         </w:rPr>
-        <w:t>Qué se guarda: una Venta / Pedido con estructura cabecera-detalle: la tabla order (cabecera) y order_detail (varias líneas). La operación se graba 'todo o nada': si una línea falla, no se inserta nada. La cabecera, todos los detalles y el descuento de stock se ejecutan dentro de la misma transacción del procedimiento almacenado en PostgreSQL (fn_register_order).</w:t>
+        <w:t>Qué se guarda: una Venta / Pedido con estructura cabecera-detalle: la tabla order (cabecera) y order_detail (varias líneas). La operación se graba 'todo o nada': si una línea falla, no se inserta nada. La cabecera, todos los detalles y el descuento de stock se ejecutan dentro de la misma transacción del procedimiento almacenado en PostgreSQL (fn_register_order). La vista (Pages/Cart.cshtml.cs) nunca toca la base de datos: llama a OrderRepository.RegisterOrderAsync, y ese método invoca la función fn_register_order.</w:t>
       </w:r>
-    </w:p>
-    <w:p>
-      <w:pPr>
-        <w:spacing w:after="200"/>
-      </w:pPr>
-      <w:r>
-        <w:rPr>
-          <w:rFonts w:ascii="Arial" w:hAnsi="Arial" w:eastAsia="Arial"/>
-          <w:b w:val="0"/>
-          <w:i/>
-          <w:color w:val="666666"/>
-          <w:sz w:val="20"/>
-        </w:rPr>
-        <w:t>1) La vista llama a la capa de datos, nunca al DbContext (Pages/Cart.cshtml.cs)</w:t>
-      </w:r>
-    </w:p>
-    <w:p>
-      <w:pPr>
-        <w:spacing w:after="0"/>
-        <w:ind w:left="288"/>
-      </w:pPr>
-      <w:r>
-        <w:rPr>
-          <w:rFonts w:ascii="Consolas" w:hAnsi="Consolas" w:eastAsia="Consolas"/>
-          <w:color w:val="1E1E1E"/>
-          <w:sz w:val="18"/>
-        </w:rPr>
-        <w:t>var orderId = await orderRepo.RegisterOrderAsync(customerId, lines);</w:t>
-      </w:r>
-    </w:p>
-    <w:p>
-      <w:pPr>
-        <w:spacing w:after="0"/>
-        <w:ind w:left="288"/>
-      </w:pPr>
-      <w:r>
-        <w:rPr>
-          <w:rFonts w:ascii="Consolas" w:hAnsi="Consolas" w:eastAsia="Consolas"/>
-          <w:color w:val="1E1E1E"/>
-          <w:sz w:val="18"/>
-        </w:rPr>
-        <w:t>CartSession.Clear(HttpContext.Session);</w:t>
-      </w:r>
-    </w:p>
-    <w:p>
-      <w:pPr>
-        <w:spacing w:after="0"/>
-        <w:ind w:left="288"/>
-      </w:pPr>
-      <w:r>
-        <w:rPr>
-          <w:rFonts w:ascii="Consolas" w:hAnsi="Consolas" w:eastAsia="Consolas"/>
-          <w:color w:val="1E1E1E"/>
-          <w:sz w:val="18"/>
-        </w:rPr>
-        <w:t>TempData["Success"] = $"¡Pedido registrado correctamente! Número de orden: {orderId}";</w:t>
-      </w:r>
-    </w:p>
-    <w:p>
-      <w:pPr>
-        <w:spacing w:after="0"/>
-        <w:ind w:left="288"/>
-      </w:pPr>
-      <w:r>
-        <w:rPr>
-          <w:rFonts w:ascii="Consolas" w:hAnsi="Consolas" w:eastAsia="Consolas"/>
-          <w:color w:val="1E1E1E"/>
-          <w:sz w:val="18"/>
-        </w:rPr>
-        <w:t>return RedirectToPage("/Orders");</w:t>
-      </w:r>
-    </w:p>
-    <w:p>
-      <w:pPr>
-        <w:spacing w:after="160"/>
-      </w:pPr>
-    </w:p>
-    <w:p>
-      <w:pPr>
-        <w:spacing w:after="200"/>
-      </w:pPr>
-      <w:r>
-        <w:rPr>
-          <w:rFonts w:ascii="Arial" w:hAnsi="Arial" w:eastAsia="Arial"/>
-          <w:b w:val="0"/>
-          <w:i/>
-          <w:color w:val="666666"/>
-          <w:sz w:val="20"/>
-        </w:rPr>
-        <w:t>2) El repositorio delega la escritura transaccional al SP (Data/OrderRepository.cs)</w:t>
-      </w:r>
-    </w:p>
-    <w:p>
-      <w:pPr>
-        <w:spacing w:after="0"/>
-        <w:ind w:left="288"/>
-      </w:pPr>
-      <w:r>
-        <w:rPr>
-          <w:rFonts w:ascii="Consolas" w:hAnsi="Consolas" w:eastAsia="Consolas"/>
-          <w:color w:val="1E1E1E"/>
-          <w:sz w:val="18"/>
-        </w:rPr>
-        <w:t>public async Task&lt;int&gt; RegisterOrderAsync(int? customerId, IReadOnlyList&lt;CartLineDto&gt; lines)</w:t>
-      </w:r>
-    </w:p>
-    <w:p>
-      <w:pPr>
-        <w:spacing w:after="0"/>
-        <w:ind w:left="288"/>
-      </w:pPr>
-      <w:r>
-        <w:rPr>
-          <w:rFonts w:ascii="Consolas" w:hAnsi="Consolas" w:eastAsia="Consolas"/>
-          <w:color w:val="1E1E1E"/>
-          <w:sz w:val="18"/>
-        </w:rPr>
-        <w:t>{</w:t>
-      </w:r>
-    </w:p>
-    <w:p>
-      <w:pPr>
-        <w:spacing w:after="0"/>
-        <w:ind w:left="288"/>
-      </w:pPr>
-      <w:r>
-        <w:rPr>
-          <w:rFonts w:ascii="Consolas" w:hAnsi="Consolas" w:eastAsia="Consolas"/>
-          <w:color w:val="1E1E1E"/>
-          <w:sz w:val="18"/>
-        </w:rPr>
-        <w:t xml:space="preserve">    // ...validaciones de cantidad y stock...</w:t>
-      </w:r>
-    </w:p>
-    <w:p>
-      <w:pPr>
-        <w:spacing w:after="0"/>
-        <w:ind w:left="288"/>
-      </w:pPr>
-      <w:r>
-        <w:rPr>
-          <w:rFonts w:ascii="Consolas" w:hAnsi="Consolas" w:eastAsia="Consolas"/>
-          <w:color w:val="1E1E1E"/>
-          <w:sz w:val="18"/>
-        </w:rPr>
-        <w:t xml:space="preserve">    var payload = lines.Select(l =&gt; new {</w:t>
-      </w:r>
-    </w:p>
-    <w:p>
-      <w:pPr>
-        <w:spacing w:after="0"/>
-        <w:ind w:left="288"/>
-      </w:pPr>
-      <w:r>
-        <w:rPr>
-          <w:rFonts w:ascii="Consolas" w:hAnsi="Consolas" w:eastAsia="Consolas"/>
-          <w:color w:val="1E1E1E"/>
-          <w:sz w:val="18"/>
-        </w:rPr>
-        <w:t xml:space="preserve">        product_id = l.ProductId, quantity = l.Quantity, unit_price = l.UnitPrice });</w:t>
-      </w:r>
-    </w:p>
-    <w:p>
-      <w:pPr>
-        <w:spacing w:after="0"/>
-        <w:ind w:left="288"/>
-      </w:pPr>
-      <w:r>
-        <w:rPr>
-          <w:rFonts w:ascii="Consolas" w:hAnsi="Consolas" w:eastAsia="Consolas"/>
-          <w:color w:val="1E1E1E"/>
-          <w:sz w:val="18"/>
-        </w:rPr>
-        <w:t xml:space="preserve">    var json = JsonSerializer.Serialize(payload);</w:t>
-      </w:r>
-    </w:p>
-    <w:p>
-      <w:pPr>
-        <w:spacing w:after="0"/>
-        <w:ind w:left="288"/>
-      </w:pPr>
-      <w:r>
-        <w:rPr>
-          <w:rFonts w:ascii="Consolas" w:hAnsi="Consolas" w:eastAsia="Consolas"/>
-          <w:color w:val="1E1E1E"/>
-          <w:sz w:val="18"/>
-        </w:rPr>
-        <w:t xml:space="preserve"> </w:t>
-      </w:r>
-    </w:p>
-    <w:p>
-      <w:pPr>
-        <w:spacing w:after="0"/>
-        <w:ind w:left="288"/>
-      </w:pPr>
-      <w:r>
-        <w:rPr>
-          <w:rFonts w:ascii="Consolas" w:hAnsi="Consolas" w:eastAsia="Consolas"/>
-          <w:color w:val="1E1E1E"/>
-          <w:sz w:val="18"/>
-        </w:rPr>
-        <w:t xml:space="preserve">    var orderId = await ctx.Database</w:t>
-      </w:r>
-    </w:p>
-    <w:p>
-      <w:pPr>
-        <w:spacing w:after="0"/>
-        <w:ind w:left="288"/>
-      </w:pPr>
-      <w:r>
-        <w:rPr>
-          <w:rFonts w:ascii="Consolas" w:hAnsi="Consolas" w:eastAsia="Consolas"/>
-          <w:color w:val="1E1E1E"/>
-          <w:sz w:val="18"/>
-        </w:rPr>
-        <w:t xml:space="preserve">        .SqlQuery&lt;int&gt;($"SELECT fn_register_order({customerId}, {json}::jsonb) AS \"Value\"")</w:t>
-      </w:r>
-    </w:p>
-    <w:p>
-      <w:pPr>
-        <w:spacing w:after="0"/>
-        <w:ind w:left="288"/>
-      </w:pPr>
-      <w:r>
-        <w:rPr>
-          <w:rFonts w:ascii="Consolas" w:hAnsi="Consolas" w:eastAsia="Consolas"/>
-          <w:color w:val="1E1E1E"/>
-          <w:sz w:val="18"/>
-        </w:rPr>
-        <w:t xml:space="preserve">        .SingleAsync();</w:t>
-      </w:r>
-    </w:p>
-    <w:p>
-      <w:pPr>
-        <w:spacing w:after="0"/>
-        <w:ind w:left="288"/>
-      </w:pPr>
-      <w:r>
-        <w:rPr>
-          <w:rFonts w:ascii="Consolas" w:hAnsi="Consolas" w:eastAsia="Consolas"/>
-          <w:color w:val="1E1E1E"/>
-          <w:sz w:val="18"/>
-        </w:rPr>
-        <w:t xml:space="preserve">    return orderId;</w:t>
-      </w:r>
-    </w:p>
-    <w:p>
-      <w:pPr>
-        <w:spacing w:after="0"/>
-        <w:ind w:left="288"/>
-      </w:pPr>
-      <w:r>
-        <w:rPr>
-          <w:rFonts w:ascii="Consolas" w:hAnsi="Consolas" w:eastAsia="Consolas"/>
-          <w:color w:val="1E1E1E"/>
-          <w:sz w:val="18"/>
-        </w:rPr>
-        <w:t>}</w:t>
-      </w:r>
-    </w:p>
-    <w:p>
-      <w:pPr>
-        <w:spacing w:after="160"/>
-      </w:pPr>
-    </w:p>
-    <w:p>
-      <w:pPr>
-        <w:spacing w:after="200"/>
-      </w:pPr>
-      <w:r>
-        <w:rPr>
-          <w:rFonts w:ascii="Arial" w:hAnsi="Arial" w:eastAsia="Arial"/>
-          <w:b w:val="0"/>
-          <w:i/>
-          <w:color w:val="666666"/>
-          <w:sz w:val="20"/>
-        </w:rPr>
-        <w:t>3) Transacción 'todo o nada' en PostgreSQL (zoapex-db/sql/zoapex_database.sql)</w:t>
-      </w:r>
-    </w:p>
-    <w:p>
-      <w:pPr>
-        <w:spacing w:after="0"/>
-        <w:ind w:left="288"/>
-      </w:pPr>
-      <w:r>
-        <w:rPr>
-          <w:rFonts w:ascii="Consolas" w:hAnsi="Consolas" w:eastAsia="Consolas"/>
-          <w:color w:val="1E1E1E"/>
-          <w:sz w:val="18"/>
-        </w:rPr>
-        <w:t>CREATE OR REPLACE FUNCTION fn_register_order(p_customer_id INT, p_details JSONB)</w:t>
-      </w:r>
-    </w:p>
-    <w:p>
-      <w:pPr>
-        <w:spacing w:after="0"/>
-        <w:ind w:left="288"/>
-      </w:pPr>
-      <w:r>
-        <w:rPr>
-          <w:rFonts w:ascii="Consolas" w:hAnsi="Consolas" w:eastAsia="Consolas"/>
-          <w:color w:val="1E1E1E"/>
-          <w:sz w:val="18"/>
-        </w:rPr>
-        <w:t>RETURNS INT AS $$</w:t>
-      </w:r>
-    </w:p>
-    <w:p>
-      <w:pPr>
-        <w:spacing w:after="0"/>
-        <w:ind w:left="288"/>
-      </w:pPr>
-      <w:r>
-        <w:rPr>
-          <w:rFonts w:ascii="Consolas" w:hAnsi="Consolas" w:eastAsia="Consolas"/>
-          <w:color w:val="1E1E1E"/>
-          <w:sz w:val="18"/>
-        </w:rPr>
-        <w:t>DECLARE v_order_id INT; ...</w:t>
-      </w:r>
-    </w:p>
-    <w:p>
-      <w:pPr>
-        <w:spacing w:after="0"/>
-        <w:ind w:left="288"/>
-      </w:pPr>
-      <w:r>
-        <w:rPr>
-          <w:rFonts w:ascii="Consolas" w:hAnsi="Consolas" w:eastAsia="Consolas"/>
-          <w:color w:val="1E1E1E"/>
-          <w:sz w:val="18"/>
-        </w:rPr>
-        <w:t>BEGIN</w:t>
-      </w:r>
-    </w:p>
-    <w:p>
-      <w:pPr>
-        <w:spacing w:after="0"/>
-        <w:ind w:left="288"/>
-      </w:pPr>
-      <w:r>
-        <w:rPr>
-          <w:rFonts w:ascii="Consolas" w:hAnsi="Consolas" w:eastAsia="Consolas"/>
-          <w:color w:val="1E1E1E"/>
-          <w:sz w:val="18"/>
-        </w:rPr>
-        <w:t xml:space="preserve">    -- Genera código y calcula subtotal / IGV / total recorriendo el JSON</w:t>
-      </w:r>
-    </w:p>
-    <w:p>
-      <w:pPr>
-        <w:spacing w:after="0"/>
-        <w:ind w:left="288"/>
-      </w:pPr>
-      <w:r>
-        <w:rPr>
-          <w:rFonts w:ascii="Consolas" w:hAnsi="Consolas" w:eastAsia="Consolas"/>
-          <w:color w:val="1E1E1E"/>
-          <w:sz w:val="18"/>
-        </w:rPr>
-        <w:t xml:space="preserve">    INSERT INTO "order" (code, customer_id, subtotal, tax, total, status)</w:t>
-      </w:r>
-    </w:p>
-    <w:p>
-      <w:pPr>
-        <w:spacing w:after="0"/>
-        <w:ind w:left="288"/>
-      </w:pPr>
-      <w:r>
-        <w:rPr>
-          <w:rFonts w:ascii="Consolas" w:hAnsi="Consolas" w:eastAsia="Consolas"/>
-          <w:color w:val="1E1E1E"/>
-          <w:sz w:val="18"/>
-        </w:rPr>
-        <w:t xml:space="preserve">    VALUES (v_code, p_customer_id, v_subtotal, v_tax, v_total, 1)</w:t>
-      </w:r>
-    </w:p>
-    <w:p>
-      <w:pPr>
-        <w:spacing w:after="0"/>
-        <w:ind w:left="288"/>
-      </w:pPr>
-      <w:r>
-        <w:rPr>
-          <w:rFonts w:ascii="Consolas" w:hAnsi="Consolas" w:eastAsia="Consolas"/>
-          <w:color w:val="1E1E1E"/>
-          <w:sz w:val="18"/>
-        </w:rPr>
-        <w:t xml:space="preserve">    RETURNING order_id INTO v_order_id;</w:t>
-      </w:r>
-    </w:p>
-    <w:p>
-      <w:pPr>
-        <w:spacing w:after="0"/>
-        <w:ind w:left="288"/>
-      </w:pPr>
-      <w:r>
-        <w:rPr>
-          <w:rFonts w:ascii="Consolas" w:hAnsi="Consolas" w:eastAsia="Consolas"/>
-          <w:color w:val="1E1E1E"/>
-          <w:sz w:val="18"/>
-        </w:rPr>
-        <w:t xml:space="preserve"> </w:t>
-      </w:r>
-    </w:p>
-    <w:p>
-      <w:pPr>
-        <w:spacing w:after="0"/>
-        <w:ind w:left="288"/>
-      </w:pPr>
-      <w:r>
-        <w:rPr>
-          <w:rFonts w:ascii="Consolas" w:hAnsi="Consolas" w:eastAsia="Consolas"/>
-          <w:color w:val="1E1E1E"/>
-          <w:sz w:val="18"/>
-        </w:rPr>
-        <w:t xml:space="preserve">    -- Inserta detalles y descuenta stock (misma transacción)</w:t>
-      </w:r>
-    </w:p>
-    <w:p>
-      <w:pPr>
-        <w:spacing w:after="0"/>
-        <w:ind w:left="288"/>
-      </w:pPr>
-      <w:r>
-        <w:rPr>
-          <w:rFonts w:ascii="Consolas" w:hAnsi="Consolas" w:eastAsia="Consolas"/>
-          <w:color w:val="1E1E1E"/>
-          <w:sz w:val="18"/>
-        </w:rPr>
-        <w:t xml:space="preserve">    FOR v_detail IN SELECT * FROM jsonb_array_elements(p_details) LOOP</w:t>
-      </w:r>
-    </w:p>
-    <w:p>
-      <w:pPr>
-        <w:spacing w:after="0"/>
-        <w:ind w:left="288"/>
-      </w:pPr>
-      <w:r>
-        <w:rPr>
-          <w:rFonts w:ascii="Consolas" w:hAnsi="Consolas" w:eastAsia="Consolas"/>
-          <w:color w:val="1E1E1E"/>
-          <w:sz w:val="18"/>
-        </w:rPr>
-        <w:t xml:space="preserve">        INSERT INTO order_detail (order_id, product_id, quantity, unit_price, subtotal)</w:t>
-      </w:r>
-    </w:p>
-    <w:p>
-      <w:pPr>
-        <w:spacing w:after="0"/>
-        <w:ind w:left="288"/>
-      </w:pPr>
-      <w:r>
-        <w:rPr>
-          <w:rFonts w:ascii="Consolas" w:hAnsi="Consolas" w:eastAsia="Consolas"/>
-          <w:color w:val="1E1E1E"/>
-          <w:sz w:val="18"/>
-        </w:rPr>
-        <w:t xml:space="preserve">        VALUES (v_order_id, v_prod_id, v_qty, v_price, v_line_subtotal);</w:t>
-      </w:r>
-    </w:p>
-    <w:p>
-      <w:pPr>
-        <w:spacing w:after="0"/>
-        <w:ind w:left="288"/>
-      </w:pPr>
-      <w:r>
-        <w:rPr>
-          <w:rFonts w:ascii="Consolas" w:hAnsi="Consolas" w:eastAsia="Consolas"/>
-          <w:color w:val="1E1E1E"/>
-          <w:sz w:val="18"/>
-        </w:rPr>
-        <w:t xml:space="preserve">        UPDATE product SET stock = stock - v_qty WHERE product_id = v_prod_id;</w:t>
-      </w:r>
-    </w:p>
-    <w:p>
-      <w:pPr>
-        <w:spacing w:after="0"/>
-        <w:ind w:left="288"/>
-      </w:pPr>
-      <w:r>
-        <w:rPr>
-          <w:rFonts w:ascii="Consolas" w:hAnsi="Consolas" w:eastAsia="Consolas"/>
-          <w:color w:val="1E1E1E"/>
-          <w:sz w:val="18"/>
-        </w:rPr>
-        <w:t xml:space="preserve">    END LOOP;</w:t>
-      </w:r>
-    </w:p>
-    <w:p>
-      <w:pPr>
-        <w:spacing w:after="0"/>
-        <w:ind w:left="288"/>
-      </w:pPr>
-      <w:r>
-        <w:rPr>
-          <w:rFonts w:ascii="Consolas" w:hAnsi="Consolas" w:eastAsia="Consolas"/>
-          <w:color w:val="1E1E1E"/>
-          <w:sz w:val="18"/>
-        </w:rPr>
-        <w:t xml:space="preserve"> </w:t>
-      </w:r>
-    </w:p>
-    <w:p>
-      <w:pPr>
-        <w:spacing w:after="0"/>
-        <w:ind w:left="288"/>
-      </w:pPr>
-      <w:r>
-        <w:rPr>
-          <w:rFonts w:ascii="Consolas" w:hAnsi="Consolas" w:eastAsia="Consolas"/>
-          <w:color w:val="1E1E1E"/>
-          <w:sz w:val="18"/>
-        </w:rPr>
-        <w:t xml:space="preserve">    RETURN v_order_id;</w:t>
-      </w:r>
-    </w:p>
-    <w:p>
-      <w:pPr>
-        <w:spacing w:after="0"/>
-        <w:ind w:left="288"/>
-      </w:pPr>
-      <w:r>
-        <w:rPr>
-          <w:rFonts w:ascii="Consolas" w:hAnsi="Consolas" w:eastAsia="Consolas"/>
-          <w:color w:val="1E1E1E"/>
-          <w:sz w:val="18"/>
-        </w:rPr>
-        <w:t>END;</w:t>
-      </w:r>
-    </w:p>
-    <w:p>
-      <w:pPr>
-        <w:spacing w:after="0"/>
-        <w:ind w:left="288"/>
-      </w:pPr>
-      <w:r>
-        <w:rPr>
-          <w:rFonts w:ascii="Consolas" w:hAnsi="Consolas" w:eastAsia="Consolas"/>
-          <w:color w:val="1E1E1E"/>
-          <w:sz w:val="18"/>
-        </w:rPr>
-        <w:t>$$ LANGUAGE plpgsql;</w:t>
-      </w:r>
-    </w:p>
-    <w:p>
-      <w:pPr>
-        <w:spacing w:after="160"/>
-      </w:pPr>
     </w:p>
     <w:p>
       <w:pPr>
@@ -7517,7 +2645,7 @@
           <w:color w:val="E76F51"/>
           <w:sz w:val="20"/>
         </w:rPr>
-        <w:t>[CAPTURA A-1: carrito y mensaje '¡Pedido registrado correctamente!' en Mis pedidos]</w:t>
+        <w:t>[CAPTURA A-1: código de OrderRepository.cs — método RegisterOrderAsync completo]</w:t>
       </w:r>
     </w:p>
     <w:p>
@@ -7532,7 +2660,37 @@
           <w:color w:val="E76F51"/>
           <w:sz w:val="20"/>
         </w:rPr>
-        <w:t>[CAPTURA A-2: registros en las tablas order y order_detail con el stock descontado]</w:t>
+        <w:t>[CAPTURA A-2: función fn_register_order en el Editor SQL de Supabase o en el archivo zoapex-db/sql/zoapex_database.sql]</w:t>
+      </w:r>
+    </w:p>
+    <w:p>
+      <w:pPr>
+        <w:spacing w:after="240"/>
+      </w:pPr>
+      <w:r>
+        <w:rPr>
+          <w:rFonts w:ascii="Arial" w:hAnsi="Arial" w:eastAsia="Arial"/>
+          <w:b/>
+          <w:i w:val="0"/>
+          <w:color w:val="E76F51"/>
+          <w:sz w:val="20"/>
+        </w:rPr>
+        <w:t>[CAPTURA A-3: carrito confirmando la compra y mensaje '¡Pedido registrado correctamente!' en Mis pedidos]</w:t>
+      </w:r>
+    </w:p>
+    <w:p>
+      <w:pPr>
+        <w:spacing w:after="240"/>
+      </w:pPr>
+      <w:r>
+        <w:rPr>
+          <w:rFonts w:ascii="Arial" w:hAnsi="Arial" w:eastAsia="Arial"/>
+          <w:b/>
+          <w:i w:val="0"/>
+          <w:color w:val="E76F51"/>
+          <w:sz w:val="20"/>
+        </w:rPr>
+        <w:t>[CAPTURA A-4: registros resultantes en las tablas order y order_detail, con el stock del producto ya descontado]</w:t>
       </w:r>
     </w:p>
     <w:p>
@@ -7577,7 +2735,22 @@
           <w:color w:val="222222"/>
           <w:sz w:val="22"/>
         </w:rPr>
-        <w:t>Cree una página nueva /SalesReport ('Reporte de ventas') que presenta el dato como análisis, tabla y gráfico (no como texto crudo). Muestra cuatro indicadores (KPIs): número de pedidos, unidades vendidas, ticket promedio y ventas totales; un gráfico de barras con el Top 5 de productos por ingreso; una tabla de ventas por fecha; y una tabla con el detalle de pedidos.</w:t>
+        <w:t>Creé una página nueva /SalesReport ('Reporte de ventas') que presenta el dato como análisis, tabla y gráfico (no como texto crudo). Muestra cuatro indicadores (KPIs): número de pedidos, unidades vendidas, ticket promedio y ventas totales; un gráfico de barras con el Top 5 de productos por ingreso; una tabla de ventas por fecha; y una tabla con el detalle de pedidos.</w:t>
+      </w:r>
+    </w:p>
+    <w:p>
+      <w:pPr>
+        <w:spacing w:after="240"/>
+      </w:pPr>
+      <w:r>
+        <w:rPr>
+          <w:rFonts w:ascii="Arial" w:hAnsi="Arial" w:eastAsia="Arial"/>
+          <w:b/>
+          <w:i w:val="0"/>
+          <w:color w:val="E76F51"/>
+          <w:sz w:val="20"/>
+        </w:rPr>
+        <w:t>[CAPTURA B-1: página /SalesReport con los KPIs, el gráfico de barras y las tablas]</w:t>
       </w:r>
     </w:p>
     <w:p>
@@ -7612,21 +2785,6 @@
     </w:p>
     <w:p>
       <w:pPr>
-        <w:spacing w:after="240"/>
-      </w:pPr>
-      <w:r>
-        <w:rPr>
-          <w:rFonts w:ascii="Arial" w:hAnsi="Arial" w:eastAsia="Arial"/>
-          <w:b/>
-          <w:i w:val="0"/>
-          <w:color w:val="E76F51"/>
-          <w:sz w:val="20"/>
-        </w:rPr>
-        <w:t>[CAPTURA B-1: página /SalesReport con KPIs, gráfico de barras y tablas]</w:t>
-      </w:r>
-    </w:p>
-    <w:p>
-      <w:pPr>
         <w:spacing w:after="160"/>
       </w:pPr>
       <w:r>
@@ -7652,404 +2810,8 @@
           <w:color w:val="222222"/>
           <w:sz w:val="22"/>
         </w:rPr>
-        <w:t>El botón 'Descargar Excel' apunta al handler OnGetExportAsync, que genera y descarga un archivo .xlsx real. La respuesta usa el content-type de Office y un nombre de archivo con fecha y hora.</w:t>
+        <w:t>El botón 'Descargar Excel' apunta al handler OnGetExportAsync, que genera y descarga un archivo .xlsx real. La respuesta usa el content-type de Office y un nombre de archivo con fecha y hora. El armado del libro (dos hojas: 'Resumen' con KPIs y gráfico, y 'Detalle de pedidos' con autofiltro y fila de totales) vive en Data/SalesExcelExporter.cs, y la licencia de uso académico se configura una sola vez en Program.cs.</w:t>
       </w:r>
-    </w:p>
-    <w:p>
-      <w:pPr>
-        <w:spacing w:after="200"/>
-      </w:pPr>
-      <w:r>
-        <w:rPr>
-          <w:rFonts w:ascii="Arial" w:hAnsi="Arial" w:eastAsia="Arial"/>
-          <w:b w:val="0"/>
-          <w:i/>
-          <w:color w:val="666666"/>
-          <w:sz w:val="20"/>
-        </w:rPr>
-        <w:t>1) Handler que devuelve el archivo (Pages/SalesReport.cshtml.cs)</w:t>
-      </w:r>
-    </w:p>
-    <w:p>
-      <w:pPr>
-        <w:spacing w:after="0"/>
-        <w:ind w:left="288"/>
-      </w:pPr>
-      <w:r>
-        <w:rPr>
-          <w:rFonts w:ascii="Consolas" w:hAnsi="Consolas" w:eastAsia="Consolas"/>
-          <w:color w:val="1E1E1E"/>
-          <w:sz w:val="18"/>
-        </w:rPr>
-        <w:t>public async Task&lt;IActionResult&gt; OnGetExportAsync()</w:t>
-      </w:r>
-    </w:p>
-    <w:p>
-      <w:pPr>
-        <w:spacing w:after="0"/>
-        <w:ind w:left="288"/>
-      </w:pPr>
-      <w:r>
-        <w:rPr>
-          <w:rFonts w:ascii="Consolas" w:hAnsi="Consolas" w:eastAsia="Consolas"/>
-          <w:color w:val="1E1E1E"/>
-          <w:sz w:val="18"/>
-        </w:rPr>
-        <w:t>{</w:t>
-      </w:r>
-    </w:p>
-    <w:p>
-      <w:pPr>
-        <w:spacing w:after="0"/>
-        <w:ind w:left="288"/>
-      </w:pPr>
-      <w:r>
-        <w:rPr>
-          <w:rFonts w:ascii="Consolas" w:hAnsi="Consolas" w:eastAsia="Consolas"/>
-          <w:color w:val="1E1E1E"/>
-          <w:sz w:val="18"/>
-        </w:rPr>
-        <w:t xml:space="preserve">    if (!CustomerSession.IsAdmin(HttpContext.Session))</w:t>
-      </w:r>
-    </w:p>
-    <w:p>
-      <w:pPr>
-        <w:spacing w:after="0"/>
-        <w:ind w:left="288"/>
-      </w:pPr>
-      <w:r>
-        <w:rPr>
-          <w:rFonts w:ascii="Consolas" w:hAnsi="Consolas" w:eastAsia="Consolas"/>
-          <w:color w:val="1E1E1E"/>
-          <w:sz w:val="18"/>
-        </w:rPr>
-        <w:t xml:space="preserve">        return RedirectToPage("/Account/Login", new { returnUrl = "/SalesReport" });</w:t>
-      </w:r>
-    </w:p>
-    <w:p>
-      <w:pPr>
-        <w:spacing w:after="0"/>
-        <w:ind w:left="288"/>
-      </w:pPr>
-      <w:r>
-        <w:rPr>
-          <w:rFonts w:ascii="Consolas" w:hAnsi="Consolas" w:eastAsia="Consolas"/>
-          <w:color w:val="1E1E1E"/>
-          <w:sz w:val="18"/>
-        </w:rPr>
-        <w:t xml:space="preserve"> </w:t>
-      </w:r>
-    </w:p>
-    <w:p>
-      <w:pPr>
-        <w:spacing w:after="0"/>
-        <w:ind w:left="288"/>
-      </w:pPr>
-      <w:r>
-        <w:rPr>
-          <w:rFonts w:ascii="Consolas" w:hAnsi="Consolas" w:eastAsia="Consolas"/>
-          <w:color w:val="1E1E1E"/>
-          <w:sz w:val="18"/>
-        </w:rPr>
-        <w:t xml:space="preserve">    var report = await orderRepo.GetSalesReportAsync();</w:t>
-      </w:r>
-    </w:p>
-    <w:p>
-      <w:pPr>
-        <w:spacing w:after="0"/>
-        <w:ind w:left="288"/>
-      </w:pPr>
-      <w:r>
-        <w:rPr>
-          <w:rFonts w:ascii="Consolas" w:hAnsi="Consolas" w:eastAsia="Consolas"/>
-          <w:color w:val="1E1E1E"/>
-          <w:sz w:val="18"/>
-        </w:rPr>
-        <w:t xml:space="preserve">    var bytes  = exporter.Build(report);</w:t>
-      </w:r>
-    </w:p>
-    <w:p>
-      <w:pPr>
-        <w:spacing w:after="0"/>
-        <w:ind w:left="288"/>
-      </w:pPr>
-      <w:r>
-        <w:rPr>
-          <w:rFonts w:ascii="Consolas" w:hAnsi="Consolas" w:eastAsia="Consolas"/>
-          <w:color w:val="1E1E1E"/>
-          <w:sz w:val="18"/>
-        </w:rPr>
-        <w:t xml:space="preserve">    return File(bytes,</w:t>
-      </w:r>
-    </w:p>
-    <w:p>
-      <w:pPr>
-        <w:spacing w:after="0"/>
-        <w:ind w:left="288"/>
-      </w:pPr>
-      <w:r>
-        <w:rPr>
-          <w:rFonts w:ascii="Consolas" w:hAnsi="Consolas" w:eastAsia="Consolas"/>
-          <w:color w:val="1E1E1E"/>
-          <w:sz w:val="18"/>
-        </w:rPr>
-        <w:t xml:space="preserve">        "application/vnd.openxmlformats-officedocument.spreadsheetml.sheet",</w:t>
-      </w:r>
-    </w:p>
-    <w:p>
-      <w:pPr>
-        <w:spacing w:after="0"/>
-        <w:ind w:left="288"/>
-      </w:pPr>
-      <w:r>
-        <w:rPr>
-          <w:rFonts w:ascii="Consolas" w:hAnsi="Consolas" w:eastAsia="Consolas"/>
-          <w:color w:val="1E1E1E"/>
-          <w:sz w:val="18"/>
-        </w:rPr>
-        <w:t xml:space="preserve">        $"reporte-ventas-{DateTime.Now:yyyyMMdd-HHmm}.xlsx");</w:t>
-      </w:r>
-    </w:p>
-    <w:p>
-      <w:pPr>
-        <w:spacing w:after="0"/>
-        <w:ind w:left="288"/>
-      </w:pPr>
-      <w:r>
-        <w:rPr>
-          <w:rFonts w:ascii="Consolas" w:hAnsi="Consolas" w:eastAsia="Consolas"/>
-          <w:color w:val="1E1E1E"/>
-          <w:sz w:val="18"/>
-        </w:rPr>
-        <w:t>}</w:t>
-      </w:r>
-    </w:p>
-    <w:p>
-      <w:pPr>
-        <w:spacing w:after="160"/>
-      </w:pPr>
-    </w:p>
-    <w:p>
-      <w:pPr>
-        <w:spacing w:after="200"/>
-      </w:pPr>
-      <w:r>
-        <w:rPr>
-          <w:rFonts w:ascii="Arial" w:hAnsi="Arial" w:eastAsia="Arial"/>
-          <w:b w:val="0"/>
-          <w:i/>
-          <w:color w:val="666666"/>
-          <w:sz w:val="20"/>
-        </w:rPr>
-        <w:t>2) Armado del libro con EPPlus (Data/SalesExcelExporter.cs, extracto)</w:t>
-      </w:r>
-    </w:p>
-    <w:p>
-      <w:pPr>
-        <w:spacing w:after="0"/>
-        <w:ind w:left="288"/>
-      </w:pPr>
-      <w:r>
-        <w:rPr>
-          <w:rFonts w:ascii="Consolas" w:hAnsi="Consolas" w:eastAsia="Consolas"/>
-          <w:color w:val="1E1E1E"/>
-          <w:sz w:val="18"/>
-        </w:rPr>
-        <w:t>public byte[] Build(SalesReportDto data)</w:t>
-      </w:r>
-    </w:p>
-    <w:p>
-      <w:pPr>
-        <w:spacing w:after="0"/>
-        <w:ind w:left="288"/>
-      </w:pPr>
-      <w:r>
-        <w:rPr>
-          <w:rFonts w:ascii="Consolas" w:hAnsi="Consolas" w:eastAsia="Consolas"/>
-          <w:color w:val="1E1E1E"/>
-          <w:sz w:val="18"/>
-        </w:rPr>
-        <w:t>{</w:t>
-      </w:r>
-    </w:p>
-    <w:p>
-      <w:pPr>
-        <w:spacing w:after="0"/>
-        <w:ind w:left="288"/>
-      </w:pPr>
-      <w:r>
-        <w:rPr>
-          <w:rFonts w:ascii="Consolas" w:hAnsi="Consolas" w:eastAsia="Consolas"/>
-          <w:color w:val="1E1E1E"/>
-          <w:sz w:val="18"/>
-        </w:rPr>
-        <w:t xml:space="preserve">    using var package = new ExcelPackage();</w:t>
-      </w:r>
-    </w:p>
-    <w:p>
-      <w:pPr>
-        <w:spacing w:after="0"/>
-        <w:ind w:left="288"/>
-      </w:pPr>
-      <w:r>
-        <w:rPr>
-          <w:rFonts w:ascii="Consolas" w:hAnsi="Consolas" w:eastAsia="Consolas"/>
-          <w:color w:val="1E1E1E"/>
-          <w:sz w:val="18"/>
-        </w:rPr>
-        <w:t xml:space="preserve">    var ws = package.Workbook.Worksheets.Add("Resumen");</w:t>
-      </w:r>
-    </w:p>
-    <w:p>
-      <w:pPr>
-        <w:spacing w:after="0"/>
-        <w:ind w:left="288"/>
-      </w:pPr>
-      <w:r>
-        <w:rPr>
-          <w:rFonts w:ascii="Consolas" w:hAnsi="Consolas" w:eastAsia="Consolas"/>
-          <w:color w:val="1E1E1E"/>
-          <w:sz w:val="18"/>
-        </w:rPr>
-        <w:t xml:space="preserve">    ws.Cells["A1"].Value = "Zoapex — Reporte de ventas";</w:t>
-      </w:r>
-    </w:p>
-    <w:p>
-      <w:pPr>
-        <w:spacing w:after="0"/>
-        <w:ind w:left="288"/>
-      </w:pPr>
-      <w:r>
-        <w:rPr>
-          <w:rFonts w:ascii="Consolas" w:hAnsi="Consolas" w:eastAsia="Consolas"/>
-          <w:color w:val="1E1E1E"/>
-          <w:sz w:val="18"/>
-        </w:rPr>
-        <w:t xml:space="preserve">    // ...KPIs con formato moneda "S/ #,##0.00"...</w:t>
-      </w:r>
-    </w:p>
-    <w:p>
-      <w:pPr>
-        <w:spacing w:after="0"/>
-        <w:ind w:left="288"/>
-      </w:pPr>
-      <w:r>
-        <w:rPr>
-          <w:rFonts w:ascii="Consolas" w:hAnsi="Consolas" w:eastAsia="Consolas"/>
-          <w:color w:val="1E1E1E"/>
-          <w:sz w:val="18"/>
-        </w:rPr>
-        <w:t xml:space="preserve">    var chart = ws.Drawings.AddBarChart("TopProductsChart", eBarChartType.BarClustered);</w:t>
-      </w:r>
-    </w:p>
-    <w:p>
-      <w:pPr>
-        <w:spacing w:after="0"/>
-        <w:ind w:left="288"/>
-      </w:pPr>
-      <w:r>
-        <w:rPr>
-          <w:rFonts w:ascii="Consolas" w:hAnsi="Consolas" w:eastAsia="Consolas"/>
-          <w:color w:val="1E1E1E"/>
-          <w:sz w:val="18"/>
-        </w:rPr>
-        <w:t xml:space="preserve">    chart.Series.Add(/* ingresos */, /* nombres de producto */);</w:t>
-      </w:r>
-    </w:p>
-    <w:p>
-      <w:pPr>
-        <w:spacing w:after="0"/>
-        <w:ind w:left="288"/>
-      </w:pPr>
-      <w:r>
-        <w:rPr>
-          <w:rFonts w:ascii="Consolas" w:hAnsi="Consolas" w:eastAsia="Consolas"/>
-          <w:color w:val="1E1E1E"/>
-          <w:sz w:val="18"/>
-        </w:rPr>
-        <w:t xml:space="preserve">    // Hoja "Detalle de pedidos" con AutoFilter + fila TOTAL con SUM(...)</w:t>
-      </w:r>
-    </w:p>
-    <w:p>
-      <w:pPr>
-        <w:spacing w:after="0"/>
-        <w:ind w:left="288"/>
-      </w:pPr>
-      <w:r>
-        <w:rPr>
-          <w:rFonts w:ascii="Consolas" w:hAnsi="Consolas" w:eastAsia="Consolas"/>
-          <w:color w:val="1E1E1E"/>
-          <w:sz w:val="18"/>
-        </w:rPr>
-        <w:t xml:space="preserve">    return package.GetAsByteArray();</w:t>
-      </w:r>
-    </w:p>
-    <w:p>
-      <w:pPr>
-        <w:spacing w:after="0"/>
-        <w:ind w:left="288"/>
-      </w:pPr>
-      <w:r>
-        <w:rPr>
-          <w:rFonts w:ascii="Consolas" w:hAnsi="Consolas" w:eastAsia="Consolas"/>
-          <w:color w:val="1E1E1E"/>
-          <w:sz w:val="18"/>
-        </w:rPr>
-        <w:t>}</w:t>
-      </w:r>
-    </w:p>
-    <w:p>
-      <w:pPr>
-        <w:spacing w:after="160"/>
-      </w:pPr>
-    </w:p>
-    <w:p>
-      <w:pPr>
-        <w:spacing w:after="200"/>
-      </w:pPr>
-      <w:r>
-        <w:rPr>
-          <w:rFonts w:ascii="Arial" w:hAnsi="Arial" w:eastAsia="Arial"/>
-          <w:b w:val="0"/>
-          <w:i/>
-          <w:color w:val="666666"/>
-          <w:sz w:val="20"/>
-        </w:rPr>
-        <w:t>3) Licencia (uso académico / no comercial) y registro del servicio (Program.cs)</w:t>
-      </w:r>
-    </w:p>
-    <w:p>
-      <w:pPr>
-        <w:spacing w:after="0"/>
-        <w:ind w:left="288"/>
-      </w:pPr>
-      <w:r>
-        <w:rPr>
-          <w:rFonts w:ascii="Consolas" w:hAnsi="Consolas" w:eastAsia="Consolas"/>
-          <w:color w:val="1E1E1E"/>
-          <w:sz w:val="18"/>
-        </w:rPr>
-        <w:t>ExcelPackage.License.SetNonCommercialPersonal("Stephano Camarena Villa");</w:t>
-      </w:r>
-    </w:p>
-    <w:p>
-      <w:pPr>
-        <w:spacing w:after="0"/>
-        <w:ind w:left="288"/>
-      </w:pPr>
-      <w:r>
-        <w:rPr>
-          <w:rFonts w:ascii="Consolas" w:hAnsi="Consolas" w:eastAsia="Consolas"/>
-          <w:color w:val="1E1E1E"/>
-          <w:sz w:val="18"/>
-        </w:rPr>
-        <w:t>builder.Services.AddScoped&lt;SalesExcelExporter&gt;();</w:t>
-      </w:r>
-    </w:p>
-    <w:p>
-      <w:pPr>
-        <w:spacing w:after="160"/>
-      </w:pPr>
     </w:p>
     <w:p>
       <w:pPr>
@@ -8063,7 +2825,7 @@
           <w:color w:val="E76F51"/>
           <w:sz w:val="20"/>
         </w:rPr>
-        <w:t>[CAPTURA B-2: código del SalesExcelExporter.cs en el editor]</w:t>
+        <w:t>[CAPTURA B-2: código de SalesReport.cshtml.cs — método OnGetExportAsync]</w:t>
       </w:r>
     </w:p>
     <w:p>
@@ -8078,7 +2840,22 @@
           <w:color w:val="E76F51"/>
           <w:sz w:val="20"/>
         </w:rPr>
-        <w:t>[CAPTURA B-3: Excel descargado abierto, hojas 'Resumen' y 'Detalle de pedidos']</w:t>
+        <w:t>[CAPTURA B-3: código de SalesExcelExporter.cs — método Build (armado de hojas y gráfico con EPPlus)]</w:t>
+      </w:r>
+    </w:p>
+    <w:p>
+      <w:pPr>
+        <w:spacing w:after="240"/>
+      </w:pPr>
+      <w:r>
+        <w:rPr>
+          <w:rFonts w:ascii="Arial" w:hAnsi="Arial" w:eastAsia="Arial"/>
+          <w:b/>
+          <w:i w:val="0"/>
+          <w:color w:val="E76F51"/>
+          <w:sz w:val="20"/>
+        </w:rPr>
+        <w:t>[CAPTURA B-4: Excel descargado y abierto — hojas 'Resumen' y 'Detalle de pedidos']</w:t>
       </w:r>
     </w:p>
     <w:p>
@@ -8108,453 +2885,23 @@
           <w:color w:val="222222"/>
           <w:sz w:val="22"/>
         </w:rPr>
-        <w:t>Consulta LINQ de agregación en la capa de datos (Data/OrderRepository.cs, método GetSalesReportAsync). Trae los pedidos con EF Core y calcula los KPIs, el top de productos y las ventas por fecha.</w:t>
+        <w:t>Consulta LINQ de agregación en la capa de datos (Data/OrderRepository.cs, método GetSalesReportAsync). Trae los pedidos con EF Core y calcula los KPIs, el top de productos (agrupando por producto y sumando cantidad e ingreso) y las ventas por fecha.</w:t>
       </w:r>
     </w:p>
     <w:p>
       <w:pPr>
-        <w:spacing w:after="0"/>
-        <w:ind w:left="288"/>
-      </w:pPr>
-      <w:r>
-        <w:rPr>
-          <w:rFonts w:ascii="Consolas" w:hAnsi="Consolas" w:eastAsia="Consolas"/>
-          <w:color w:val="1E1E1E"/>
-          <w:sz w:val="18"/>
-        </w:rPr>
-        <w:t>// Filas de pedidos (cabecera + nombre de cliente + n.º de ítems)</w:t>
-      </w:r>
-    </w:p>
-    <w:p>
-      <w:pPr>
-        <w:spacing w:after="0"/>
-        <w:ind w:left="288"/>
-      </w:pPr>
-      <w:r>
-        <w:rPr>
-          <w:rFonts w:ascii="Consolas" w:hAnsi="Consolas" w:eastAsia="Consolas"/>
-          <w:color w:val="1E1E1E"/>
-          <w:sz w:val="18"/>
-        </w:rPr>
-        <w:t>var orders = await ctx.Orders.AsNoTracking()</w:t>
-      </w:r>
-    </w:p>
-    <w:p>
-      <w:pPr>
-        <w:spacing w:after="0"/>
-        <w:ind w:left="288"/>
-      </w:pPr>
-      <w:r>
-        <w:rPr>
-          <w:rFonts w:ascii="Consolas" w:hAnsi="Consolas" w:eastAsia="Consolas"/>
-          <w:color w:val="1E1E1E"/>
-          <w:sz w:val="18"/>
-        </w:rPr>
-        <w:t xml:space="preserve">    .Where(o =&gt; o.Status == 1)</w:t>
-      </w:r>
-    </w:p>
-    <w:p>
-      <w:pPr>
-        <w:spacing w:after="0"/>
-        <w:ind w:left="288"/>
-      </w:pPr>
-      <w:r>
-        <w:rPr>
-          <w:rFonts w:ascii="Consolas" w:hAnsi="Consolas" w:eastAsia="Consolas"/>
-          <w:color w:val="1E1E1E"/>
-          <w:sz w:val="18"/>
-        </w:rPr>
-        <w:t xml:space="preserve">    .OrderByDescending(o =&gt; o.OrderDate)</w:t>
-      </w:r>
-    </w:p>
-    <w:p>
-      <w:pPr>
-        <w:spacing w:after="0"/>
-        <w:ind w:left="288"/>
-      </w:pPr>
-      <w:r>
-        <w:rPr>
-          <w:rFonts w:ascii="Consolas" w:hAnsi="Consolas" w:eastAsia="Consolas"/>
-          <w:color w:val="1E1E1E"/>
-          <w:sz w:val="18"/>
-        </w:rPr>
-        <w:t xml:space="preserve">    .Select(o =&gt; new SalesOrderRowDto(</w:t>
-      </w:r>
-    </w:p>
-    <w:p>
-      <w:pPr>
-        <w:spacing w:after="0"/>
-        <w:ind w:left="288"/>
-      </w:pPr>
-      <w:r>
-        <w:rPr>
-          <w:rFonts w:ascii="Consolas" w:hAnsi="Consolas" w:eastAsia="Consolas"/>
-          <w:color w:val="1E1E1E"/>
-          <w:sz w:val="18"/>
-        </w:rPr>
-        <w:t xml:space="preserve">        o.Code, o.OrderDate,</w:t>
-      </w:r>
-    </w:p>
-    <w:p>
-      <w:pPr>
-        <w:spacing w:after="0"/>
-        <w:ind w:left="288"/>
-      </w:pPr>
-      <w:r>
-        <w:rPr>
-          <w:rFonts w:ascii="Consolas" w:hAnsi="Consolas" w:eastAsia="Consolas"/>
-          <w:color w:val="1E1E1E"/>
-          <w:sz w:val="18"/>
-        </w:rPr>
-        <w:t xml:space="preserve">        o.Customer != null ? o.Customer.FirstName + " " + o.Customer.LastName : "Mostrador",</w:t>
-      </w:r>
-    </w:p>
-    <w:p>
-      <w:pPr>
-        <w:spacing w:after="0"/>
-        <w:ind w:left="288"/>
-      </w:pPr>
-      <w:r>
-        <w:rPr>
-          <w:rFonts w:ascii="Consolas" w:hAnsi="Consolas" w:eastAsia="Consolas"/>
-          <w:color w:val="1E1E1E"/>
-          <w:sz w:val="18"/>
-        </w:rPr>
-        <w:t xml:space="preserve">        o.Details.Sum(d =&gt; (int?)d.Quantity) ?? 0,</w:t>
-      </w:r>
-    </w:p>
-    <w:p>
-      <w:pPr>
-        <w:spacing w:after="0"/>
-        <w:ind w:left="288"/>
-      </w:pPr>
-      <w:r>
-        <w:rPr>
-          <w:rFonts w:ascii="Consolas" w:hAnsi="Consolas" w:eastAsia="Consolas"/>
-          <w:color w:val="1E1E1E"/>
-          <w:sz w:val="18"/>
-        </w:rPr>
-        <w:t xml:space="preserve">        o.Subtotal, o.Tax, o.Total))</w:t>
-      </w:r>
-    </w:p>
-    <w:p>
-      <w:pPr>
-        <w:spacing w:after="0"/>
-        <w:ind w:left="288"/>
-      </w:pPr>
-      <w:r>
-        <w:rPr>
-          <w:rFonts w:ascii="Consolas" w:hAnsi="Consolas" w:eastAsia="Consolas"/>
-          <w:color w:val="1E1E1E"/>
-          <w:sz w:val="18"/>
-        </w:rPr>
-        <w:t xml:space="preserve">    .ToListAsync();</w:t>
-      </w:r>
-    </w:p>
-    <w:p>
-      <w:pPr>
-        <w:spacing w:after="0"/>
-        <w:ind w:left="288"/>
-      </w:pPr>
-      <w:r>
-        <w:rPr>
-          <w:rFonts w:ascii="Consolas" w:hAnsi="Consolas" w:eastAsia="Consolas"/>
-          <w:color w:val="1E1E1E"/>
-          <w:sz w:val="18"/>
-        </w:rPr>
-        <w:t xml:space="preserve"> </w:t>
-      </w:r>
-    </w:p>
-    <w:p>
-      <w:pPr>
-        <w:spacing w:after="0"/>
-        <w:ind w:left="288"/>
-      </w:pPr>
-      <w:r>
-        <w:rPr>
-          <w:rFonts w:ascii="Consolas" w:hAnsi="Consolas" w:eastAsia="Consolas"/>
-          <w:color w:val="1E1E1E"/>
-          <w:sz w:val="18"/>
-        </w:rPr>
-        <w:t>// Detalle plano + Top 5 productos por ingreso</w:t>
-      </w:r>
-    </w:p>
-    <w:p>
-      <w:pPr>
-        <w:spacing w:after="0"/>
-        <w:ind w:left="288"/>
-      </w:pPr>
-      <w:r>
-        <w:rPr>
-          <w:rFonts w:ascii="Consolas" w:hAnsi="Consolas" w:eastAsia="Consolas"/>
-          <w:color w:val="1E1E1E"/>
-          <w:sz w:val="18"/>
-        </w:rPr>
-        <w:t>var detailRows = await ctx.OrderDetails.AsNoTracking()</w:t>
-      </w:r>
-    </w:p>
-    <w:p>
-      <w:pPr>
-        <w:spacing w:after="0"/>
-        <w:ind w:left="288"/>
-      </w:pPr>
-      <w:r>
-        <w:rPr>
-          <w:rFonts w:ascii="Consolas" w:hAnsi="Consolas" w:eastAsia="Consolas"/>
-          <w:color w:val="1E1E1E"/>
-          <w:sz w:val="18"/>
-        </w:rPr>
-        <w:t xml:space="preserve">    .Where(d =&gt; d.Order.Status == 1)</w:t>
-      </w:r>
-    </w:p>
-    <w:p>
-      <w:pPr>
-        <w:spacing w:after="0"/>
-        <w:ind w:left="288"/>
-      </w:pPr>
-      <w:r>
-        <w:rPr>
-          <w:rFonts w:ascii="Consolas" w:hAnsi="Consolas" w:eastAsia="Consolas"/>
-          <w:color w:val="1E1E1E"/>
-          <w:sz w:val="18"/>
-        </w:rPr>
-        <w:t xml:space="preserve">    .Select(d =&gt; new { d.Product.Name, d.Quantity, d.Subtotal })</w:t>
-      </w:r>
-    </w:p>
-    <w:p>
-      <w:pPr>
-        <w:spacing w:after="0"/>
-        <w:ind w:left="288"/>
-      </w:pPr>
-      <w:r>
-        <w:rPr>
-          <w:rFonts w:ascii="Consolas" w:hAnsi="Consolas" w:eastAsia="Consolas"/>
-          <w:color w:val="1E1E1E"/>
-          <w:sz w:val="18"/>
-        </w:rPr>
-        <w:t xml:space="preserve">    .ToListAsync();</w:t>
-      </w:r>
-    </w:p>
-    <w:p>
-      <w:pPr>
-        <w:spacing w:after="0"/>
-        <w:ind w:left="288"/>
-      </w:pPr>
-      <w:r>
-        <w:rPr>
-          <w:rFonts w:ascii="Consolas" w:hAnsi="Consolas" w:eastAsia="Consolas"/>
-          <w:color w:val="1E1E1E"/>
-          <w:sz w:val="18"/>
-        </w:rPr>
-        <w:t>var topProducts = detailRows</w:t>
-      </w:r>
-    </w:p>
-    <w:p>
-      <w:pPr>
-        <w:spacing w:after="0"/>
-        <w:ind w:left="288"/>
-      </w:pPr>
-      <w:r>
-        <w:rPr>
-          <w:rFonts w:ascii="Consolas" w:hAnsi="Consolas" w:eastAsia="Consolas"/>
-          <w:color w:val="1E1E1E"/>
-          <w:sz w:val="18"/>
-        </w:rPr>
-        <w:t xml:space="preserve">    .GroupBy(d =&gt; d.Name)</w:t>
-      </w:r>
-    </w:p>
-    <w:p>
-      <w:pPr>
-        <w:spacing w:after="0"/>
-        <w:ind w:left="288"/>
-      </w:pPr>
-      <w:r>
-        <w:rPr>
-          <w:rFonts w:ascii="Consolas" w:hAnsi="Consolas" w:eastAsia="Consolas"/>
-          <w:color w:val="1E1E1E"/>
-          <w:sz w:val="18"/>
-        </w:rPr>
-        <w:t xml:space="preserve">    .Select(g =&gt; new TopProductDto(g.Key, g.Sum(d =&gt; d.Quantity), g.Sum(d =&gt; d.Subtotal)))</w:t>
-      </w:r>
-    </w:p>
-    <w:p>
-      <w:pPr>
-        <w:spacing w:after="0"/>
-        <w:ind w:left="288"/>
-      </w:pPr>
-      <w:r>
-        <w:rPr>
-          <w:rFonts w:ascii="Consolas" w:hAnsi="Consolas" w:eastAsia="Consolas"/>
-          <w:color w:val="1E1E1E"/>
-          <w:sz w:val="18"/>
-        </w:rPr>
-        <w:t xml:space="preserve">    .OrderByDescending(t =&gt; t.Revenue).Take(5).ToList();</w:t>
-      </w:r>
-    </w:p>
-    <w:p>
-      <w:pPr>
-        <w:spacing w:after="160"/>
-      </w:pPr>
-    </w:p>
-    <w:p>
-      <w:pPr>
-        <w:spacing w:after="200"/>
+        <w:spacing w:after="240"/>
       </w:pPr>
       <w:r>
         <w:rPr>
           <w:rFonts w:ascii="Arial" w:hAnsi="Arial" w:eastAsia="Arial"/>
-          <w:b w:val="0"/>
-          <w:i/>
-          <w:color w:val="666666"/>
+          <w:b/>
+          <w:i w:val="0"/>
+          <w:color w:val="E76F51"/>
           <w:sz w:val="20"/>
         </w:rPr>
-        <w:t>Equivalente en SQL de la agregación principal (Top productos)</w:t>
+        <w:t>[CAPTURA B-5: código de GetSalesReportAsync (LINQ) en OrderRepository.cs — la consulta que alimenta el reporte]</w:t>
       </w:r>
-    </w:p>
-    <w:p>
-      <w:pPr>
-        <w:spacing w:after="0"/>
-        <w:ind w:left="288"/>
-      </w:pPr>
-      <w:r>
-        <w:rPr>
-          <w:rFonts w:ascii="Consolas" w:hAnsi="Consolas" w:eastAsia="Consolas"/>
-          <w:color w:val="1E1E1E"/>
-          <w:sz w:val="18"/>
-        </w:rPr>
-        <w:t>SELECT p.name AS producto,</w:t>
-      </w:r>
-    </w:p>
-    <w:p>
-      <w:pPr>
-        <w:spacing w:after="0"/>
-        <w:ind w:left="288"/>
-      </w:pPr>
-      <w:r>
-        <w:rPr>
-          <w:rFonts w:ascii="Consolas" w:hAnsi="Consolas" w:eastAsia="Consolas"/>
-          <w:color w:val="1E1E1E"/>
-          <w:sz w:val="18"/>
-        </w:rPr>
-        <w:t xml:space="preserve">       SUM(d.quantity) AS cantidad,</w:t>
-      </w:r>
-    </w:p>
-    <w:p>
-      <w:pPr>
-        <w:spacing w:after="0"/>
-        <w:ind w:left="288"/>
-      </w:pPr>
-      <w:r>
-        <w:rPr>
-          <w:rFonts w:ascii="Consolas" w:hAnsi="Consolas" w:eastAsia="Consolas"/>
-          <w:color w:val="1E1E1E"/>
-          <w:sz w:val="18"/>
-        </w:rPr>
-        <w:t xml:space="preserve">       SUM(d.subtotal) AS ingreso</w:t>
-      </w:r>
-    </w:p>
-    <w:p>
-      <w:pPr>
-        <w:spacing w:after="0"/>
-        <w:ind w:left="288"/>
-      </w:pPr>
-      <w:r>
-        <w:rPr>
-          <w:rFonts w:ascii="Consolas" w:hAnsi="Consolas" w:eastAsia="Consolas"/>
-          <w:color w:val="1E1E1E"/>
-          <w:sz w:val="18"/>
-        </w:rPr>
-        <w:t>FROM   order_detail d</w:t>
-      </w:r>
-    </w:p>
-    <w:p>
-      <w:pPr>
-        <w:spacing w:after="0"/>
-        <w:ind w:left="288"/>
-      </w:pPr>
-      <w:r>
-        <w:rPr>
-          <w:rFonts w:ascii="Consolas" w:hAnsi="Consolas" w:eastAsia="Consolas"/>
-          <w:color w:val="1E1E1E"/>
-          <w:sz w:val="18"/>
-        </w:rPr>
-        <w:t>JOIN   "order" o ON o.order_id = d.order_id</w:t>
-      </w:r>
-    </w:p>
-    <w:p>
-      <w:pPr>
-        <w:spacing w:after="0"/>
-        <w:ind w:left="288"/>
-      </w:pPr>
-      <w:r>
-        <w:rPr>
-          <w:rFonts w:ascii="Consolas" w:hAnsi="Consolas" w:eastAsia="Consolas"/>
-          <w:color w:val="1E1E1E"/>
-          <w:sz w:val="18"/>
-        </w:rPr>
-        <w:t>JOIN   product p ON p.product_id = d.product_id</w:t>
-      </w:r>
-    </w:p>
-    <w:p>
-      <w:pPr>
-        <w:spacing w:after="0"/>
-        <w:ind w:left="288"/>
-      </w:pPr>
-      <w:r>
-        <w:rPr>
-          <w:rFonts w:ascii="Consolas" w:hAnsi="Consolas" w:eastAsia="Consolas"/>
-          <w:color w:val="1E1E1E"/>
-          <w:sz w:val="18"/>
-        </w:rPr>
-        <w:t>WHERE  o.status = 1</w:t>
-      </w:r>
-    </w:p>
-    <w:p>
-      <w:pPr>
-        <w:spacing w:after="0"/>
-        <w:ind w:left="288"/>
-      </w:pPr>
-      <w:r>
-        <w:rPr>
-          <w:rFonts w:ascii="Consolas" w:hAnsi="Consolas" w:eastAsia="Consolas"/>
-          <w:color w:val="1E1E1E"/>
-          <w:sz w:val="18"/>
-        </w:rPr>
-        <w:t>GROUP  BY p.name</w:t>
-      </w:r>
-    </w:p>
-    <w:p>
-      <w:pPr>
-        <w:spacing w:after="0"/>
-        <w:ind w:left="288"/>
-      </w:pPr>
-      <w:r>
-        <w:rPr>
-          <w:rFonts w:ascii="Consolas" w:hAnsi="Consolas" w:eastAsia="Consolas"/>
-          <w:color w:val="1E1E1E"/>
-          <w:sz w:val="18"/>
-        </w:rPr>
-        <w:t>ORDER  BY ingreso DESC</w:t>
-      </w:r>
-    </w:p>
-    <w:p>
-      <w:pPr>
-        <w:spacing w:after="0"/>
-        <w:ind w:left="288"/>
-      </w:pPr>
-      <w:r>
-        <w:rPr>
-          <w:rFonts w:ascii="Consolas" w:hAnsi="Consolas" w:eastAsia="Consolas"/>
-          <w:color w:val="1E1E1E"/>
-          <w:sz w:val="18"/>
-        </w:rPr>
-        <w:t>LIMIT  5;</w:t>
-      </w:r>
-    </w:p>
-    <w:p>
-      <w:pPr>
-        <w:spacing w:after="160"/>
-      </w:pPr>
     </w:p>
     <w:p>
       <w:pPr>
@@ -8662,7 +3009,7 @@
           <w:color w:val="E76F51"/>
           <w:sz w:val="20"/>
         </w:rPr>
-        <w:t>[CAPTURA C-1: menú 'Reporte' visible como Admin; acceso denegado (redirección a Login) como Cliente]</w:t>
+        <w:t>[CAPTURA C-1: menú 'Reporte' visible con la cuenta Admin, y acceso denegado / redirección a Login con la cuenta Cliente]</w:t>
       </w:r>
     </w:p>
     <w:p>

--- a/zoapex-vault/ei/send/Zoapex-ExamenFinal.docx
+++ b/zoapex-vault/ei/send/Zoapex-ExamenFinal.docx
@@ -2920,8 +2920,7 @@
     </w:p>
     <w:p>
       <w:pPr>
-        <w:spacing w:after="80"/>
-        <w:ind w:left="360"/>
+        <w:spacing w:after="120"/>
       </w:pPr>
       <w:r>
         <w:rPr>
@@ -2931,7 +2930,7 @@
           <w:color w:val="222222"/>
           <w:sz w:val="22"/>
         </w:rPr>
-        <w:t>• Roles Admin / Cliente: columna 'role' en customer; el rol se guarda en la sesión al iniciar sesión.</w:t>
+        <w:t>La seguridad se implementó con el enfoque actual de ASP.NET Core Razor Pages: autenticación por cookie, autorización por políticas y roles, y convenciones de acceso por página (sin el antiguo proveedor Membership ni reglas por Web.config). Los cuatro puntos de la Parte C están cubiertos:</w:t>
       </w:r>
     </w:p>
     <w:p>
@@ -2947,7 +2946,7 @@
           <w:color w:val="222222"/>
           <w:sz w:val="22"/>
         </w:rPr>
-        <w:t>• Reglas de acceso: la página y el handler de exportación solo los ve el Administrador (guardia CustomerSession.IsAdmin); el enlace 'Reporte' del menú solo aparece para Admin.</w:t>
+        <w:t>• Roles por claims: el usuario se autentica con SignInAsync y su identidad se firma en una cookie cifrada; el nombre y el rol (Admin / Cliente, tomado de la columna 'role' de customer) viajan como claims. La lógica está en Data/CustomerIdentity.cs.</w:t>
       </w:r>
     </w:p>
     <w:p>
@@ -2963,7 +2962,7 @@
           <w:color w:val="222222"/>
           <w:sz w:val="22"/>
         </w:rPr>
-        <w:t>• Formulario de Login (/Account/Login) con validación de credenciales y hash de contraseña (PasswordHelper).</w:t>
+        <w:t>• Reglas de acceso a las páginas del sitio: se centralizan en Program.cs con convenciones y políticas — AuthorizePage("/SalesReport", "EsAdmin") con política RequireRole("Admin"), y AuthorizePage("/Orders") que exige autenticación. En el menú (_Layout) el enlace 'Reporte' solo aparece con User.IsInRole("Admin").</w:t>
       </w:r>
     </w:p>
     <w:p>
@@ -2979,7 +2978,23 @@
           <w:color w:val="222222"/>
           <w:sz w:val="22"/>
         </w:rPr>
-        <w:t>• Caducidad de sesión (timeout): IdleTimeout de 30 minutos configurado en Program.cs.</w:t>
+        <w:t>• Formulario de Login (/Account/Login): valida las credenciales contra el hash de contraseña (PasswordHelper con PasswordHasher) y, si son correctas, firma la cookie con los claims; el Logout borra la cookie con SignOutAsync.</w:t>
+      </w:r>
+    </w:p>
+    <w:p>
+      <w:pPr>
+        <w:spacing w:after="80"/>
+        <w:ind w:left="360"/>
+      </w:pPr>
+      <w:r>
+        <w:rPr>
+          <w:rFonts w:ascii="Arial" w:hAnsi="Arial" w:eastAsia="Arial"/>
+          <w:b w:val="0"/>
+          <w:i w:val="0"/>
+          <w:color w:val="222222"/>
+          <w:sz w:val="22"/>
+        </w:rPr>
+        <w:t>• Caducidad de la sesión: parte servidor — la cookie expira con ExpireTimeSpan (30 min) y SlidingExpiration (se renueva con la actividad); parte cliente — un JavaScript en el _Layout detecta la inactividad, avisa y luego redirige a /Account/Logout para cerrar la sesión. Los minutos de aviso y de cierre se configuran en appsettings.json (sección Security).</w:t>
       </w:r>
     </w:p>
     <w:p>
@@ -3009,7 +3024,37 @@
           <w:color w:val="E76F51"/>
           <w:sz w:val="20"/>
         </w:rPr>
-        <w:t>[CAPTURA C-1: menú 'Reporte' visible con la cuenta Admin, y acceso denegado / redirección a Login con la cuenta Cliente]</w:t>
+        <w:t>[CAPTURA C-1: configuración de autenticación por cookie y las convenciones AuthorizePage/política EsAdmin en Program.cs]</w:t>
+      </w:r>
+    </w:p>
+    <w:p>
+      <w:pPr>
+        <w:spacing w:after="240"/>
+      </w:pPr>
+      <w:r>
+        <w:rPr>
+          <w:rFonts w:ascii="Arial" w:hAnsi="Arial" w:eastAsia="Arial"/>
+          <w:b/>
+          <w:i w:val="0"/>
+          <w:color w:val="E76F51"/>
+          <w:sz w:val="20"/>
+        </w:rPr>
+        <w:t>[CAPTURA C-2: método OnPostAsync de Login.cshtml.cs — SignInAsync con los claims (nombre, rol e Id)]</w:t>
+      </w:r>
+    </w:p>
+    <w:p>
+      <w:pPr>
+        <w:spacing w:after="240"/>
+      </w:pPr>
+      <w:r>
+        <w:rPr>
+          <w:rFonts w:ascii="Arial" w:hAnsi="Arial" w:eastAsia="Arial"/>
+          <w:b/>
+          <w:i w:val="0"/>
+          <w:color w:val="E76F51"/>
+          <w:sz w:val="20"/>
+        </w:rPr>
+        <w:t>[CAPTURA C-3: menú 'Reporte' visible con la cuenta Admin, y acceso denegado / redirección a Login con la cuenta Cliente]</w:t>
       </w:r>
     </w:p>
     <w:p>
@@ -3056,7 +3101,23 @@
           <w:color w:val="222222"/>
           <w:sz w:val="22"/>
         </w:rPr>
-        <w:t>• Login como admin@zoapex.com → /SalesReport responde HTTP 200 con KPIs, gráfico y tablas.</w:t>
+        <w:t>• Login como admin@zoapex.com → se emite la cookie de autenticación y /SalesReport responde HTTP 200 con KPIs, gráfico y tablas.</w:t>
+      </w:r>
+    </w:p>
+    <w:p>
+      <w:pPr>
+        <w:spacing w:after="80"/>
+        <w:ind w:left="360"/>
+      </w:pPr>
+      <w:r>
+        <w:rPr>
+          <w:rFonts w:ascii="Arial" w:hAnsi="Arial" w:eastAsia="Arial"/>
+          <w:b w:val="0"/>
+          <w:i w:val="0"/>
+          <w:color w:val="222222"/>
+          <w:sz w:val="22"/>
+        </w:rPr>
+        <w:t>• Login como cliente@zoapex.com → /SalesReport responde HTTP 302 (acceso denegado por rol), mientras que /Orders sí responde 200.</w:t>
       </w:r>
     </w:p>
     <w:p>
@@ -3088,7 +3149,23 @@
           <w:color w:val="222222"/>
           <w:sz w:val="22"/>
         </w:rPr>
-        <w:t>• Acceso sin sesión a /SalesReport y al handler Export → HTTP 302 hacia el Login (regla de acceso por rol funcionando).</w:t>
+        <w:t>• Acceso sin sesión a /SalesReport y /Orders → HTTP 302 hacia el Login (reglas de acceso por convención funcionando).</w:t>
+      </w:r>
+    </w:p>
+    <w:p>
+      <w:pPr>
+        <w:spacing w:after="80"/>
+        <w:ind w:left="360"/>
+      </w:pPr>
+      <w:r>
+        <w:rPr>
+          <w:rFonts w:ascii="Arial" w:hAnsi="Arial" w:eastAsia="Arial"/>
+          <w:b w:val="0"/>
+          <w:i w:val="0"/>
+          <w:color w:val="222222"/>
+          <w:sz w:val="22"/>
+        </w:rPr>
+        <w:t>• Credenciales incorrectas → la página de Login se recarga con el mensaje de error y no se emite ninguna cookie.</w:t>
       </w:r>
     </w:p>
     <w:p>
